--- a/納品レポート/ホテル別レポート/daiichi_ikebukuro_口コミ分析改善レポート.docx
+++ b/納品レポート/ホテル別レポート/daiichi_ikebukuro_口コミ分析改善レポート.docx
@@ -96,7 +96,7 @@
           <w:sz w:val="22"/>
           <w:szCs w:val="22"/>
         </w:rPr>
-        <w:t xml:space="preserve">レビュー総数：97件（6サイト）</w:t>
+        <w:t xml:space="preserve">レビュー総数：101件（6サイト）</w:t>
       </w:r>
     </w:p>
     <w:p>
@@ -131,7 +131,7 @@
           <w:sz w:val="20"/>
           <w:szCs w:val="20"/>
         </w:rPr>
-        <w:t xml:space="preserve">作成日：2026年3月17日</w:t>
+        <w:t xml:space="preserve">作成日：2026年3月18日</w:t>
       </w:r>
     </w:p>
     <w:p>
@@ -189,7 +189,7 @@
           <w:sz w:val="21"/>
           <w:szCs w:val="21"/>
         </w:rPr>
-        <w:t xml:space="preserve">2026年2月〜3月に各OTAサイト・口コミサイトに投稿された97件のレビューを包括的に分析しました。以下が主要な発見事項です。</w:t>
+        <w:t xml:space="preserve">2026年2月〜3月に各OTAサイト・口コミサイトに投稿された101件のレビューを包括的に分析しました。以下が主要な発見事項です。</w:t>
       </w:r>
     </w:p>
     <w:p>
@@ -261,7 +261,7 @@
                 <w:sz w:val="36"/>
                 <w:szCs w:val="36"/>
               </w:rPr>
-              <w:t xml:space="preserve">9.03</w:t>
+              <w:t xml:space="preserve">9.06</w:t>
             </w:r>
           </w:p>
         </w:tc>
@@ -310,7 +310,7 @@
                 <w:sz w:val="36"/>
                 <w:szCs w:val="36"/>
               </w:rPr>
-              <w:t xml:space="preserve">89.7%</w:t>
+              <w:t xml:space="preserve">90.1%</w:t>
             </w:r>
           </w:p>
         </w:tc>
@@ -359,7 +359,7 @@
                 <w:sz w:val="36"/>
                 <w:szCs w:val="36"/>
               </w:rPr>
-              <w:t xml:space="preserve">2.1%</w:t>
+              <w:t xml:space="preserve">2.0%</w:t>
             </w:r>
           </w:p>
         </w:tc>
@@ -408,7 +408,7 @@
                 <w:sz w:val="36"/>
                 <w:szCs w:val="36"/>
               </w:rPr>
-              <w:t xml:space="preserve">97件</w:t>
+              <w:t xml:space="preserve">101件</w:t>
             </w:r>
           </w:p>
         </w:tc>
@@ -448,7 +448,7 @@
           <w:sz w:val="21"/>
           <w:szCs w:val="21"/>
         </w:rPr>
-        <w:t xml:space="preserve">全体平均スコア9.03点（10点換算）は非常に高い水準であり、89.7%が高評価（8-10点）に分類されます。低評価（1-4点）は2件（2.1%）で、ゲスト満足度は良好です。Trip.com（9.46点）で特に高い評価を獲得しています。</w:t>
+        <w:t xml:space="preserve">全体平均スコア9.06点（10点換算）は非常に高い水準であり、90.1%が高評価（8-10点）に分類されます。低評価（1-4点）は2件（2.0%）で、ゲスト満足度は良好です。Trip.com（9.48点）で特に高い評価を獲得しています。</w:t>
       </w:r>
     </w:p>
     <w:p>
@@ -987,7 +987,7 @@
                 <w:sz w:val="20"/>
                 <w:szCs w:val="20"/>
               </w:rPr>
-              <w:t xml:space="preserve">48</w:t>
+              <w:t xml:space="preserve">50</w:t>
             </w:r>
           </w:p>
         </w:tc>
@@ -1021,7 +1021,7 @@
                 <w:sz w:val="20"/>
                 <w:szCs w:val="20"/>
               </w:rPr>
-              <w:t xml:space="preserve">9.46</w:t>
+              <w:t xml:space="preserve">9.48</w:t>
             </w:r>
           </w:p>
         </w:tc>
@@ -1089,7 +1089,7 @@
                 <w:sz w:val="20"/>
                 <w:szCs w:val="20"/>
               </w:rPr>
-              <w:t xml:space="preserve">9.46</w:t>
+              <w:t xml:space="preserve">9.48</w:t>
             </w:r>
           </w:p>
         </w:tc>
@@ -1229,7 +1229,7 @@
                 <w:sz w:val="20"/>
                 <w:szCs w:val="20"/>
               </w:rPr>
-              <w:t xml:space="preserve">25</w:t>
+              <w:t xml:space="preserve">26</w:t>
             </w:r>
           </w:p>
         </w:tc>
@@ -1264,7 +1264,7 @@
                 <w:sz w:val="20"/>
                 <w:szCs w:val="20"/>
               </w:rPr>
-              <w:t xml:space="preserve">4.6</w:t>
+              <w:t xml:space="preserve">4.62</w:t>
             </w:r>
           </w:p>
         </w:tc>
@@ -1334,7 +1334,7 @@
                 <w:sz w:val="20"/>
                 <w:szCs w:val="20"/>
               </w:rPr>
-              <w:t xml:space="preserve">9.2</w:t>
+              <w:t xml:space="preserve">9.23</w:t>
             </w:r>
           </w:p>
         </w:tc>
@@ -1474,7 +1474,7 @@
                 <w:sz w:val="20"/>
                 <w:szCs w:val="20"/>
               </w:rPr>
-              <w:t xml:space="preserve">16</w:t>
+              <w:t xml:space="preserve">17</w:t>
             </w:r>
           </w:p>
         </w:tc>
@@ -1508,7 +1508,7 @@
                 <w:sz w:val="20"/>
                 <w:szCs w:val="20"/>
               </w:rPr>
-              <w:t xml:space="preserve">8.62</w:t>
+              <w:t xml:space="preserve">8.65</w:t>
             </w:r>
           </w:p>
         </w:tc>
@@ -1576,7 +1576,7 @@
                 <w:sz w:val="20"/>
                 <w:szCs w:val="20"/>
               </w:rPr>
-              <w:t xml:space="preserve">8.62</w:t>
+              <w:t xml:space="preserve">8.65</w:t>
             </w:r>
           </w:p>
         </w:tc>
@@ -2418,7 +2418,7 @@
           <w:sz w:val="21"/>
           <w:szCs w:val="21"/>
         </w:rPr>
-        <w:t xml:space="preserve">評価分布は10点（56.7%）に最も多く、8点以上の高評価が89.7%を占め、高い顧客満足度を示しています。低評価（1-4点）は計2件（2.1%）です。</w:t>
+        <w:t xml:space="preserve">評価分布は10点（57.4%）に最も多く、8点以上の高評価が90.1%を占め、高い顧客満足度を示しています。低評価（1-4点）は計2件（2.0%）です。</w:t>
       </w:r>
     </w:p>
     <w:p>
@@ -2653,7 +2653,7 @@
                 <w:sz w:val="20"/>
                 <w:szCs w:val="20"/>
               </w:rPr>
-              <w:t xml:space="preserve">55</w:t>
+              <w:t xml:space="preserve">58</w:t>
             </w:r>
           </w:p>
         </w:tc>
@@ -2688,7 +2688,7 @@
                 <w:sz w:val="20"/>
                 <w:szCs w:val="20"/>
               </w:rPr>
-              <w:t xml:space="preserve">56.7%</w:t>
+              <w:t xml:space="preserve">57.4%</w:t>
             </w:r>
           </w:p>
         </w:tc>
@@ -2726,7 +2726,7 @@
                 <w:sz w:val="18"/>
                 <w:szCs w:val="18"/>
               </w:rPr>
-              <w:t xml:space="preserve"> 55件</w:t>
+              <w:t xml:space="preserve"> 58件</w:t>
             </w:r>
           </w:p>
         </w:tc>
@@ -2798,7 +2798,7 @@
                 <w:sz w:val="20"/>
                 <w:szCs w:val="20"/>
               </w:rPr>
-              <w:t xml:space="preserve">16</w:t>
+              <w:t xml:space="preserve">17</w:t>
             </w:r>
           </w:p>
         </w:tc>
@@ -2833,7 +2833,7 @@
                 <w:sz w:val="20"/>
                 <w:szCs w:val="20"/>
               </w:rPr>
-              <w:t xml:space="preserve">16.5%</w:t>
+              <w:t xml:space="preserve">16.8%</w:t>
             </w:r>
           </w:p>
         </w:tc>
@@ -2870,7 +2870,7 @@
                 <w:sz w:val="18"/>
                 <w:szCs w:val="18"/>
               </w:rPr>
-              <w:t xml:space="preserve"> 16件</w:t>
+              <w:t xml:space="preserve"> 17件</w:t>
             </w:r>
           </w:p>
         </w:tc>
@@ -2977,7 +2977,7 @@
                 <w:sz w:val="20"/>
                 <w:szCs w:val="20"/>
               </w:rPr>
-              <w:t xml:space="preserve">16.5%</w:t>
+              <w:t xml:space="preserve">15.8%</w:t>
             </w:r>
           </w:p>
         </w:tc>
@@ -3122,7 +3122,7 @@
                 <w:sz w:val="20"/>
                 <w:szCs w:val="20"/>
               </w:rPr>
-              <w:t xml:space="preserve">3.1%</w:t>
+              <w:t xml:space="preserve">3.0%</w:t>
             </w:r>
           </w:p>
         </w:tc>
@@ -3266,7 +3266,7 @@
                 <w:sz w:val="20"/>
                 <w:szCs w:val="20"/>
               </w:rPr>
-              <w:t xml:space="preserve">2.1%</w:t>
+              <w:t xml:space="preserve">2.0%</w:t>
             </w:r>
           </w:p>
         </w:tc>
@@ -3411,7 +3411,7 @@
                 <w:sz w:val="20"/>
                 <w:szCs w:val="20"/>
               </w:rPr>
-              <w:t xml:space="preserve">3.1%</w:t>
+              <w:t xml:space="preserve">3.0%</w:t>
             </w:r>
           </w:p>
         </w:tc>
@@ -3814,7 +3814,7 @@
                 <w:sz w:val="24"/>
                 <w:szCs w:val="24"/>
               </w:rPr>
-              <w:t xml:space="preserve">87件（89.7%）</w:t>
+              <w:t xml:space="preserve">91件（90.1%）</w:t>
             </w:r>
           </w:p>
         </w:tc>
@@ -3865,7 +3865,7 @@
                 <w:sz w:val="24"/>
                 <w:szCs w:val="24"/>
               </w:rPr>
-              <w:t xml:space="preserve">8件（8.2%）</w:t>
+              <w:t xml:space="preserve">8件（7.9%）</w:t>
             </w:r>
           </w:p>
         </w:tc>
@@ -3916,7 +3916,7 @@
                 <w:sz w:val="24"/>
                 <w:szCs w:val="24"/>
               </w:rPr>
-              <w:t xml:space="preserve">2件（2.1%）</w:t>
+              <w:t xml:space="preserve">2件（2.0%）</w:t>
             </w:r>
           </w:p>
         </w:tc>
@@ -4190,7 +4190,7 @@
                 <w:sz w:val="20"/>
                 <w:szCs w:val="20"/>
               </w:rPr>
-              <w:t xml:space="preserve">「地點好 服務好 有吸煙室 便利商店就在樓下 立地も良く、サービスも良く、喫煙室もあり、階下にはコンビニもあります」「樓上有便利店及食店 立地はJR駅近くでとても便利です」</w:t>
+              <w:t xml:space="preserve">「ที่พักเดินทางสะดวกใกล้สถานีรถไฟ jr และ subway  แถวโรงแรมม...」「居心地が良く清潔で、池袋という便利な場所にあり、地下鉄で東京ハリー・ポッターエリアへも簡単にアクセスできました」</w:t>
             </w:r>
           </w:p>
         </w:tc>
@@ -4294,7 +4294,7 @@
                 <w:sz w:val="20"/>
                 <w:szCs w:val="20"/>
               </w:rPr>
-              <w:t xml:space="preserve">「地點好 服務好 有吸煙室 便利商店就在樓下 立地も良く、サービスも良く、喫煙室もあり、階下にはコンビニもあります」「上の階にはコンビニやレストランがあります」</w:t>
+              <w:t xml:space="preserve">「ホテルの周辺には多くのレストランがあり、ファミリーマートやセブンイレブンもすぐ近くにあります」「階下には一蘭のラーメン店とコンビニもありました」</w:t>
             </w:r>
           </w:p>
         </w:tc>
@@ -4401,7 +4401,7 @@
                 <w:sz w:val="20"/>
                 <w:szCs w:val="20"/>
               </w:rPr>
-              <w:t xml:space="preserve">「地點好 服務好 有吸煙室 便利商店就在樓下 立地も良く、サービスも良く、喫煙室もあり、階下にはコンビニもあります」「同じタイプの部屋を1泊と3泊別々に予約したのですが、スタッフの方が部屋を変えることなく手配してくれました」</w:t>
+              <w:t xml:space="preserve">「地點好 服務好 有吸煙室 便利商店就在樓下 立地も良く、サービスも良く、喫煙室もあり、階下にはコンビニもあります」「1泊と3泊を別々に予約しましたが、スタッフの方が部屋を変えることなく対応してくれました」</w:t>
             </w:r>
           </w:p>
         </w:tc>
@@ -4505,7 +4505,7 @@
                 <w:sz w:val="20"/>
                 <w:szCs w:val="20"/>
               </w:rPr>
-              <w:t xml:space="preserve">「部屋は広々としていて、バスルームも広くて清潔、ベッドは柔らかくてとても快適に眠れました」「部屋は居心地が良く快適で、毎日清掃され、ミネラルウォーターも毎日2本提供されていたので、とてもありがたかったです」</w:t>
+              <w:t xml:space="preserve">「居心地が良く清潔で、池袋という便利な場所にあり、地下鉄で東京ハリー・ポッターエリアへも簡単にアクセスできました」「部屋は広々としていて、バスルームも広くて清潔、ベッドは柔らかくてとても快適に眠れました」</w:t>
             </w:r>
           </w:p>
         </w:tc>
@@ -4612,7 +4612,7 @@
                 <w:sz w:val="20"/>
                 <w:szCs w:val="20"/>
               </w:rPr>
-              <w:t xml:space="preserve">「房間三张床也宽阔 部屋は広々としており、ベッドが3台あります」「ห้องพักสะดวกสบายดีค่ะ หาของกินง่าย อยู่ใจกลางศูนย์การค้า ...」</w:t>
+              <w:t xml:space="preserve">「房間挺大的，有四張床，每張床還挺大，房間温馨且衞生，地處池袋去東京哈利波特園區可地鐵直達也很方便，樓下就是一蘭拉麪...」「房間三张床也宽阔 部屋は広々としており、ベッドが3台あります」</w:t>
             </w:r>
           </w:p>
         </w:tc>
@@ -4756,7 +4756,7 @@
           <w:sz w:val="21"/>
           <w:szCs w:val="21"/>
         </w:rPr>
-        <w:t xml:space="preserve">口コミの多数で「立地・アクセス」に関するポジティブな言及が見られ、第一イン池袋の最大の差別化要因となっています。地點好 服務好 有吸煙室 便利商店就在樓下 立地も良く、サービスも良く、喫煙室もあり、階下にはコンビニもありますといった声が多数寄せられています。</w:t>
+        <w:t xml:space="preserve">口コミの多数で「立地・アクセス」に関するポジティブな言及が見られ、第一イン池袋の最大の差別化要因となっています。ที่พักเดินทางสะดวกใกล้สถานีรถไฟ jr และ subway  แถวโรงแรมม...といった声が多数寄せられています。</w:t>
       </w:r>
     </w:p>
     <w:p>
@@ -4775,7 +4775,7 @@
           <w:sz w:val="21"/>
           <w:szCs w:val="21"/>
         </w:rPr>
-        <w:t xml:space="preserve">地點好 服務好 有吸煙室 便利商店就在樓下 立地も良く、サービスも良く、喫煙室もあり、階下にはコンビニもあります</w:t>
+        <w:t xml:space="preserve">ที่พักเดินทางสะดวกใกล้สถานีรถไฟ jr และ subway  แถวโรงแรมม...</w:t>
       </w:r>
     </w:p>
     <w:p>
@@ -4794,7 +4794,7 @@
           <w:sz w:val="21"/>
           <w:szCs w:val="21"/>
         </w:rPr>
-        <w:t xml:space="preserve">樓上有便利店及食店 立地はJR駅近くでとても便利です</w:t>
+        <w:t xml:space="preserve">居心地が良く清潔で、池袋という便利な場所にあり、地下鉄で東京ハリー・ポッターエリアへも簡単にアクセスできました</w:t>
       </w:r>
     </w:p>
     <w:p>
@@ -4813,7 +4813,7 @@
           <w:sz w:val="21"/>
           <w:szCs w:val="21"/>
         </w:rPr>
-        <w:t xml:space="preserve">立地が良く、周辺にはたくさんのお店や飲食店があります</w:t>
+        <w:t xml:space="preserve">地點好 服務好 有吸煙室 便利商店就在樓下 立地も良く、サービスも良く、喫煙室もあり、階下にはコンビニもあります</w:t>
       </w:r>
     </w:p>
     <w:p>
@@ -4850,7 +4850,7 @@
           <w:sz w:val="21"/>
           <w:szCs w:val="21"/>
         </w:rPr>
-        <w:t xml:space="preserve">コンビニ・周辺施設に関するポジティブな評価も多く寄せられています。「地點好 服務好 有吸煙室 便利商店就在樓下 立地も良く、サービスも良く、喫煙室もあり、階下にはコンビニもあります」といったコメントが見られます。</w:t>
+        <w:t xml:space="preserve">コンビニ・周辺施設に関するポジティブな評価も多く寄せられています。「ホテルの周辺には多くのレストランがあり、ファミリーマートやセブンイレブンもすぐ近くにあります」といったコメントが見られます。</w:t>
       </w:r>
     </w:p>
     <w:p>
@@ -7047,7 +7047,7 @@
                 <w:sz w:val="20"/>
                 <w:szCs w:val="20"/>
               </w:rPr>
-              <w:t xml:space="preserve">9.03点</w:t>
+              <w:t xml:space="preserve">9.06点</w:t>
             </w:r>
           </w:p>
         </w:tc>
@@ -7081,7 +7081,7 @@
                 <w:sz w:val="20"/>
                 <w:szCs w:val="20"/>
               </w:rPr>
-              <w:t xml:space="preserve">9.2点以上</w:t>
+              <w:t xml:space="preserve">9.3点以上</w:t>
             </w:r>
           </w:p>
         </w:tc>
@@ -7187,7 +7187,7 @@
                 <w:sz w:val="20"/>
                 <w:szCs w:val="20"/>
               </w:rPr>
-              <w:t xml:space="preserve">89.7%</w:t>
+              <w:t xml:space="preserve">90.1%</w:t>
             </w:r>
           </w:p>
         </w:tc>
@@ -7222,7 +7222,7 @@
                 <w:sz w:val="20"/>
                 <w:szCs w:val="20"/>
               </w:rPr>
-              <w:t xml:space="preserve">95%以上</w:t>
+              <w:t xml:space="preserve">92%以上</w:t>
             </w:r>
           </w:p>
         </w:tc>
@@ -7327,7 +7327,7 @@
                 <w:sz w:val="20"/>
                 <w:szCs w:val="20"/>
               </w:rPr>
-              <w:t xml:space="preserve">2.1%</w:t>
+              <w:t xml:space="preserve">2.0%</w:t>
             </w:r>
           </w:p>
         </w:tc>
@@ -7361,7 +7361,7 @@
                 <w:sz w:val="20"/>
                 <w:szCs w:val="20"/>
               </w:rPr>
-              <w:t xml:space="preserve">0%以下</w:t>
+              <w:t xml:space="preserve">0%維持</w:t>
             </w:r>
           </w:p>
         </w:tc>
@@ -7878,7 +7878,7 @@
           <w:sz w:val="22"/>
           <w:szCs w:val="22"/>
         </w:rPr>
-        <w:t xml:space="preserve">[1] Trip.com / 10点 / 2026-03-16</w:t>
+        <w:t xml:space="preserve">[1] Trip.com / 10点 / 2026-03-17</w:t>
       </w:r>
     </w:p>
     <w:p>
@@ -7893,7 +7893,7 @@
           <w:sz w:val="21"/>
           <w:szCs w:val="21"/>
         </w:rPr>
-        <w:t xml:space="preserve">立地も良く、サービスも良く、喫煙室もあり、階下にはコンビニもあります。</w:t>
+        <w:t xml:space="preserve">宿泊施設はJR駅と地下鉄駅に近く、便利な立地です。ホテルの周辺には多くのレストランがあり、ファミリーマートやセブンイレブンもすぐ近くにあります。</w:t>
       </w:r>
     </w:p>
     <w:p>
@@ -7914,7 +7914,7 @@
           <w:sz w:val="22"/>
           <w:szCs w:val="22"/>
         </w:rPr>
-        <w:t xml:space="preserve">[2] Booking.com / 9点 / 2026-03-15</w:t>
+        <w:t xml:space="preserve">[2] Trip.com / 10点 / 2026-03-17</w:t>
       </w:r>
     </w:p>
     <w:p>
@@ -7929,7 +7929,43 @@
           <w:sz w:val="21"/>
           <w:szCs w:val="21"/>
         </w:rPr>
-        <w:t xml:space="preserve">Situation à côté de la gare d'Ikebukuro. Simplement fantastique !</w:t>
+        <w:t xml:space="preserve">部屋は広々としていて、大きなベッドが4台ありました。居心地が良く清潔で、池袋という便利な場所にあり、地下鉄で東京ハリー・ポッターエリアへも簡単にアクセスできました。階下には一蘭のラーメン店とコンビニもありました。</w:t>
+      </w:r>
+    </w:p>
+    <w:p>
+      <w:pPr>
+        <w:spacing w:after="60"/>
+      </w:pPr>
+    </w:p>
+    <w:p>
+      <w:pPr>
+        <w:spacing w:after="120" w:before="200"/>
+      </w:pPr>
+      <w:r>
+        <w:rPr>
+          <w:rFonts w:ascii="Arial" w:cs="Arial" w:eastAsia="Arial" w:hAnsi="Arial"/>
+          <w:b/>
+          <w:bCs/>
+          <w:color w:val="1B3A5C"/>
+          <w:sz w:val="22"/>
+          <w:szCs w:val="22"/>
+        </w:rPr>
+        <w:t xml:space="preserve">[3] Booking.com / 9点 / 2026-03-17</w:t>
+      </w:r>
+    </w:p>
+    <w:p>
+      <w:pPr>
+        <w:spacing w:after="120" w:line="320"/>
+        <w:jc w:val="left"/>
+      </w:pPr>
+      <w:r>
+        <w:rPr>
+          <w:rFonts w:ascii="Arial" w:cs="Arial" w:eastAsia="Arial" w:hAnsi="Arial"/>
+          <w:color w:val="333333"/>
+          <w:sz w:val="21"/>
+          <w:szCs w:val="21"/>
+        </w:rPr>
+        <w:t xml:space="preserve">交通方便，附近百貨公司多，旁邊有PARCO百貨，方便逛街</w:t>
       </w:r>
     </w:p>
     <w:p>
@@ -7955,7 +7991,7 @@
           <w:sz w:val="21"/>
           <w:szCs w:val="21"/>
         </w:rPr>
-        <w:t xml:space="preserve">-</w:t>
+        <w:t xml:space="preserve">部屋が狭すぎて、大きなスーツケースを2つ同時に開けることができない。</w:t>
       </w:r>
     </w:p>
     <w:p>
@@ -7976,7 +8012,7 @@
           <w:sz w:val="22"/>
           <w:szCs w:val="22"/>
         </w:rPr>
-        <w:t xml:space="preserve">[3] Trip.com / 10点 / 2026-03-15</w:t>
+        <w:t xml:space="preserve">[4] Trip.com / 10点 / 2026-03-16</w:t>
       </w:r>
     </w:p>
     <w:p>
@@ -7991,7 +8027,7 @@
           <w:sz w:val="21"/>
           <w:szCs w:val="21"/>
         </w:rPr>
-        <w:t xml:space="preserve">立地はJR駅近くでとても便利です。同じタイプの部屋を1泊と3泊別々に予約したのですが、スタッフの方が部屋を変えることなく手配してくれました。部屋はかなり広々としています。上の階にはコンビニやレストランがあります。</w:t>
+        <w:t xml:space="preserve">立地も良く、サービスも良く、喫煙室もあり、階下にはコンビニもあります。</w:t>
       </w:r>
     </w:p>
     <w:p>
@@ -8012,7 +8048,7 @@
           <w:sz w:val="22"/>
           <w:szCs w:val="22"/>
         </w:rPr>
-        <w:t xml:space="preserve">[4] Trip.com / 8点 / 2026-03-15</w:t>
+        <w:t xml:space="preserve">[5] Booking.com / 9点 / 2026-03-15</w:t>
       </w:r>
     </w:p>
     <w:p>
@@ -8027,7 +8063,33 @@
           <w:sz w:val="21"/>
           <w:szCs w:val="21"/>
         </w:rPr>
-        <w:t xml:space="preserve">立地が良く、周辺にはたくさんのお店や飲食店があります。</w:t>
+        <w:t xml:space="preserve">Situation à côté de la gare d'Ikebukuro. Simplement fantastique !</w:t>
+      </w:r>
+    </w:p>
+    <w:p>
+      <w:pPr>
+        <w:spacing w:after="120" w:line="320"/>
+        <w:jc w:val="left"/>
+      </w:pPr>
+      <w:r>
+        <w:rPr>
+          <w:rFonts w:ascii="Arial" w:cs="Arial" w:eastAsia="Arial" w:hAnsi="Arial"/>
+          <w:b/>
+          <w:bCs/>
+          <w:color w:val="C0392B"/>
+          <w:sz w:val="21"/>
+          <w:szCs w:val="21"/>
+        </w:rPr>
+        <w:t xml:space="preserve">【改善点】</w:t>
+      </w:r>
+      <w:r>
+        <w:rPr>
+          <w:rFonts w:ascii="Arial" w:cs="Arial" w:eastAsia="Arial" w:hAnsi="Arial"/>
+          <w:color w:val="333333"/>
+          <w:sz w:val="21"/>
+          <w:szCs w:val="21"/>
+        </w:rPr>
+        <w:t xml:space="preserve">-</w:t>
       </w:r>
     </w:p>
     <w:p>
@@ -8048,7 +8110,7 @@
           <w:sz w:val="22"/>
           <w:szCs w:val="22"/>
         </w:rPr>
-        <w:t xml:space="preserve">[5] Trip.com / 10点 / 2026-03-14</w:t>
+        <w:t xml:space="preserve">[6] Agoda / 4点 / 2026-03-09</w:t>
       </w:r>
     </w:p>
     <w:p>
@@ -8063,7 +8125,7 @@
           <w:sz w:val="21"/>
           <w:szCs w:val="21"/>
         </w:rPr>
-        <w:t xml:space="preserve">良い、非常におすすめ、駅近く、ショッピングエリア近く</w:t>
+        <w:t xml:space="preserve">旅行で利用しました。立地は問題ないのですが、水まわりがイマイチでした。シャワーを浴びると排水が追いつかず、水がドンドン溜まり、くるぶしまで排水に浸かりながらは気分良くなかったです。トイレも小さく、洗面スペース狭く、便座と便器がサイズ違いで使いにくかったです。身体が大きい方にはおすすめできません。</w:t>
       </w:r>
     </w:p>
     <w:p>
@@ -8084,7 +8146,7 @@
           <w:sz w:val="22"/>
           <w:szCs w:val="22"/>
         </w:rPr>
-        <w:t xml:space="preserve">[6] Agoda / 4点 / 2026-03-09</w:t>
+        <w:t xml:space="preserve">[7] Agoda / 5点 / 2026-02-22</w:t>
       </w:r>
     </w:p>
     <w:p>
@@ -8099,7 +8161,7 @@
           <w:sz w:val="21"/>
           <w:szCs w:val="21"/>
         </w:rPr>
-        <w:t xml:space="preserve">旅行で利用しました。立地は問題ないのですが、水まわりがイマイチでした。シャワーを浴びると排水が追いつかず、水がドンドン溜まり、くるぶしまで排水に浸かりながらは気分良くなかったです。トイレも小さく、洗面スペース狭く、便座と便器がサイズ違いで使いにくかったです。身体が大きい方にはおすすめできません。</w:t>
+        <w:t xml:space="preserve">アメニティはロビーに取りに行かないといけない物があったり、シャワー出すとビー！とめちゃくちゃうるさい音が出ます。エアコンも冬なのになぜか冷房になってました。 駅近でファミマと繋がっている。という部分は良いです。</w:t>
       </w:r>
     </w:p>
     <w:p>
@@ -8120,7 +8182,7 @@
           <w:sz w:val="22"/>
           <w:szCs w:val="22"/>
         </w:rPr>
-        <w:t xml:space="preserve">[7] Agoda / 5点 / 2026-02-22</w:t>
+        <w:t xml:space="preserve">[8] Trip.com / 2点 / 2026-02-10</w:t>
       </w:r>
     </w:p>
     <w:p>
@@ -8135,43 +8197,7 @@
           <w:sz w:val="21"/>
           <w:szCs w:val="21"/>
         </w:rPr>
-        <w:t xml:space="preserve">アメニティはロビーに取りに行かないといけない物があったり、シャワー出すとビー！とめちゃくちゃうるさい音が出ます。エアコンも冬なのになぜか冷房になってました。 駅近でファミマと繋がっている。という部分は良いです。</w:t>
-      </w:r>
-    </w:p>
-    <w:p>
-      <w:pPr>
-        <w:spacing w:after="60"/>
-      </w:pPr>
-    </w:p>
-    <w:p>
-      <w:pPr>
-        <w:spacing w:after="120" w:before="200"/>
-      </w:pPr>
-      <w:r>
-        <w:rPr>
-          <w:rFonts w:ascii="Arial" w:cs="Arial" w:eastAsia="Arial" w:hAnsi="Arial"/>
-          <w:b/>
-          <w:bCs/>
-          <w:color w:val="1B3A5C"/>
-          <w:sz w:val="22"/>
-          <w:szCs w:val="22"/>
-        </w:rPr>
-        <w:t xml:space="preserve">[8] Trip.com / 2点 / 2026-02-10</w:t>
-      </w:r>
-    </w:p>
-    <w:p>
-      <w:pPr>
-        <w:spacing w:after="120" w:line="320"/>
-        <w:jc w:val="left"/>
-      </w:pPr>
-      <w:r>
-        <w:rPr>
-          <w:rFonts w:ascii="Arial" w:cs="Arial" w:eastAsia="Arial" w:hAnsi="Arial"/>
-          <w:color w:val="333333"/>
-          <w:sz w:val="21"/>
-          <w:szCs w:val="21"/>
-        </w:rPr>
-        <w:t xml:space="preserve">全体的に見て、良いホテルです。駅に近く、立地は非常に便利です。朝食は少し高めですが、伝統的な日本料理と少量の洋食が用意されており、味もなかなか美味しいです。近くにファミリーマートがあり、とても便利です。</w:t>
+        <w:t xml:space="preserve">全体的に見て、良いホテルです。立地は駅に近く、とても便利です。朝食は少し高めですが、伝統的な日本料理と洋食が数種類用意されており、味もかなり美味しいです。近くにファミリーマートがあり、とても便利です。</w:t>
       </w:r>
     </w:p>
     <w:p>
@@ -8360,7 +8386,7 @@
                 <w:sz w:val="21"/>
                 <w:szCs w:val="21"/>
               </w:rPr>
-              <w:t xml:space="preserve">第一イン池袋は、全体平均9.03点（10点換算）、高評価率89.7%という非常に高い顧客満足度を維持しているホテルです。特に「立地・アクセス」「コンビニ・周辺施設」が多くのゲストから高く評価されています。</w:t>
+              <w:t xml:space="preserve">第一イン池袋は、全体平均9.06点（10点換算）、高評価率90.1%という非常に高い顧客満足度を維持しているホテルです。特に「立地・アクセス」「コンビニ・周辺施設」が多くのゲストから高く評価されています。</w:t>
             </w:r>
           </w:p>
           <w:p>

--- a/納品レポート/ホテル別レポート/daiichi_ikebukuro_口コミ分析改善レポート.docx
+++ b/納品レポート/ホテル別レポート/daiichi_ikebukuro_口コミ分析改善レポート.docx
@@ -96,7 +96,7 @@
           <w:sz w:val="22"/>
           <w:szCs w:val="22"/>
         </w:rPr>
-        <w:t xml:space="preserve">レビュー総数：101件（6サイト）</w:t>
+        <w:t xml:space="preserve">レビュー総数：107件（6サイト）</w:t>
       </w:r>
     </w:p>
     <w:p>
@@ -131,7 +131,7 @@
           <w:sz w:val="20"/>
           <w:szCs w:val="20"/>
         </w:rPr>
-        <w:t xml:space="preserve">作成日：2026年3月18日</w:t>
+        <w:t xml:space="preserve">作成日：2026年3月19日</w:t>
       </w:r>
     </w:p>
     <w:p>
@@ -189,7 +189,7 @@
           <w:sz w:val="21"/>
           <w:szCs w:val="21"/>
         </w:rPr>
-        <w:t xml:space="preserve">2026年2月〜3月に各OTAサイト・口コミサイトに投稿された101件のレビューを包括的に分析しました。以下が主要な発見事項です。</w:t>
+        <w:t xml:space="preserve">2026年2月〜3月に各OTAサイト・口コミサイトに投稿された107件のレビューを包括的に分析しました。以下が主要な発見事項です。</w:t>
       </w:r>
     </w:p>
     <w:p>
@@ -261,7 +261,7 @@
                 <w:sz w:val="36"/>
                 <w:szCs w:val="36"/>
               </w:rPr>
-              <w:t xml:space="preserve">9.06</w:t>
+              <w:t xml:space="preserve">9.08</w:t>
             </w:r>
           </w:p>
         </w:tc>
@@ -310,7 +310,7 @@
                 <w:sz w:val="36"/>
                 <w:szCs w:val="36"/>
               </w:rPr>
-              <w:t xml:space="preserve">90.1%</w:t>
+              <w:t xml:space="preserve">90.7%</w:t>
             </w:r>
           </w:p>
         </w:tc>
@@ -359,7 +359,7 @@
                 <w:sz w:val="36"/>
                 <w:szCs w:val="36"/>
               </w:rPr>
-              <w:t xml:space="preserve">2.0%</w:t>
+              <w:t xml:space="preserve">1.9%</w:t>
             </w:r>
           </w:p>
         </w:tc>
@@ -408,7 +408,7 @@
                 <w:sz w:val="36"/>
                 <w:szCs w:val="36"/>
               </w:rPr>
-              <w:t xml:space="preserve">101件</w:t>
+              <w:t xml:space="preserve">107件</w:t>
             </w:r>
           </w:p>
         </w:tc>
@@ -448,7 +448,7 @@
           <w:sz w:val="21"/>
           <w:szCs w:val="21"/>
         </w:rPr>
-        <w:t xml:space="preserve">全体平均スコア9.06点（10点換算）は非常に高い水準であり、90.1%が高評価（8-10点）に分類されます。低評価（1-4点）は2件（2.0%）で、ゲスト満足度は良好です。Trip.com（9.48点）で特に高い評価を獲得しています。</w:t>
+        <w:t xml:space="preserve">全体平均スコア9.08点（10点換算）は非常に高い水準であり、90.7%が高評価（8-10点）に分類されます。低評価（1-4点）は2件（1.9%）で、ゲスト満足度は良好です。Trip.com（9.49点）で特に高い評価を獲得しています。</w:t>
       </w:r>
     </w:p>
     <w:p>
@@ -567,7 +567,7 @@
                 <w:sz w:val="20"/>
                 <w:szCs w:val="20"/>
               </w:rPr>
-              <w:t xml:space="preserve">エアコン・空調（12件）、設備の老朽化（6件）、防音性能（6件）、浴室・水回り（6件）</w:t>
+              <w:t xml:space="preserve">エアコン・空調（13件）、部屋の狭さ（7件）、浴室・水回り（7件）、設備の老朽化（6件）</w:t>
             </w:r>
           </w:p>
           <w:p>
@@ -987,7 +987,7 @@
                 <w:sz w:val="20"/>
                 <w:szCs w:val="20"/>
               </w:rPr>
-              <w:t xml:space="preserve">50</w:t>
+              <w:t xml:space="preserve">53</w:t>
             </w:r>
           </w:p>
         </w:tc>
@@ -1021,7 +1021,7 @@
                 <w:sz w:val="20"/>
                 <w:szCs w:val="20"/>
               </w:rPr>
-              <w:t xml:space="preserve">9.48</w:t>
+              <w:t xml:space="preserve">9.49</w:t>
             </w:r>
           </w:p>
         </w:tc>
@@ -1089,7 +1089,7 @@
                 <w:sz w:val="20"/>
                 <w:szCs w:val="20"/>
               </w:rPr>
-              <w:t xml:space="preserve">9.48</w:t>
+              <w:t xml:space="preserve">9.49</w:t>
             </w:r>
           </w:p>
         </w:tc>
@@ -1229,7 +1229,7 @@
                 <w:sz w:val="20"/>
                 <w:szCs w:val="20"/>
               </w:rPr>
-              <w:t xml:space="preserve">26</w:t>
+              <w:t xml:space="preserve">27</w:t>
             </w:r>
           </w:p>
         </w:tc>
@@ -1264,7 +1264,7 @@
                 <w:sz w:val="20"/>
                 <w:szCs w:val="20"/>
               </w:rPr>
-              <w:t xml:space="preserve">4.62</w:t>
+              <w:t xml:space="preserve">4.63</w:t>
             </w:r>
           </w:p>
         </w:tc>
@@ -1334,7 +1334,7 @@
                 <w:sz w:val="20"/>
                 <w:szCs w:val="20"/>
               </w:rPr>
-              <w:t xml:space="preserve">9.23</w:t>
+              <w:t xml:space="preserve">9.26</w:t>
             </w:r>
           </w:p>
         </w:tc>
@@ -1474,7 +1474,7 @@
                 <w:sz w:val="20"/>
                 <w:szCs w:val="20"/>
               </w:rPr>
-              <w:t xml:space="preserve">17</w:t>
+              <w:t xml:space="preserve">19</w:t>
             </w:r>
           </w:p>
         </w:tc>
@@ -1508,7 +1508,7 @@
                 <w:sz w:val="20"/>
                 <w:szCs w:val="20"/>
               </w:rPr>
-              <w:t xml:space="preserve">8.65</w:t>
+              <w:t xml:space="preserve">8.68</w:t>
             </w:r>
           </w:p>
         </w:tc>
@@ -1576,7 +1576,7 @@
                 <w:sz w:val="20"/>
                 <w:szCs w:val="20"/>
               </w:rPr>
-              <w:t xml:space="preserve">8.65</w:t>
+              <w:t xml:space="preserve">8.68</w:t>
             </w:r>
           </w:p>
         </w:tc>
@@ -2418,7 +2418,7 @@
           <w:sz w:val="21"/>
           <w:szCs w:val="21"/>
         </w:rPr>
-        <w:t xml:space="preserve">評価分布は10点（57.4%）に最も多く、8点以上の高評価が90.1%を占め、高い顧客満足度を示しています。低評価（1-4点）は計2件（2.0%）です。</w:t>
+        <w:t xml:space="preserve">評価分布は10点（57.9%）に最も多く、8点以上の高評価が90.7%を占め、高い顧客満足度を示しています。低評価（1-4点）は計2件（1.9%）です。</w:t>
       </w:r>
     </w:p>
     <w:p>
@@ -2653,7 +2653,7 @@
                 <w:sz w:val="20"/>
                 <w:szCs w:val="20"/>
               </w:rPr>
-              <w:t xml:space="preserve">58</w:t>
+              <w:t xml:space="preserve">62</w:t>
             </w:r>
           </w:p>
         </w:tc>
@@ -2688,7 +2688,7 @@
                 <w:sz w:val="20"/>
                 <w:szCs w:val="20"/>
               </w:rPr>
-              <w:t xml:space="preserve">57.4%</w:t>
+              <w:t xml:space="preserve">57.9%</w:t>
             </w:r>
           </w:p>
         </w:tc>
@@ -2726,7 +2726,7 @@
                 <w:sz w:val="18"/>
                 <w:szCs w:val="18"/>
               </w:rPr>
-              <w:t xml:space="preserve"> 58件</w:t>
+              <w:t xml:space="preserve"> 62件</w:t>
             </w:r>
           </w:p>
         </w:tc>
@@ -2798,7 +2798,7 @@
                 <w:sz w:val="20"/>
                 <w:szCs w:val="20"/>
               </w:rPr>
-              <w:t xml:space="preserve">17</w:t>
+              <w:t xml:space="preserve">18</w:t>
             </w:r>
           </w:p>
         </w:tc>
@@ -2870,7 +2870,7 @@
                 <w:sz w:val="18"/>
                 <w:szCs w:val="18"/>
               </w:rPr>
-              <w:t xml:space="preserve"> 17件</w:t>
+              <w:t xml:space="preserve"> 18件</w:t>
             </w:r>
           </w:p>
         </w:tc>
@@ -2942,7 +2942,7 @@
                 <w:sz w:val="20"/>
                 <w:szCs w:val="20"/>
               </w:rPr>
-              <w:t xml:space="preserve">16</w:t>
+              <w:t xml:space="preserve">17</w:t>
             </w:r>
           </w:p>
         </w:tc>
@@ -2977,7 +2977,7 @@
                 <w:sz w:val="20"/>
                 <w:szCs w:val="20"/>
               </w:rPr>
-              <w:t xml:space="preserve">15.8%</w:t>
+              <w:t xml:space="preserve">15.9%</w:t>
             </w:r>
           </w:p>
         </w:tc>
@@ -3006,7 +3006,7 @@
                 <w:sz w:val="20"/>
                 <w:szCs w:val="20"/>
               </w:rPr>
-              <w:t xml:space="preserve">██████</w:t>
+              <w:t xml:space="preserve">█████</w:t>
             </w:r>
             <w:r>
               <w:rPr>
@@ -3015,7 +3015,7 @@
                 <w:sz w:val="18"/>
                 <w:szCs w:val="18"/>
               </w:rPr>
-              <w:t xml:space="preserve"> 16件</w:t>
+              <w:t xml:space="preserve"> 17件</w:t>
             </w:r>
           </w:p>
         </w:tc>
@@ -3122,7 +3122,7 @@
                 <w:sz w:val="20"/>
                 <w:szCs w:val="20"/>
               </w:rPr>
-              <w:t xml:space="preserve">3.0%</w:t>
+              <w:t xml:space="preserve">2.8%</w:t>
             </w:r>
           </w:p>
         </w:tc>
@@ -3266,7 +3266,7 @@
                 <w:sz w:val="20"/>
                 <w:szCs w:val="20"/>
               </w:rPr>
-              <w:t xml:space="preserve">2.0%</w:t>
+              <w:t xml:space="preserve">1.9%</w:t>
             </w:r>
           </w:p>
         </w:tc>
@@ -3411,7 +3411,7 @@
                 <w:sz w:val="20"/>
                 <w:szCs w:val="20"/>
               </w:rPr>
-              <w:t xml:space="preserve">3.0%</w:t>
+              <w:t xml:space="preserve">2.8%</w:t>
             </w:r>
           </w:p>
         </w:tc>
@@ -3555,7 +3555,7 @@
                 <w:sz w:val="20"/>
                 <w:szCs w:val="20"/>
               </w:rPr>
-              <w:t xml:space="preserve">1.0%</w:t>
+              <w:t xml:space="preserve">0.9%</w:t>
             </w:r>
           </w:p>
         </w:tc>
@@ -3700,7 +3700,7 @@
                 <w:sz w:val="20"/>
                 <w:szCs w:val="20"/>
               </w:rPr>
-              <w:t xml:space="preserve">1.0%</w:t>
+              <w:t xml:space="preserve">0.9%</w:t>
             </w:r>
           </w:p>
         </w:tc>
@@ -3814,7 +3814,7 @@
                 <w:sz w:val="24"/>
                 <w:szCs w:val="24"/>
               </w:rPr>
-              <w:t xml:space="preserve">91件（90.1%）</w:t>
+              <w:t xml:space="preserve">97件（90.7%）</w:t>
             </w:r>
           </w:p>
         </w:tc>
@@ -3865,7 +3865,7 @@
                 <w:sz w:val="24"/>
                 <w:szCs w:val="24"/>
               </w:rPr>
-              <w:t xml:space="preserve">8件（7.9%）</w:t>
+              <w:t xml:space="preserve">8件（7.5%）</w:t>
             </w:r>
           </w:p>
         </w:tc>
@@ -3916,7 +3916,7 @@
                 <w:sz w:val="24"/>
                 <w:szCs w:val="24"/>
               </w:rPr>
-              <w:t xml:space="preserve">2件（2.0%）</w:t>
+              <w:t xml:space="preserve">2件（1.9%）</w:t>
             </w:r>
           </w:p>
         </w:tc>
@@ -4190,7 +4190,7 @@
                 <w:sz w:val="20"/>
                 <w:szCs w:val="20"/>
               </w:rPr>
-              <w:t xml:space="preserve">「ที่พักเดินทางสะดวกใกล้สถานีรถไฟ jr และ subway  แถวโรงแรมม...」「居心地が良く清潔で、池袋という便利な場所にあり、地下鉄で東京ハリー・ポッターエリアへも簡単にアクセスできました」</w:t>
+              <w:t xml:space="preserve">「在池袋東出口非常的方便 隔壁就是一蘭拉麵 如果第一次來行李有點多不太建議 因為離出口站沒有電梯可以搭乘房間如果一個...」「proximité du metro, konbini au pied de l'hotel, proximité...」</w:t>
             </w:r>
           </w:p>
         </w:tc>
@@ -4294,7 +4294,7 @@
                 <w:sz w:val="20"/>
                 <w:szCs w:val="20"/>
               </w:rPr>
-              <w:t xml:space="preserve">「ホテルの周辺には多くのレストランがあり、ファミリーマートやセブンイレブンもすぐ近くにあります」「階下には一蘭のラーメン店とコンビニもありました」</w:t>
+              <w:t xml:space="preserve">「ทำเลดีมาก ใกล้ทุกอย่าง ใกล้รถไฟฟ้า แอร์พอตบัส ใกล้ร้านอาห...」「ホテルの周辺には多くのレストランがあり、ファミリーマートやセブンイレブンもすぐ近くにあります」</w:t>
             </w:r>
           </w:p>
         </w:tc>
@@ -4401,7 +4401,7 @@
                 <w:sz w:val="20"/>
                 <w:szCs w:val="20"/>
               </w:rPr>
-              <w:t xml:space="preserve">「地點好 服務好 有吸煙室 便利商店就在樓下 立地も良く、サービスも良く、喫煙室もあり、階下にはコンビニもあります」「1泊と3泊を別々に予約しましたが、スタッフの方が部屋を変えることなく対応してくれました」</w:t>
+              <w:t xml:space="preserve">「ロビーのスタッフはとても丁寧で、荷物預かりサービスもあるので大変便利です」「スタッフは親切で協力的です」</w:t>
             </w:r>
           </w:p>
         </w:tc>
@@ -4505,7 +4505,7 @@
                 <w:sz w:val="20"/>
                 <w:szCs w:val="20"/>
               </w:rPr>
-              <w:t xml:space="preserve">「居心地が良く清潔で、池袋という便利な場所にあり、地下鉄で東京ハリー・ポッターエリアへも簡単にアクセスできました」「部屋は広々としていて、バスルームも広くて清潔、ベッドは柔らかくてとても快適に眠れました」</w:t>
+              <w:t xml:space="preserve">「周辺の観光スポットにとても近く、警備員の方々も非常に規律正しく、常に清掃や備品の補充を欠かしません」「居心地が良く清潔で、池袋という便利な場所にあり、地下鉄で東京ハリー・ポッターエリアへも簡単にアクセスできました」</w:t>
             </w:r>
           </w:p>
         </w:tc>
@@ -4612,7 +4612,7 @@
                 <w:sz w:val="20"/>
                 <w:szCs w:val="20"/>
               </w:rPr>
-              <w:t xml:space="preserve">「房間挺大的，有四張床，每張床還挺大，房間温馨且衞生，地處池袋去東京哈利波特園區可地鐵直達也很方便，樓下就是一蘭拉麪...」「房間三张床也宽阔 部屋は広々としており、ベッドが3台あります」</w:t>
+              <w:t xml:space="preserve">「シャワーキャップ以外のアメニティはすべて揃っています」「房間挺大的，有四張床，每張床還挺大，房間温馨且衞生，地處池袋去東京哈利波特園區可地鐵直達也很方便，樓下就是一蘭拉麪...」</w:t>
             </w:r>
           </w:p>
         </w:tc>
@@ -4756,7 +4756,7 @@
           <w:sz w:val="21"/>
           <w:szCs w:val="21"/>
         </w:rPr>
-        <w:t xml:space="preserve">口コミの多数で「立地・アクセス」に関するポジティブな言及が見られ、第一イン池袋の最大の差別化要因となっています。ที่พักเดินทางสะดวกใกล้สถานีรถไฟ jr และ subway  แถวโรงแรมม...といった声が多数寄せられています。</w:t>
+        <w:t xml:space="preserve">口コミの多数で「立地・アクセス」に関するポジティブな言及が見られ、第一イン池袋の最大の差別化要因となっています。在池袋東出口非常的方便 隔壁就是一蘭拉麵 如果第一次來行李有點多不太建議 因為離出口站沒有電梯可以搭乘房間如果一個...といった声が多数寄せられています。</w:t>
       </w:r>
     </w:p>
     <w:p>
@@ -4775,7 +4775,7 @@
           <w:sz w:val="21"/>
           <w:szCs w:val="21"/>
         </w:rPr>
-        <w:t xml:space="preserve">ที่พักเดินทางสะดวกใกล้สถานีรถไฟ jr และ subway  แถวโรงแรมม...</w:t>
+        <w:t xml:space="preserve">在池袋東出口非常的方便 隔壁就是一蘭拉麵 如果第一次來行李有點多不太建議 因為離出口站沒有電梯可以搭乘房間如果一個...</w:t>
       </w:r>
     </w:p>
     <w:p>
@@ -4794,7 +4794,7 @@
           <w:sz w:val="21"/>
           <w:szCs w:val="21"/>
         </w:rPr>
-        <w:t xml:space="preserve">居心地が良く清潔で、池袋という便利な場所にあり、地下鉄で東京ハリー・ポッターエリアへも簡単にアクセスできました</w:t>
+        <w:t xml:space="preserve">proximité du metro, konbini au pied de l'hotel, proximité...</w:t>
       </w:r>
     </w:p>
     <w:p>
@@ -4813,7 +4813,7 @@
           <w:sz w:val="21"/>
           <w:szCs w:val="21"/>
         </w:rPr>
-        <w:t xml:space="preserve">地點好 服務好 有吸煙室 便利商店就在樓下 立地も良く、サービスも良く、喫煙室もあり、階下にはコンビニもあります</w:t>
+        <w:t xml:space="preserve">โรงแรมใกล้สถานี เดนิไม่ไกลมาก อยุ่ใกล้ห้าง ホテルは伝一駅からそれほど遠...</w:t>
       </w:r>
     </w:p>
     <w:p>
@@ -4850,7 +4850,7 @@
           <w:sz w:val="21"/>
           <w:szCs w:val="21"/>
         </w:rPr>
-        <w:t xml:space="preserve">コンビニ・周辺施設に関するポジティブな評価も多く寄せられています。「ホテルの周辺には多くのレストランがあり、ファミリーマートやセブンイレブンもすぐ近くにあります」といったコメントが見られます。</w:t>
+        <w:t xml:space="preserve">コンビニ・周辺施設に関するポジティブな評価も多く寄せられています。「ทำเลดีมาก ใกล้ทุกอย่าง ใกล้รถไฟฟ้า แอร์พอตบัส ใกล้ร้านอาห...」といったコメントが見られます。</w:t>
       </w:r>
     </w:p>
     <w:p>
@@ -5155,7 +5155,7 @@
                 <w:sz w:val="20"/>
                 <w:szCs w:val="20"/>
               </w:rPr>
-              <w:t xml:space="preserve">ที่พักโอเค ทำเลดี แอร์ไม่ใช่แบบรวม เริ่ดเลยล่ะ แต่เตียงแอ...</w:t>
+              <w:t xml:space="preserve">proximité du metro, konbini au pied de l'hotel, proximité...</w:t>
             </w:r>
           </w:p>
         </w:tc>
@@ -5189,7 +5189,7 @@
                 <w:sz w:val="20"/>
                 <w:szCs w:val="20"/>
               </w:rPr>
-              <w:t xml:space="preserve">重大・12件</w:t>
+              <w:t xml:space="preserve">重大・13件</w:t>
             </w:r>
           </w:p>
         </w:tc>
@@ -5260,7 +5260,7 @@
                 <w:sz w:val="20"/>
                 <w:szCs w:val="20"/>
               </w:rPr>
-              <w:t xml:space="preserve">設備の老朽化</w:t>
+              <w:t xml:space="preserve">部屋の狭さ</w:t>
             </w:r>
           </w:p>
         </w:tc>
@@ -5294,7 +5294,7 @@
                 <w:sz w:val="20"/>
                 <w:szCs w:val="20"/>
               </w:rPr>
-              <w:t xml:space="preserve">部屋は古いですが、とても清潔です</w:t>
+              <w:t xml:space="preserve">部屋は一人なら十分な広さですが、二人だと少し狭いかもしれません</w:t>
             </w:r>
           </w:p>
         </w:tc>
@@ -5328,7 +5328,7 @@
                 <w:sz w:val="20"/>
                 <w:szCs w:val="20"/>
               </w:rPr>
-              <w:t xml:space="preserve">重大・6件</w:t>
+              <w:t xml:space="preserve">重大・7件</w:t>
             </w:r>
           </w:p>
         </w:tc>
@@ -5399,7 +5399,7 @@
                 <w:sz w:val="20"/>
                 <w:szCs w:val="20"/>
               </w:rPr>
-              <w:t xml:space="preserve">防音性能</w:t>
+              <w:t xml:space="preserve">浴室・水回り</w:t>
             </w:r>
           </w:p>
         </w:tc>
@@ -5433,7 +5433,7 @@
                 <w:sz w:val="20"/>
                 <w:szCs w:val="20"/>
               </w:rPr>
-              <w:t xml:space="preserve">夜はそんなに騒々しいとは思いませんでしたが、電車の音が小さく聞こえることは残念でした</w:t>
+              <w:t xml:space="preserve">ทำเลดีมาก ใกล้ทุกอย่าง ใกล้รถไฟฟ้า แอร์พอตบัส ใกล้ร้านอาห...</w:t>
             </w:r>
           </w:p>
         </w:tc>
@@ -5467,7 +5467,7 @@
                 <w:sz w:val="20"/>
                 <w:szCs w:val="20"/>
               </w:rPr>
-              <w:t xml:space="preserve">重大・6件</w:t>
+              <w:t xml:space="preserve">重大・7件</w:t>
             </w:r>
           </w:p>
         </w:tc>
@@ -5538,7 +5538,7 @@
                 <w:sz w:val="20"/>
                 <w:szCs w:val="20"/>
               </w:rPr>
-              <w:t xml:space="preserve">浴室・水回り</w:t>
+              <w:t xml:space="preserve">設備の老朽化</w:t>
             </w:r>
           </w:p>
         </w:tc>
@@ -5572,7 +5572,7 @@
                 <w:sz w:val="20"/>
                 <w:szCs w:val="20"/>
               </w:rPr>
-              <w:t xml:space="preserve">前台服務好 房間大 浴室大 衞生整潔 床柔軟 睡得相當舒服 景觀好 位置好 距地鐵站步行3分鐘 附近有大商場 超市...</w:t>
+              <w:t xml:space="preserve">部屋は古いですが、とても清潔です</w:t>
             </w:r>
           </w:p>
         </w:tc>
@@ -5677,7 +5677,7 @@
                 <w:sz w:val="20"/>
                 <w:szCs w:val="20"/>
               </w:rPr>
-              <w:t xml:space="preserve">部屋の狭さ</w:t>
+              <w:t xml:space="preserve">防音性能</w:t>
             </w:r>
           </w:p>
         </w:tc>
@@ -5711,7 +5711,7 @@
                 <w:sz w:val="20"/>
                 <w:szCs w:val="20"/>
               </w:rPr>
-              <w:t xml:space="preserve">部屋が少し狭いことを除けば、それ以外はすべて問題ありませんでした</w:t>
+              <w:t xml:space="preserve">夜はそんなに騒々しいとは思いませんでしたが、電車の音が小さく聞こえることは残念でした</w:t>
             </w:r>
           </w:p>
         </w:tc>
@@ -5745,7 +5745,7 @@
                 <w:sz w:val="20"/>
                 <w:szCs w:val="20"/>
               </w:rPr>
-              <w:t xml:space="preserve">重大・5件</w:t>
+              <w:t xml:space="preserve">重大・6件</w:t>
             </w:r>
           </w:p>
         </w:tc>
@@ -7047,7 +7047,7 @@
                 <w:sz w:val="20"/>
                 <w:szCs w:val="20"/>
               </w:rPr>
-              <w:t xml:space="preserve">9.06点</w:t>
+              <w:t xml:space="preserve">9.08点</w:t>
             </w:r>
           </w:p>
         </w:tc>
@@ -7187,7 +7187,7 @@
                 <w:sz w:val="20"/>
                 <w:szCs w:val="20"/>
               </w:rPr>
-              <w:t xml:space="preserve">90.1%</w:t>
+              <w:t xml:space="preserve">90.7%</w:t>
             </w:r>
           </w:p>
         </w:tc>
@@ -7222,7 +7222,7 @@
                 <w:sz w:val="20"/>
                 <w:szCs w:val="20"/>
               </w:rPr>
-              <w:t xml:space="preserve">92%以上</w:t>
+              <w:t xml:space="preserve">93%以上</w:t>
             </w:r>
           </w:p>
         </w:tc>
@@ -7327,7 +7327,7 @@
                 <w:sz w:val="20"/>
                 <w:szCs w:val="20"/>
               </w:rPr>
-              <w:t xml:space="preserve">2.0%</w:t>
+              <w:t xml:space="preserve">1.9%</w:t>
             </w:r>
           </w:p>
         </w:tc>
@@ -7747,7 +7747,7 @@
                 <w:sz w:val="20"/>
                 <w:szCs w:val="20"/>
               </w:rPr>
-              <w:t xml:space="preserve">約12件/期間</w:t>
+              <w:t xml:space="preserve">約13件/期間</w:t>
             </w:r>
           </w:p>
         </w:tc>
@@ -7878,7 +7878,7 @@
           <w:sz w:val="22"/>
           <w:szCs w:val="22"/>
         </w:rPr>
-        <w:t xml:space="preserve">[1] Trip.com / 10点 / 2026-03-17</w:t>
+        <w:t xml:space="preserve">[1] Trip.com / 9点 / 2026-03-19</w:t>
       </w:r>
     </w:p>
     <w:p>
@@ -7893,7 +7893,7 @@
           <w:sz w:val="21"/>
           <w:szCs w:val="21"/>
         </w:rPr>
-        <w:t xml:space="preserve">宿泊施設はJR駅と地下鉄駅に近く、便利な立地です。ホテルの周辺には多くのレストランがあり、ファミリーマートやセブンイレブンもすぐ近くにあります。</w:t>
+        <w:t xml:space="preserve">池袋東口のすぐそばという便利な立地です。隣には一蘭ラーメンがあります。初めて池袋を訪れる方や荷物が多い方は、出口からエレベーターがないのでおすすめしません。部屋は一人なら十分な広さですが、二人だと少し狭いかもしれません。ロビーのスタッフはとても丁寧で、荷物預かりサービスもあるので大変便利です。</w:t>
       </w:r>
     </w:p>
     <w:p>
@@ -7914,7 +7914,7 @@
           <w:sz w:val="22"/>
           <w:szCs w:val="22"/>
         </w:rPr>
-        <w:t xml:space="preserve">[2] Trip.com / 10点 / 2026-03-17</w:t>
+        <w:t xml:space="preserve">[2] Booking.com / 8点 / 2026-03-18</w:t>
       </w:r>
     </w:p>
     <w:p>
@@ -7929,7 +7929,7 @@
           <w:sz w:val="21"/>
           <w:szCs w:val="21"/>
         </w:rPr>
-        <w:t xml:space="preserve">部屋は広々としていて、大きなベッドが4台ありました。居心地が良く清潔で、池袋という便利な場所にあり、地下鉄で東京ハリー・ポッターエリアへも簡単にアクセスできました。階下には一蘭のラーメン店とコンビニもありました。</w:t>
+        <w:t xml:space="preserve">proximité du metro, konbini au pied de l'hotel, proximité de très bons restaurants. l'hotel est dans un coin plutot calme (ce qui est appreciable) mais si on veut de l'animation il y a juste à trav...</w:t>
       </w:r>
     </w:p>
     <w:p>
@@ -7950,7 +7950,7 @@
           <w:sz w:val="22"/>
           <w:szCs w:val="22"/>
         </w:rPr>
-        <w:t xml:space="preserve">[3] Booking.com / 9点 / 2026-03-17</w:t>
+        <w:t xml:space="preserve">[3] Trip.com / 10点 / 2026-03-18</w:t>
       </w:r>
     </w:p>
     <w:p>
@@ -7965,33 +7965,7 @@
           <w:sz w:val="21"/>
           <w:szCs w:val="21"/>
         </w:rPr>
-        <w:t xml:space="preserve">交通方便，附近百貨公司多，旁邊有PARCO百貨，方便逛街</w:t>
-      </w:r>
-    </w:p>
-    <w:p>
-      <w:pPr>
-        <w:spacing w:after="120" w:line="320"/>
-        <w:jc w:val="left"/>
-      </w:pPr>
-      <w:r>
-        <w:rPr>
-          <w:rFonts w:ascii="Arial" w:cs="Arial" w:eastAsia="Arial" w:hAnsi="Arial"/>
-          <w:b/>
-          <w:bCs/>
-          <w:color w:val="C0392B"/>
-          <w:sz w:val="21"/>
-          <w:szCs w:val="21"/>
-        </w:rPr>
-        <w:t xml:space="preserve">【改善点】</w:t>
-      </w:r>
-      <w:r>
-        <w:rPr>
-          <w:rFonts w:ascii="Arial" w:cs="Arial" w:eastAsia="Arial" w:hAnsi="Arial"/>
-          <w:color w:val="333333"/>
-          <w:sz w:val="21"/>
-          <w:szCs w:val="21"/>
-        </w:rPr>
-        <w:t xml:space="preserve">部屋が狭すぎて、大きなスーツケースを2つ同時に開けることができない。</w:t>
+        <w:t xml:space="preserve">ホテルは伝一駅からそれほど遠くなく、ショッピングモールにも近い。</w:t>
       </w:r>
     </w:p>
     <w:p>
@@ -8012,7 +7986,7 @@
           <w:sz w:val="22"/>
           <w:szCs w:val="22"/>
         </w:rPr>
-        <w:t xml:space="preserve">[4] Trip.com / 10点 / 2026-03-16</w:t>
+        <w:t xml:space="preserve">[4] Trip.com / 10点 / 2026-03-18</w:t>
       </w:r>
     </w:p>
     <w:p>
@@ -8027,7 +8001,7 @@
           <w:sz w:val="21"/>
           <w:szCs w:val="21"/>
         </w:rPr>
-        <w:t xml:space="preserve">立地も良く、サービスも良く、喫煙室もあり、階下にはコンビニもあります。</w:t>
+        <w:t xml:space="preserve">最高のロケーションで、地下鉄、空港バス、有名レストランなど、あらゆるものがすぐ近くにあります。自動キオスクでのセルフチェックインとチェックアウトが可能です。チェックイン前後に、暗証番号式の荷物預かりサービスも利用できます。シャワーキャップ以外のアメニティはすべて揃っています。朝食レストランからの眺めも素晴らしいです。スタッフは親切で協力的です。100点満点中100点。間違いなくまたここに泊ま...</w:t>
       </w:r>
     </w:p>
     <w:p>
@@ -8048,7 +8022,7 @@
           <w:sz w:val="22"/>
           <w:szCs w:val="22"/>
         </w:rPr>
-        <w:t xml:space="preserve">[5] Booking.com / 9点 / 2026-03-15</w:t>
+        <w:t xml:space="preserve">[5] Google / 10点 / 2026-03-18</w:t>
       </w:r>
     </w:p>
     <w:p>
@@ -8063,33 +8037,7 @@
           <w:sz w:val="21"/>
           <w:szCs w:val="21"/>
         </w:rPr>
-        <w:t xml:space="preserve">Situation à côté de la gare d'Ikebukuro. Simplement fantastique !</w:t>
-      </w:r>
-    </w:p>
-    <w:p>
-      <w:pPr>
-        <w:spacing w:after="120" w:line="320"/>
-        <w:jc w:val="left"/>
-      </w:pPr>
-      <w:r>
-        <w:rPr>
-          <w:rFonts w:ascii="Arial" w:cs="Arial" w:eastAsia="Arial" w:hAnsi="Arial"/>
-          <w:b/>
-          <w:bCs/>
-          <w:color w:val="C0392B"/>
-          <w:sz w:val="21"/>
-          <w:szCs w:val="21"/>
-        </w:rPr>
-        <w:t xml:space="preserve">【改善点】</w:t>
-      </w:r>
-      <w:r>
-        <w:rPr>
-          <w:rFonts w:ascii="Arial" w:cs="Arial" w:eastAsia="Arial" w:hAnsi="Arial"/>
-          <w:color w:val="333333"/>
-          <w:sz w:val="21"/>
-          <w:szCs w:val="21"/>
-        </w:rPr>
-        <w:t xml:space="preserve">-</w:t>
+        <w:t xml:space="preserve">周辺の観光スポットにとても近く、警備員の方々も非常に規律正しく、常に清掃や備品の補充を欠かしません。唯一の難点は、部屋が少し狭いことです。</w:t>
       </w:r>
     </w:p>
     <w:p>
@@ -8386,7 +8334,7 @@
                 <w:sz w:val="21"/>
                 <w:szCs w:val="21"/>
               </w:rPr>
-              <w:t xml:space="preserve">第一イン池袋は、全体平均9.06点（10点換算）、高評価率90.1%という非常に高い顧客満足度を維持しているホテルです。特に「立地・アクセス」「コンビニ・周辺施設」が多くのゲストから高く評価されています。</w:t>
+              <w:t xml:space="preserve">第一イン池袋は、全体平均9.08点（10点換算）、高評価率90.7%という非常に高い顧客満足度を維持しているホテルです。特に「立地・アクセス」「コンビニ・周辺施設」が多くのゲストから高く評価されています。</w:t>
             </w:r>
           </w:p>
           <w:p>
@@ -8400,7 +8348,7 @@
                 <w:sz w:val="21"/>
                 <w:szCs w:val="21"/>
               </w:rPr>
-              <w:t xml:space="preserve">改善課題としては、エアコン・空調、設備の老朽化、防音性能が主要なテーマとして浮上しています。ただし、これらの課題を指摘するゲストの多くも他の面では高い評価を付けており、ネガティブ要素が全体評価を大きく押し下げているわけではありません。</w:t>
+              <w:t xml:space="preserve">改善課題としては、エアコン・空調、部屋の狭さ、浴室・水回りが主要なテーマとして浮上しています。ただし、これらの課題を指摘するゲストの多くも他の面では高い評価を付けており、ネガティブ要素が全体評価を大きく押し下げているわけではありません。</w:t>
             </w:r>
           </w:p>
           <w:p>

--- a/納品レポート/ホテル別レポート/daiichi_ikebukuro_口コミ分析改善レポート.docx
+++ b/納品レポート/ホテル別レポート/daiichi_ikebukuro_口コミ分析改善レポート.docx
@@ -96,7 +96,7 @@
           <w:sz w:val="22"/>
           <w:szCs w:val="22"/>
         </w:rPr>
-        <w:t xml:space="preserve">レビュー総数：107件（6サイト）</w:t>
+        <w:t xml:space="preserve">レビュー総数：112件（6サイト）</w:t>
       </w:r>
     </w:p>
     <w:p>
@@ -111,7 +111,7 @@
           <w:sz w:val="20"/>
           <w:szCs w:val="20"/>
         </w:rPr>
-        <w:t xml:space="preserve">対象サイト：Trip.com / Google / Booking.com / じゃらん / 楽天トラベル / Agoda</w:t>
+        <w:t xml:space="preserve">対象サイト：Trip.com / Google / Booking.com / 楽天トラベル / じゃらん / Agoda</w:t>
       </w:r>
     </w:p>
     <w:p>
@@ -131,7 +131,7 @@
           <w:sz w:val="20"/>
           <w:szCs w:val="20"/>
         </w:rPr>
-        <w:t xml:space="preserve">作成日：2026年3月19日</w:t>
+        <w:t xml:space="preserve">作成日：2026年3月20日</w:t>
       </w:r>
     </w:p>
     <w:p>
@@ -189,7 +189,7 @@
           <w:sz w:val="21"/>
           <w:szCs w:val="21"/>
         </w:rPr>
-        <w:t xml:space="preserve">2026年2月〜3月に各OTAサイト・口コミサイトに投稿された107件のレビューを包括的に分析しました。以下が主要な発見事項です。</w:t>
+        <w:t xml:space="preserve">2026年2月〜3月に各OTAサイト・口コミサイトに投稿された112件のレビューを包括的に分析しました。以下が主要な発見事項です。</w:t>
       </w:r>
     </w:p>
     <w:p>
@@ -261,7 +261,7 @@
                 <w:sz w:val="36"/>
                 <w:szCs w:val="36"/>
               </w:rPr>
-              <w:t xml:space="preserve">9.08</w:t>
+              <w:t xml:space="preserve">9.06</w:t>
             </w:r>
           </w:p>
         </w:tc>
@@ -310,7 +310,7 @@
                 <w:sz w:val="36"/>
                 <w:szCs w:val="36"/>
               </w:rPr>
-              <w:t xml:space="preserve">90.7%</w:t>
+              <w:t xml:space="preserve">90.2%</w:t>
             </w:r>
           </w:p>
         </w:tc>
@@ -359,7 +359,7 @@
                 <w:sz w:val="36"/>
                 <w:szCs w:val="36"/>
               </w:rPr>
-              <w:t xml:space="preserve">1.9%</w:t>
+              <w:t xml:space="preserve">2.7%</w:t>
             </w:r>
           </w:p>
         </w:tc>
@@ -408,7 +408,7 @@
                 <w:sz w:val="36"/>
                 <w:szCs w:val="36"/>
               </w:rPr>
-              <w:t xml:space="preserve">107件</w:t>
+              <w:t xml:space="preserve">112件</w:t>
             </w:r>
           </w:p>
         </w:tc>
@@ -448,7 +448,7 @@
           <w:sz w:val="21"/>
           <w:szCs w:val="21"/>
         </w:rPr>
-        <w:t xml:space="preserve">全体平均スコア9.08点（10点換算）は非常に高い水準であり、90.7%が高評価（8-10点）に分類されます。低評価（1-4点）は2件（1.9%）で、ゲスト満足度は良好です。Trip.com（9.49点）で特に高い評価を獲得しています。</w:t>
+        <w:t xml:space="preserve">全体平均スコア9.06点（10点換算）は非常に高い水準であり、90.2%が高評価（8-10点）に分類されます。低評価（1-4点）は3件（2.7%）で、ゲスト満足度は良好です。Trip.com（9.50点）で特に高い評価を獲得しています。</w:t>
       </w:r>
     </w:p>
     <w:p>
@@ -567,7 +567,7 @@
                 <w:sz w:val="20"/>
                 <w:szCs w:val="20"/>
               </w:rPr>
-              <w:t xml:space="preserve">エアコン・空調（13件）、部屋の狭さ（7件）、浴室・水回り（7件）、設備の老朽化（6件）</w:t>
+              <w:t xml:space="preserve">エアコン・空調（14件）、部屋の狭さ（8件）、防音性能（7件）、浴室・水回り（7件）</w:t>
             </w:r>
           </w:p>
           <w:p>
@@ -987,7 +987,7 @@
                 <w:sz w:val="20"/>
                 <w:szCs w:val="20"/>
               </w:rPr>
-              <w:t xml:space="preserve">53</w:t>
+              <w:t xml:space="preserve">54</w:t>
             </w:r>
           </w:p>
         </w:tc>
@@ -1021,7 +1021,7 @@
                 <w:sz w:val="20"/>
                 <w:szCs w:val="20"/>
               </w:rPr>
-              <w:t xml:space="preserve">9.49</w:t>
+              <w:t xml:space="preserve">9.5</w:t>
             </w:r>
           </w:p>
         </w:tc>
@@ -1089,7 +1089,7 @@
                 <w:sz w:val="20"/>
                 <w:szCs w:val="20"/>
               </w:rPr>
-              <w:t xml:space="preserve">9.49</w:t>
+              <w:t xml:space="preserve">9.5</w:t>
             </w:r>
           </w:p>
         </w:tc>
@@ -1229,7 +1229,7 @@
                 <w:sz w:val="20"/>
                 <w:szCs w:val="20"/>
               </w:rPr>
-              <w:t xml:space="preserve">27</w:t>
+              <w:t xml:space="preserve">29</w:t>
             </w:r>
           </w:p>
         </w:tc>
@@ -1264,7 +1264,7 @@
                 <w:sz w:val="20"/>
                 <w:szCs w:val="20"/>
               </w:rPr>
-              <w:t xml:space="preserve">4.63</w:t>
+              <w:t xml:space="preserve">4.55</w:t>
             </w:r>
           </w:p>
         </w:tc>
@@ -1334,7 +1334,7 @@
                 <w:sz w:val="20"/>
                 <w:szCs w:val="20"/>
               </w:rPr>
-              <w:t xml:space="preserve">9.26</w:t>
+              <w:t xml:space="preserve">9.1</w:t>
             </w:r>
           </w:p>
         </w:tc>
@@ -1474,7 +1474,7 @@
                 <w:sz w:val="20"/>
                 <w:szCs w:val="20"/>
               </w:rPr>
-              <w:t xml:space="preserve">19</w:t>
+              <w:t xml:space="preserve">20</w:t>
             </w:r>
           </w:p>
         </w:tc>
@@ -1508,7 +1508,7 @@
                 <w:sz w:val="20"/>
                 <w:szCs w:val="20"/>
               </w:rPr>
-              <w:t xml:space="preserve">8.68</w:t>
+              <w:t xml:space="preserve">8.7</w:t>
             </w:r>
           </w:p>
         </w:tc>
@@ -1576,7 +1576,7 @@
                 <w:sz w:val="20"/>
                 <w:szCs w:val="20"/>
               </w:rPr>
-              <w:t xml:space="preserve">8.68</w:t>
+              <w:t xml:space="preserve">8.7</w:t>
             </w:r>
           </w:p>
         </w:tc>
@@ -1681,7 +1681,7 @@
                 <w:sz w:val="20"/>
                 <w:szCs w:val="20"/>
               </w:rPr>
-              <w:t xml:space="preserve">じゃらん</w:t>
+              <w:t xml:space="preserve">楽天トラベル</w:t>
             </w:r>
           </w:p>
         </w:tc>
@@ -1716,7 +1716,7 @@
                 <w:sz w:val="20"/>
                 <w:szCs w:val="20"/>
               </w:rPr>
-              <w:t xml:space="preserve">1</w:t>
+              <w:t xml:space="preserve">4</w:t>
             </w:r>
           </w:p>
         </w:tc>
@@ -1751,7 +1751,7 @@
                 <w:sz w:val="20"/>
                 <w:szCs w:val="20"/>
               </w:rPr>
-              <w:t xml:space="preserve">4</w:t>
+              <w:t xml:space="preserve">4.25</w:t>
             </w:r>
           </w:p>
         </w:tc>
@@ -1821,7 +1821,7 @@
                 <w:sz w:val="20"/>
                 <w:szCs w:val="20"/>
               </w:rPr>
-              <w:t xml:space="preserve">8</w:t>
+              <w:t xml:space="preserve">8.5</w:t>
             </w:r>
           </w:p>
         </w:tc>
@@ -1927,7 +1927,7 @@
                 <w:sz w:val="20"/>
                 <w:szCs w:val="20"/>
               </w:rPr>
-              <w:t xml:space="preserve">楽天トラベル</w:t>
+              <w:t xml:space="preserve">じゃらん</w:t>
             </w:r>
           </w:p>
         </w:tc>
@@ -1961,7 +1961,7 @@
                 <w:sz w:val="20"/>
                 <w:szCs w:val="20"/>
               </w:rPr>
-              <w:t xml:space="preserve">3</w:t>
+              <w:t xml:space="preserve">1</w:t>
             </w:r>
           </w:p>
         </w:tc>
@@ -2418,7 +2418,7 @@
           <w:sz w:val="21"/>
           <w:szCs w:val="21"/>
         </w:rPr>
-        <w:t xml:space="preserve">評価分布は10点（57.9%）に最も多く、8点以上の高評価が90.7%を占め、高い顧客満足度を示しています。低評価（1-4点）は計2件（1.9%）です。</w:t>
+        <w:t xml:space="preserve">評価分布は10点（58.0%）に最も多く、8点以上の高評価が90.2%を占め、高い顧客満足度を示しています。低評価（1-4点）は計3件（2.7%）です。</w:t>
       </w:r>
     </w:p>
     <w:p>
@@ -2653,7 +2653,7 @@
                 <w:sz w:val="20"/>
                 <w:szCs w:val="20"/>
               </w:rPr>
-              <w:t xml:space="preserve">62</w:t>
+              <w:t xml:space="preserve">65</w:t>
             </w:r>
           </w:p>
         </w:tc>
@@ -2688,7 +2688,7 @@
                 <w:sz w:val="20"/>
                 <w:szCs w:val="20"/>
               </w:rPr>
-              <w:t xml:space="preserve">57.9%</w:t>
+              <w:t xml:space="preserve">58.0%</w:t>
             </w:r>
           </w:p>
         </w:tc>
@@ -2726,7 +2726,7 @@
                 <w:sz w:val="18"/>
                 <w:szCs w:val="18"/>
               </w:rPr>
-              <w:t xml:space="preserve"> 62件</w:t>
+              <w:t xml:space="preserve"> 65件</w:t>
             </w:r>
           </w:p>
         </w:tc>
@@ -2798,7 +2798,7 @@
                 <w:sz w:val="20"/>
                 <w:szCs w:val="20"/>
               </w:rPr>
-              <w:t xml:space="preserve">18</w:t>
+              <w:t xml:space="preserve">19</w:t>
             </w:r>
           </w:p>
         </w:tc>
@@ -2833,7 +2833,7 @@
                 <w:sz w:val="20"/>
                 <w:szCs w:val="20"/>
               </w:rPr>
-              <w:t xml:space="preserve">16.8%</w:t>
+              <w:t xml:space="preserve">17.0%</w:t>
             </w:r>
           </w:p>
         </w:tc>
@@ -2870,7 +2870,7 @@
                 <w:sz w:val="18"/>
                 <w:szCs w:val="18"/>
               </w:rPr>
-              <w:t xml:space="preserve"> 18件</w:t>
+              <w:t xml:space="preserve"> 19件</w:t>
             </w:r>
           </w:p>
         </w:tc>
@@ -2977,7 +2977,7 @@
                 <w:sz w:val="20"/>
                 <w:szCs w:val="20"/>
               </w:rPr>
-              <w:t xml:space="preserve">15.9%</w:t>
+              <w:t xml:space="preserve">15.2%</w:t>
             </w:r>
           </w:p>
         </w:tc>
@@ -3122,7 +3122,7 @@
                 <w:sz w:val="20"/>
                 <w:szCs w:val="20"/>
               </w:rPr>
-              <w:t xml:space="preserve">2.8%</w:t>
+              <w:t xml:space="preserve">2.7%</w:t>
             </w:r>
           </w:p>
         </w:tc>
@@ -3266,7 +3266,7 @@
                 <w:sz w:val="20"/>
                 <w:szCs w:val="20"/>
               </w:rPr>
-              <w:t xml:space="preserve">1.9%</w:t>
+              <w:t xml:space="preserve">1.8%</w:t>
             </w:r>
           </w:p>
         </w:tc>
@@ -3411,7 +3411,7 @@
                 <w:sz w:val="20"/>
                 <w:szCs w:val="20"/>
               </w:rPr>
-              <w:t xml:space="preserve">2.8%</w:t>
+              <w:t xml:space="preserve">2.7%</w:t>
             </w:r>
           </w:p>
         </w:tc>
@@ -3520,7 +3520,7 @@
                 <w:sz w:val="20"/>
                 <w:szCs w:val="20"/>
               </w:rPr>
-              <w:t xml:space="preserve">1</w:t>
+              <w:t xml:space="preserve">2</w:t>
             </w:r>
           </w:p>
         </w:tc>
@@ -3555,7 +3555,7 @@
                 <w:sz w:val="20"/>
                 <w:szCs w:val="20"/>
               </w:rPr>
-              <w:t xml:space="preserve">0.9%</w:t>
+              <w:t xml:space="preserve">1.8%</w:t>
             </w:r>
           </w:p>
         </w:tc>
@@ -3593,7 +3593,7 @@
                 <w:sz w:val="18"/>
                 <w:szCs w:val="18"/>
               </w:rPr>
-              <w:t xml:space="preserve"> 1件</w:t>
+              <w:t xml:space="preserve"> 2件</w:t>
             </w:r>
           </w:p>
         </w:tc>
@@ -3814,7 +3814,7 @@
                 <w:sz w:val="24"/>
                 <w:szCs w:val="24"/>
               </w:rPr>
-              <w:t xml:space="preserve">97件（90.7%）</w:t>
+              <w:t xml:space="preserve">101件（90.2%）</w:t>
             </w:r>
           </w:p>
         </w:tc>
@@ -3865,7 +3865,7 @@
                 <w:sz w:val="24"/>
                 <w:szCs w:val="24"/>
               </w:rPr>
-              <w:t xml:space="preserve">8件（7.5%）</w:t>
+              <w:t xml:space="preserve">8件（7.1%）</w:t>
             </w:r>
           </w:p>
         </w:tc>
@@ -3916,7 +3916,7 @@
                 <w:sz w:val="24"/>
                 <w:szCs w:val="24"/>
               </w:rPr>
-              <w:t xml:space="preserve">2件（1.9%）</w:t>
+              <w:t xml:space="preserve">3件（2.7%）</w:t>
             </w:r>
           </w:p>
         </w:tc>
@@ -4190,7 +4190,7 @@
                 <w:sz w:val="20"/>
                 <w:szCs w:val="20"/>
               </w:rPr>
-              <w:t xml:space="preserve">「在池袋東出口非常的方便 隔壁就是一蘭拉麵 如果第一次來行李有點多不太建議 因為離出口站沒有電梯可以搭乘房間如果一個...」「proximité du metro, konbini au pied de l'hotel, proximité...」</w:t>
+              <w:t xml:space="preserve">「在池袋東出口非常的方便 隔壁就是一蘭拉麵 如果第一次來行李有點多不太建議 因為離出口站沒有電梯可以搭乘房間如果一個...」「場所も便利な所にある」</w:t>
             </w:r>
           </w:p>
         </w:tc>
@@ -4471,7 +4471,7 @@
                 <w:sz w:val="20"/>
                 <w:szCs w:val="20"/>
               </w:rPr>
-              <w:t xml:space="preserve">10件以上</w:t>
+              <w:t xml:space="preserve">20件以上</w:t>
             </w:r>
           </w:p>
         </w:tc>
@@ -4505,7 +4505,7 @@
                 <w:sz w:val="20"/>
                 <w:szCs w:val="20"/>
               </w:rPr>
-              <w:t xml:space="preserve">「周辺の観光スポットにとても近く、警備員の方々も非常に規律正しく、常に清掃や備品の補充を欠かしません」「居心地が良く清潔で、池袋という便利な場所にあり、地下鉄で東京ハリー・ポッターエリアへも簡単にアクセスできました」</w:t>
+              <w:t xml:space="preserve">「清潔で部屋が広く使いやすかった」「ホテルは清潔で、枕も快適です」</w:t>
             </w:r>
           </w:p>
         </w:tc>
@@ -4612,7 +4612,7 @@
                 <w:sz w:val="20"/>
                 <w:szCs w:val="20"/>
               </w:rPr>
-              <w:t xml:space="preserve">「シャワーキャップ以外のアメニティはすべて揃っています」「房間挺大的，有四張床，每張床還挺大，房間温馨且衞生，地處池袋去東京哈利波特園區可地鐵直達也很方便，樓下就是一蘭拉麪...」</w:t>
+              <w:t xml:space="preserve">「ホテルは清潔で、枕も快適です」「シャワーキャップ以外のアメニティはすべて揃っています」</w:t>
             </w:r>
           </w:p>
         </w:tc>
@@ -4682,7 +4682,7 @@
                 <w:sz w:val="20"/>
                 <w:szCs w:val="20"/>
               </w:rPr>
-              <w:t xml:space="preserve">9件</w:t>
+              <w:t xml:space="preserve">10件以上</w:t>
             </w:r>
           </w:p>
         </w:tc>
@@ -4716,7 +4716,7 @@
                 <w:sz w:val="20"/>
                 <w:szCs w:val="20"/>
               </w:rPr>
-              <w:t xml:space="preserve">「この小さな町は駅にとても近く、コストパフォーマンスに優れています」「小地方離車站很近 算CP值高 有吸菸室 附近很多吃的下面就有全家 この小さな町は駅からとても近いので、料金も手頃です」</w:t>
+              <w:t xml:space="preserve">「料金も手頃で、公共交通機関へのアクセスも良好です」「この小さな町は駅にとても近く、コストパフォーマンスに優れています」</w:t>
             </w:r>
           </w:p>
         </w:tc>
@@ -4794,7 +4794,7 @@
           <w:sz w:val="21"/>
           <w:szCs w:val="21"/>
         </w:rPr>
-        <w:t xml:space="preserve">proximité du metro, konbini au pied de l'hotel, proximité...</w:t>
+        <w:t xml:space="preserve">場所も便利な所にある</w:t>
       </w:r>
     </w:p>
     <w:p>
@@ -4813,7 +4813,7 @@
           <w:sz w:val="21"/>
           <w:szCs w:val="21"/>
         </w:rPr>
-        <w:t xml:space="preserve">โรงแรมใกล้สถานี เดนิไม่ไกลมาก อยุ่ใกล้ห้าง ホテルは伝一駅からそれほど遠...</w:t>
+        <w:t xml:space="preserve">料金も手頃で、公共交通機関へのアクセスも良好です</w:t>
       </w:r>
     </w:p>
     <w:p>
@@ -5155,7 +5155,7 @@
                 <w:sz w:val="20"/>
                 <w:szCs w:val="20"/>
               </w:rPr>
-              <w:t xml:space="preserve">proximité du metro, konbini au pied de l'hotel, proximité...</w:t>
+              <w:t xml:space="preserve">It’s my third time staying in this hotel</w:t>
             </w:r>
           </w:p>
         </w:tc>
@@ -5189,7 +5189,7 @@
                 <w:sz w:val="20"/>
                 <w:szCs w:val="20"/>
               </w:rPr>
-              <w:t xml:space="preserve">重大・13件</w:t>
+              <w:t xml:space="preserve">重大・14件</w:t>
             </w:r>
           </w:p>
         </w:tc>
@@ -5328,7 +5328,7 @@
                 <w:sz w:val="20"/>
                 <w:szCs w:val="20"/>
               </w:rPr>
-              <w:t xml:space="preserve">重大・7件</w:t>
+              <w:t xml:space="preserve">重大・8件</w:t>
             </w:r>
           </w:p>
         </w:tc>
@@ -5399,7 +5399,7 @@
                 <w:sz w:val="20"/>
                 <w:szCs w:val="20"/>
               </w:rPr>
-              <w:t xml:space="preserve">浴室・水回り</w:t>
+              <w:t xml:space="preserve">防音性能</w:t>
             </w:r>
           </w:p>
         </w:tc>
@@ -5433,7 +5433,7 @@
                 <w:sz w:val="20"/>
                 <w:szCs w:val="20"/>
               </w:rPr>
-              <w:t xml:space="preserve">ทำเลดีมาก ใกล้ทุกอย่าง ใกล้รถไฟฟ้า แอร์พอตบัส ใกล้ร้านอาห...</w:t>
+              <w:t xml:space="preserve">窓からの音がうるさかった</w:t>
             </w:r>
           </w:p>
         </w:tc>
@@ -5538,7 +5538,7 @@
                 <w:sz w:val="20"/>
                 <w:szCs w:val="20"/>
               </w:rPr>
-              <w:t xml:space="preserve">設備の老朽化</w:t>
+              <w:t xml:space="preserve">浴室・水回り</w:t>
             </w:r>
           </w:p>
         </w:tc>
@@ -5572,7 +5572,7 @@
                 <w:sz w:val="20"/>
                 <w:szCs w:val="20"/>
               </w:rPr>
-              <w:t xml:space="preserve">部屋は古いですが、とても清潔です</w:t>
+              <w:t xml:space="preserve">ทำเลดีมาก ใกล้ทุกอย่าง ใกล้รถไฟฟ้า แอร์พอตบัส ใกล้ร้านอาห...</w:t>
             </w:r>
           </w:p>
         </w:tc>
@@ -5606,7 +5606,7 @@
                 <w:sz w:val="20"/>
                 <w:szCs w:val="20"/>
               </w:rPr>
-              <w:t xml:space="preserve">重大・6件</w:t>
+              <w:t xml:space="preserve">重大・7件</w:t>
             </w:r>
           </w:p>
         </w:tc>
@@ -5677,7 +5677,7 @@
                 <w:sz w:val="20"/>
                 <w:szCs w:val="20"/>
               </w:rPr>
-              <w:t xml:space="preserve">防音性能</w:t>
+              <w:t xml:space="preserve">設備の老朽化</w:t>
             </w:r>
           </w:p>
         </w:tc>
@@ -5711,7 +5711,7 @@
                 <w:sz w:val="20"/>
                 <w:szCs w:val="20"/>
               </w:rPr>
-              <w:t xml:space="preserve">夜はそんなに騒々しいとは思いませんでしたが、電車の音が小さく聞こえることは残念でした</w:t>
+              <w:t xml:space="preserve">部屋は古いですが、とても清潔です</w:t>
             </w:r>
           </w:p>
         </w:tc>
@@ -7047,7 +7047,7 @@
                 <w:sz w:val="20"/>
                 <w:szCs w:val="20"/>
               </w:rPr>
-              <w:t xml:space="preserve">9.08点</w:t>
+              <w:t xml:space="preserve">9.06点</w:t>
             </w:r>
           </w:p>
         </w:tc>
@@ -7187,7 +7187,7 @@
                 <w:sz w:val="20"/>
                 <w:szCs w:val="20"/>
               </w:rPr>
-              <w:t xml:space="preserve">90.7%</w:t>
+              <w:t xml:space="preserve">90.2%</w:t>
             </w:r>
           </w:p>
         </w:tc>
@@ -7222,7 +7222,7 @@
                 <w:sz w:val="20"/>
                 <w:szCs w:val="20"/>
               </w:rPr>
-              <w:t xml:space="preserve">93%以上</w:t>
+              <w:t xml:space="preserve">92%以上</w:t>
             </w:r>
           </w:p>
         </w:tc>
@@ -7327,7 +7327,7 @@
                 <w:sz w:val="20"/>
                 <w:szCs w:val="20"/>
               </w:rPr>
-              <w:t xml:space="preserve">1.9%</w:t>
+              <w:t xml:space="preserve">2.7%</w:t>
             </w:r>
           </w:p>
         </w:tc>
@@ -7361,7 +7361,7 @@
                 <w:sz w:val="20"/>
                 <w:szCs w:val="20"/>
               </w:rPr>
-              <w:t xml:space="preserve">0%維持</w:t>
+              <w:t xml:space="preserve">0%以下</w:t>
             </w:r>
           </w:p>
         </w:tc>
@@ -7747,7 +7747,7 @@
                 <w:sz w:val="20"/>
                 <w:szCs w:val="20"/>
               </w:rPr>
-              <w:t xml:space="preserve">約13件/期間</w:t>
+              <w:t xml:space="preserve">約14件/期間</w:t>
             </w:r>
           </w:p>
         </w:tc>
@@ -7782,7 +7782,7 @@
                 <w:sz w:val="20"/>
                 <w:szCs w:val="20"/>
               </w:rPr>
-              <w:t xml:space="preserve">6件以下</w:t>
+              <w:t xml:space="preserve">7件以下</w:t>
             </w:r>
           </w:p>
         </w:tc>
@@ -7914,7 +7914,7 @@
           <w:sz w:val="22"/>
           <w:szCs w:val="22"/>
         </w:rPr>
-        <w:t xml:space="preserve">[2] Booking.com / 8点 / 2026-03-18</w:t>
+        <w:t xml:space="preserve">[2] Booking.com / 9点 / 2026-03-19</w:t>
       </w:r>
     </w:p>
     <w:p>
@@ -7929,7 +7929,33 @@
           <w:sz w:val="21"/>
           <w:szCs w:val="21"/>
         </w:rPr>
-        <w:t xml:space="preserve">proximité du metro, konbini au pied de l'hotel, proximité de très bons restaurants. l'hotel est dans un coin plutot calme (ce qui est appreciable) mais si on veut de l'animation il y a juste à trav...</w:t>
+        <w:t xml:space="preserve">清潔で部屋が広く使いやすかった。 場所も便利な所にある。</w:t>
+      </w:r>
+    </w:p>
+    <w:p>
+      <w:pPr>
+        <w:spacing w:after="120" w:line="320"/>
+        <w:jc w:val="left"/>
+      </w:pPr>
+      <w:r>
+        <w:rPr>
+          <w:rFonts w:ascii="Arial" w:cs="Arial" w:eastAsia="Arial" w:hAnsi="Arial"/>
+          <w:b/>
+          <w:bCs/>
+          <w:color w:val="C0392B"/>
+          <w:sz w:val="21"/>
+          <w:szCs w:val="21"/>
+        </w:rPr>
+        <w:t xml:space="preserve">【改善点】</w:t>
+      </w:r>
+      <w:r>
+        <w:rPr>
+          <w:rFonts w:ascii="Arial" w:cs="Arial" w:eastAsia="Arial" w:hAnsi="Arial"/>
+          <w:color w:val="333333"/>
+          <w:sz w:val="21"/>
+          <w:szCs w:val="21"/>
+        </w:rPr>
+        <w:t xml:space="preserve">特になし</w:t>
       </w:r>
     </w:p>
     <w:p>
@@ -7950,7 +7976,7 @@
           <w:sz w:val="22"/>
           <w:szCs w:val="22"/>
         </w:rPr>
-        <w:t xml:space="preserve">[3] Trip.com / 10点 / 2026-03-18</w:t>
+        <w:t xml:space="preserve">[3] Trip.com / 10点 / 2026-03-19</w:t>
       </w:r>
     </w:p>
     <w:p>
@@ -7965,7 +7991,7 @@
           <w:sz w:val="21"/>
           <w:szCs w:val="21"/>
         </w:rPr>
-        <w:t xml:space="preserve">ホテルは伝一駅からそれほど遠くなく、ショッピングモールにも近い。</w:t>
+        <w:t xml:space="preserve">このホテルに泊まるのは今回で3回目です。料金も手頃で、公共交通機関へのアクセスも良好です。ホテルは清潔で、枕も快適です。</w:t>
       </w:r>
     </w:p>
     <w:p>
@@ -7986,7 +8012,7 @@
           <w:sz w:val="22"/>
           <w:szCs w:val="22"/>
         </w:rPr>
-        <w:t xml:space="preserve">[4] Trip.com / 10点 / 2026-03-18</w:t>
+        <w:t xml:space="preserve">[4] 楽天トラベル / 10点 / 2026-03-19</w:t>
       </w:r>
     </w:p>
     <w:p>
@@ -8001,7 +8027,7 @@
           <w:sz w:val="21"/>
           <w:szCs w:val="21"/>
         </w:rPr>
-        <w:t xml:space="preserve">最高のロケーションで、地下鉄、空港バス、有名レストランなど、あらゆるものがすぐ近くにあります。自動キオスクでのセルフチェックインとチェックアウトが可能です。チェックイン前後に、暗証番号式の荷物預かりサービスも利用できます。シャワーキャップ以外のアメニティはすべて揃っています。朝食レストランからの眺めも素晴らしいです。スタッフは親切で協力的です。100点満点中100点。間違いなくまたここに泊ま...</w:t>
+        <w:t xml:space="preserve">池袋駅に近いし、以前も利用したことがあり。 便利です。</w:t>
       </w:r>
     </w:p>
     <w:p>
@@ -8022,7 +8048,7 @@
           <w:sz w:val="22"/>
           <w:szCs w:val="22"/>
         </w:rPr>
-        <w:t xml:space="preserve">[5] Google / 10点 / 2026-03-18</w:t>
+        <w:t xml:space="preserve">[5] Booking.com / 8点 / 2026-03-18</w:t>
       </w:r>
     </w:p>
     <w:p>
@@ -8037,7 +8063,7 @@
           <w:sz w:val="21"/>
           <w:szCs w:val="21"/>
         </w:rPr>
-        <w:t xml:space="preserve">周辺の観光スポットにとても近く、警備員の方々も非常に規律正しく、常に清掃や備品の補充を欠かしません。唯一の難点は、部屋が少し狭いことです。</w:t>
+        <w:t xml:space="preserve">proximité du metro, konbini au pied de l'hotel, proximité de très bons restaurants. l'hotel est dans un coin plutot calme (ce qui est appreciable) mais si on veut de l'animation il y a juste à trav...</w:t>
       </w:r>
     </w:p>
     <w:p>
@@ -8058,7 +8084,7 @@
           <w:sz w:val="22"/>
           <w:szCs w:val="22"/>
         </w:rPr>
-        <w:t xml:space="preserve">[6] Agoda / 4点 / 2026-03-09</w:t>
+        <w:t xml:space="preserve">[6] Google / 4点 / 2026-03-19</w:t>
       </w:r>
     </w:p>
     <w:p>
@@ -8073,7 +8099,7 @@
           <w:sz w:val="21"/>
           <w:szCs w:val="21"/>
         </w:rPr>
-        <w:t xml:space="preserve">旅行で利用しました。立地は問題ないのですが、水まわりがイマイチでした。シャワーを浴びると排水が追いつかず、水がドンドン溜まり、くるぶしまで排水に浸かりながらは気分良くなかったです。トイレも小さく、洗面スペース狭く、便座と便器がサイズ違いで使いにくかったです。身体が大きい方にはおすすめできません。</w:t>
+        <w:t xml:space="preserve">窓からの音がうるさかった。</w:t>
       </w:r>
     </w:p>
     <w:p>
@@ -8094,7 +8120,7 @@
           <w:sz w:val="22"/>
           <w:szCs w:val="22"/>
         </w:rPr>
-        <w:t xml:space="preserve">[7] Agoda / 5点 / 2026-02-22</w:t>
+        <w:t xml:space="preserve">[7] Agoda / 4点 / 2026-03-09</w:t>
       </w:r>
     </w:p>
     <w:p>
@@ -8109,7 +8135,7 @@
           <w:sz w:val="21"/>
           <w:szCs w:val="21"/>
         </w:rPr>
-        <w:t xml:space="preserve">アメニティはロビーに取りに行かないといけない物があったり、シャワー出すとビー！とめちゃくちゃうるさい音が出ます。エアコンも冬なのになぜか冷房になってました。 駅近でファミマと繋がっている。という部分は良いです。</w:t>
+        <w:t xml:space="preserve">旅行で利用しました。立地は問題ないのですが、水まわりがイマイチでした。シャワーを浴びると排水が追いつかず、水がドンドン溜まり、くるぶしまで排水に浸かりながらは気分良くなかったです。トイレも小さく、洗面スペース狭く、便座と便器がサイズ違いで使いにくかったです。身体が大きい方にはおすすめできません。</w:t>
       </w:r>
     </w:p>
     <w:p>
@@ -8130,7 +8156,7 @@
           <w:sz w:val="22"/>
           <w:szCs w:val="22"/>
         </w:rPr>
-        <w:t xml:space="preserve">[8] Trip.com / 2点 / 2026-02-10</w:t>
+        <w:t xml:space="preserve">[8] Agoda / 5点 / 2026-02-22</w:t>
       </w:r>
     </w:p>
     <w:p>
@@ -8145,7 +8171,7 @@
           <w:sz w:val="21"/>
           <w:szCs w:val="21"/>
         </w:rPr>
-        <w:t xml:space="preserve">全体的に見て、良いホテルです。立地は駅に近く、とても便利です。朝食は少し高めですが、伝統的な日本料理と洋食が数種類用意されており、味もかなり美味しいです。近くにファミリーマートがあり、とても便利です。</w:t>
+        <w:t xml:space="preserve">アメニティはロビーに取りに行かないといけない物があったり、シャワー出すとビー！とめちゃくちゃうるさい音が出ます。エアコンも冬なのになぜか冷房になってました。 駅近でファミマと繋がっている。という部分は良いです。</w:t>
       </w:r>
     </w:p>
     <w:p>
@@ -8166,7 +8192,7 @@
           <w:sz w:val="22"/>
           <w:szCs w:val="22"/>
         </w:rPr>
-        <w:t xml:space="preserve">[9] Booking.com / 5点 / 2026-02-05</w:t>
+        <w:t xml:space="preserve">[9] Trip.com / 2点 / 2026-02-10</w:t>
       </w:r>
     </w:p>
     <w:p>
@@ -8181,33 +8207,7 @@
           <w:sz w:val="21"/>
           <w:szCs w:val="21"/>
         </w:rPr>
-        <w:t xml:space="preserve">立地条件</w:t>
-      </w:r>
-    </w:p>
-    <w:p>
-      <w:pPr>
-        <w:spacing w:after="120" w:line="320"/>
-        <w:jc w:val="left"/>
-      </w:pPr>
-      <w:r>
-        <w:rPr>
-          <w:rFonts w:ascii="Arial" w:cs="Arial" w:eastAsia="Arial" w:hAnsi="Arial"/>
-          <w:b/>
-          <w:bCs/>
-          <w:color w:val="C0392B"/>
-          <w:sz w:val="21"/>
-          <w:szCs w:val="21"/>
-        </w:rPr>
-        <w:t xml:space="preserve">【改善点】</w:t>
-      </w:r>
-      <w:r>
-        <w:rPr>
-          <w:rFonts w:ascii="Arial" w:cs="Arial" w:eastAsia="Arial" w:hAnsi="Arial"/>
-          <w:color w:val="333333"/>
-          <w:sz w:val="21"/>
-          <w:szCs w:val="21"/>
-        </w:rPr>
-        <w:t xml:space="preserve">モーニング</w:t>
+        <w:t xml:space="preserve">全体的に見て、良いホテルです。駅に近く、立地は非常に便利です。朝食は少し高めですが、伝統的な日本料理と少量の洋食が用意されており、味もなかなか美味しいです。近くにファミリーマートがあり、とても便利です。</w:t>
       </w:r>
     </w:p>
     <w:p>
@@ -8228,7 +8228,7 @@
           <w:sz w:val="22"/>
           <w:szCs w:val="22"/>
         </w:rPr>
-        <w:t xml:space="preserve">[10] Agoda / 5点 / 2026-02-05</w:t>
+        <w:t xml:space="preserve">[10] Booking.com / 5点 / 2026-02-05</w:t>
       </w:r>
     </w:p>
     <w:p>
@@ -8334,7 +8334,7 @@
                 <w:sz w:val="21"/>
                 <w:szCs w:val="21"/>
               </w:rPr>
-              <w:t xml:space="preserve">第一イン池袋は、全体平均9.08点（10点換算）、高評価率90.7%という非常に高い顧客満足度を維持しているホテルです。特に「立地・アクセス」「コンビニ・周辺施設」が多くのゲストから高く評価されています。</w:t>
+              <w:t xml:space="preserve">第一イン池袋は、全体平均9.06点（10点換算）、高評価率90.2%という非常に高い顧客満足度を維持しているホテルです。特に「立地・アクセス」「コンビニ・周辺施設」が多くのゲストから高く評価されています。</w:t>
             </w:r>
           </w:p>
           <w:p>
@@ -8348,7 +8348,7 @@
                 <w:sz w:val="21"/>
                 <w:szCs w:val="21"/>
               </w:rPr>
-              <w:t xml:space="preserve">改善課題としては、エアコン・空調、部屋の狭さ、浴室・水回りが主要なテーマとして浮上しています。ただし、これらの課題を指摘するゲストの多くも他の面では高い評価を付けており、ネガティブ要素が全体評価を大きく押し下げているわけではありません。</w:t>
+              <w:t xml:space="preserve">改善課題としては、エアコン・空調、部屋の狭さ、防音性能が主要なテーマとして浮上しています。ただし、これらの課題を指摘するゲストの多くも他の面では高い評価を付けており、ネガティブ要素が全体評価を大きく押し下げているわけではありません。</w:t>
             </w:r>
           </w:p>
           <w:p>

--- a/納品レポート/ホテル別レポート/daiichi_ikebukuro_口コミ分析改善レポート.docx
+++ b/納品レポート/ホテル別レポート/daiichi_ikebukuro_口コミ分析改善レポート.docx
@@ -96,7 +96,7 @@
           <w:sz w:val="22"/>
           <w:szCs w:val="22"/>
         </w:rPr>
-        <w:t xml:space="preserve">レビュー総数：112件（6サイト）</w:t>
+        <w:t xml:space="preserve">レビュー総数：114件（6サイト）</w:t>
       </w:r>
     </w:p>
     <w:p>
@@ -131,7 +131,7 @@
           <w:sz w:val="20"/>
           <w:szCs w:val="20"/>
         </w:rPr>
-        <w:t xml:space="preserve">作成日：2026年3月20日</w:t>
+        <w:t xml:space="preserve">作成日：2026年3月21日</w:t>
       </w:r>
     </w:p>
     <w:p>
@@ -189,7 +189,7 @@
           <w:sz w:val="21"/>
           <w:szCs w:val="21"/>
         </w:rPr>
-        <w:t xml:space="preserve">2026年2月〜3月に各OTAサイト・口コミサイトに投稿された112件のレビューを包括的に分析しました。以下が主要な発見事項です。</w:t>
+        <w:t xml:space="preserve">2026年2月〜3月に各OTAサイト・口コミサイトに投稿された114件のレビューを包括的に分析しました。以下が主要な発見事項です。</w:t>
       </w:r>
     </w:p>
     <w:p>
@@ -261,7 +261,7 @@
                 <w:sz w:val="36"/>
                 <w:szCs w:val="36"/>
               </w:rPr>
-              <w:t xml:space="preserve">9.06</w:t>
+              <w:t xml:space="preserve">9.08</w:t>
             </w:r>
           </w:p>
         </w:tc>
@@ -310,7 +310,7 @@
                 <w:sz w:val="36"/>
                 <w:szCs w:val="36"/>
               </w:rPr>
-              <w:t xml:space="preserve">90.2%</w:t>
+              <w:t xml:space="preserve">90.4%</w:t>
             </w:r>
           </w:p>
         </w:tc>
@@ -359,7 +359,7 @@
                 <w:sz w:val="36"/>
                 <w:szCs w:val="36"/>
               </w:rPr>
-              <w:t xml:space="preserve">2.7%</w:t>
+              <w:t xml:space="preserve">2.6%</w:t>
             </w:r>
           </w:p>
         </w:tc>
@@ -408,7 +408,7 @@
                 <w:sz w:val="36"/>
                 <w:szCs w:val="36"/>
               </w:rPr>
-              <w:t xml:space="preserve">112件</w:t>
+              <w:t xml:space="preserve">114件</w:t>
             </w:r>
           </w:p>
         </w:tc>
@@ -448,7 +448,7 @@
           <w:sz w:val="21"/>
           <w:szCs w:val="21"/>
         </w:rPr>
-        <w:t xml:space="preserve">全体平均スコア9.06点（10点換算）は非常に高い水準であり、90.2%が高評価（8-10点）に分類されます。低評価（1-4点）は3件（2.7%）で、ゲスト満足度は良好です。Trip.com（9.50点）で特に高い評価を獲得しています。</w:t>
+        <w:t xml:space="preserve">全体平均スコア9.08点（10点換算）は非常に高い水準であり、90.4%が高評価（8-10点）に分類されます。低評価（1-4点）は3件（2.6%）で、ゲスト満足度は良好です。Trip.com（9.52点）で特に高い評価を獲得しています。</w:t>
       </w:r>
     </w:p>
     <w:p>
@@ -567,7 +567,7 @@
                 <w:sz w:val="20"/>
                 <w:szCs w:val="20"/>
               </w:rPr>
-              <w:t xml:space="preserve">エアコン・空調（14件）、部屋の狭さ（8件）、防音性能（7件）、浴室・水回り（7件）</w:t>
+              <w:t xml:space="preserve">エアコン・空調（15件）、部屋の狭さ（8件）、防音性能（7件）、浴室・水回り（7件）</w:t>
             </w:r>
           </w:p>
           <w:p>
@@ -987,7 +987,7 @@
                 <w:sz w:val="20"/>
                 <w:szCs w:val="20"/>
               </w:rPr>
-              <w:t xml:space="preserve">54</w:t>
+              <w:t xml:space="preserve">56</w:t>
             </w:r>
           </w:p>
         </w:tc>
@@ -1021,7 +1021,7 @@
                 <w:sz w:val="20"/>
                 <w:szCs w:val="20"/>
               </w:rPr>
-              <w:t xml:space="preserve">9.5</w:t>
+              <w:t xml:space="preserve">9.52</w:t>
             </w:r>
           </w:p>
         </w:tc>
@@ -1089,7 +1089,7 @@
                 <w:sz w:val="20"/>
                 <w:szCs w:val="20"/>
               </w:rPr>
-              <w:t xml:space="preserve">9.5</w:t>
+              <w:t xml:space="preserve">9.52</w:t>
             </w:r>
           </w:p>
         </w:tc>
@@ -2418,7 +2418,7 @@
           <w:sz w:val="21"/>
           <w:szCs w:val="21"/>
         </w:rPr>
-        <w:t xml:space="preserve">評価分布は10点（58.0%）に最も多く、8点以上の高評価が90.2%を占め、高い顧客満足度を示しています。低評価（1-4点）は計3件（2.7%）です。</w:t>
+        <w:t xml:space="preserve">評価分布は10点（58.8%）に最も多く、8点以上の高評価が90.4%を占め、高い顧客満足度を示しています。低評価（1-4点）は計3件（2.6%）です。</w:t>
       </w:r>
     </w:p>
     <w:p>
@@ -2653,7 +2653,7 @@
                 <w:sz w:val="20"/>
                 <w:szCs w:val="20"/>
               </w:rPr>
-              <w:t xml:space="preserve">65</w:t>
+              <w:t xml:space="preserve">67</w:t>
             </w:r>
           </w:p>
         </w:tc>
@@ -2688,7 +2688,7 @@
                 <w:sz w:val="20"/>
                 <w:szCs w:val="20"/>
               </w:rPr>
-              <w:t xml:space="preserve">58.0%</w:t>
+              <w:t xml:space="preserve">58.8%</w:t>
             </w:r>
           </w:p>
         </w:tc>
@@ -2726,7 +2726,7 @@
                 <w:sz w:val="18"/>
                 <w:szCs w:val="18"/>
               </w:rPr>
-              <w:t xml:space="preserve"> 65件</w:t>
+              <w:t xml:space="preserve"> 67件</w:t>
             </w:r>
           </w:p>
         </w:tc>
@@ -2833,7 +2833,7 @@
                 <w:sz w:val="20"/>
                 <w:szCs w:val="20"/>
               </w:rPr>
-              <w:t xml:space="preserve">17.0%</w:t>
+              <w:t xml:space="preserve">16.7%</w:t>
             </w:r>
           </w:p>
         </w:tc>
@@ -2977,7 +2977,7 @@
                 <w:sz w:val="20"/>
                 <w:szCs w:val="20"/>
               </w:rPr>
-              <w:t xml:space="preserve">15.2%</w:t>
+              <w:t xml:space="preserve">14.9%</w:t>
             </w:r>
           </w:p>
         </w:tc>
@@ -3122,7 +3122,7 @@
                 <w:sz w:val="20"/>
                 <w:szCs w:val="20"/>
               </w:rPr>
-              <w:t xml:space="preserve">2.7%</w:t>
+              <w:t xml:space="preserve">2.6%</w:t>
             </w:r>
           </w:p>
         </w:tc>
@@ -3411,7 +3411,7 @@
                 <w:sz w:val="20"/>
                 <w:szCs w:val="20"/>
               </w:rPr>
-              <w:t xml:space="preserve">2.7%</w:t>
+              <w:t xml:space="preserve">2.6%</w:t>
             </w:r>
           </w:p>
         </w:tc>
@@ -3814,7 +3814,7 @@
                 <w:sz w:val="24"/>
                 <w:szCs w:val="24"/>
               </w:rPr>
-              <w:t xml:space="preserve">101件（90.2%）</w:t>
+              <w:t xml:space="preserve">103件（90.4%）</w:t>
             </w:r>
           </w:p>
         </w:tc>
@@ -3865,7 +3865,7 @@
                 <w:sz w:val="24"/>
                 <w:szCs w:val="24"/>
               </w:rPr>
-              <w:t xml:space="preserve">8件（7.1%）</w:t>
+              <w:t xml:space="preserve">8件（7.0%）</w:t>
             </w:r>
           </w:p>
         </w:tc>
@@ -3916,7 +3916,7 @@
                 <w:sz w:val="24"/>
                 <w:szCs w:val="24"/>
               </w:rPr>
-              <w:t xml:space="preserve">3件（2.7%）</w:t>
+              <w:t xml:space="preserve">3件（2.6%）</w:t>
             </w:r>
           </w:p>
         </w:tc>
@@ -4190,7 +4190,7 @@
                 <w:sz w:val="20"/>
                 <w:szCs w:val="20"/>
               </w:rPr>
-              <w:t xml:space="preserve">「在池袋東出口非常的方便 隔壁就是一蘭拉麵 如果第一次來行李有點多不太建議 因為離出口站沒有電梯可以搭乘房間如果一個...」「場所も便利な所にある」</w:t>
+              <w:t xml:space="preserve">「JR池袋駅からも近く、便利な立地です」「客室は他のホテルよりもずっと広く、サービスも素晴らしく、何よりも地下鉄の駅に近く、近隣のショッピングにも便利です」</w:t>
             </w:r>
           </w:p>
         </w:tc>
@@ -4401,7 +4401,7 @@
                 <w:sz w:val="20"/>
                 <w:szCs w:val="20"/>
               </w:rPr>
-              <w:t xml:space="preserve">「ロビーのスタッフはとても丁寧で、荷物預かりサービスもあるので大変便利です」「スタッフは親切で協力的です」</w:t>
+              <w:t xml:space="preserve">「客室は他のホテルよりもずっと広く、サービスも素晴らしく、何よりも地下鉄の駅に近く、近隣のショッピングにも便利です」「ロビーのスタッフはとても丁寧で、荷物預かりサービスもあるので大変便利です」</w:t>
             </w:r>
           </w:p>
         </w:tc>
@@ -4612,7 +4612,7 @@
                 <w:sz w:val="20"/>
                 <w:szCs w:val="20"/>
               </w:rPr>
-              <w:t xml:space="preserve">「ホテルは清潔で、枕も快適です」「シャワーキャップ以外のアメニティはすべて揃っています」</w:t>
+              <w:t xml:space="preserve">「เตียงขนาดกำลังดี มีแอร์แยก หน้าต่างเปิดได้ เดินทางสะดวกอย...」「ホテルは清潔で、枕も快適です」</w:t>
             </w:r>
           </w:p>
         </w:tc>
@@ -4756,7 +4756,7 @@
           <w:sz w:val="21"/>
           <w:szCs w:val="21"/>
         </w:rPr>
-        <w:t xml:space="preserve">口コミの多数で「立地・アクセス」に関するポジティブな言及が見られ、第一イン池袋の最大の差別化要因となっています。在池袋東出口非常的方便 隔壁就是一蘭拉麵 如果第一次來行李有點多不太建議 因為離出口站沒有電梯可以搭乘房間如果一個...といった声が多数寄せられています。</w:t>
+        <w:t xml:space="preserve">口コミの多数で「立地・アクセス」に関するポジティブな言及が見られ、第一イン池袋の最大の差別化要因となっています。JR池袋駅からも近く、便利な立地ですといった声が多数寄せられています。</w:t>
       </w:r>
     </w:p>
     <w:p>
@@ -4775,7 +4775,7 @@
           <w:sz w:val="21"/>
           <w:szCs w:val="21"/>
         </w:rPr>
-        <w:t xml:space="preserve">在池袋東出口非常的方便 隔壁就是一蘭拉麵 如果第一次來行李有點多不太建議 因為離出口站沒有電梯可以搭乘房間如果一個...</w:t>
+        <w:t xml:space="preserve">JR池袋駅からも近く、便利な立地です</w:t>
       </w:r>
     </w:p>
     <w:p>
@@ -4794,7 +4794,7 @@
           <w:sz w:val="21"/>
           <w:szCs w:val="21"/>
         </w:rPr>
-        <w:t xml:space="preserve">場所も便利な所にある</w:t>
+        <w:t xml:space="preserve">客室は他のホテルよりもずっと広く、サービスも素晴らしく、何よりも地下鉄の駅に近く、近隣のショッピングにも便利です</w:t>
       </w:r>
     </w:p>
     <w:p>
@@ -4813,7 +4813,7 @@
           <w:sz w:val="21"/>
           <w:szCs w:val="21"/>
         </w:rPr>
-        <w:t xml:space="preserve">料金も手頃で、公共交通機関へのアクセスも良好です</w:t>
+        <w:t xml:space="preserve">在池袋東出口非常的方便 隔壁就是一蘭拉麵 如果第一次來行李有點多不太建議 因為離出口站沒有電梯可以搭乘房間如果一個...</w:t>
       </w:r>
     </w:p>
     <w:p>
@@ -5155,7 +5155,7 @@
                 <w:sz w:val="20"/>
                 <w:szCs w:val="20"/>
               </w:rPr>
-              <w:t xml:space="preserve">It’s my third time staying in this hotel</w:t>
+              <w:t xml:space="preserve">เตียงขนาดกำลังดี มีแอร์แยก หน้าต่างเปิดได้ เดินทางสะดวกอย...</w:t>
             </w:r>
           </w:p>
         </w:tc>
@@ -5189,7 +5189,7 @@
                 <w:sz w:val="20"/>
                 <w:szCs w:val="20"/>
               </w:rPr>
-              <w:t xml:space="preserve">重大・14件</w:t>
+              <w:t xml:space="preserve">重大・15件</w:t>
             </w:r>
           </w:p>
         </w:tc>
@@ -7047,7 +7047,7 @@
                 <w:sz w:val="20"/>
                 <w:szCs w:val="20"/>
               </w:rPr>
-              <w:t xml:space="preserve">9.06点</w:t>
+              <w:t xml:space="preserve">9.08点</w:t>
             </w:r>
           </w:p>
         </w:tc>
@@ -7187,7 +7187,7 @@
                 <w:sz w:val="20"/>
                 <w:szCs w:val="20"/>
               </w:rPr>
-              <w:t xml:space="preserve">90.2%</w:t>
+              <w:t xml:space="preserve">90.4%</w:t>
             </w:r>
           </w:p>
         </w:tc>
@@ -7327,7 +7327,7 @@
                 <w:sz w:val="20"/>
                 <w:szCs w:val="20"/>
               </w:rPr>
-              <w:t xml:space="preserve">2.7%</w:t>
+              <w:t xml:space="preserve">2.6%</w:t>
             </w:r>
           </w:p>
         </w:tc>
@@ -7747,7 +7747,7 @@
                 <w:sz w:val="20"/>
                 <w:szCs w:val="20"/>
               </w:rPr>
-              <w:t xml:space="preserve">約14件/期間</w:t>
+              <w:t xml:space="preserve">約15件/期間</w:t>
             </w:r>
           </w:p>
         </w:tc>
@@ -7878,7 +7878,7 @@
           <w:sz w:val="22"/>
           <w:szCs w:val="22"/>
         </w:rPr>
-        <w:t xml:space="preserve">[1] Trip.com / 9点 / 2026-03-19</w:t>
+        <w:t xml:space="preserve">[1] Trip.com / 10点 / 2026-03-21</w:t>
       </w:r>
     </w:p>
     <w:p>
@@ -7893,7 +7893,7 @@
           <w:sz w:val="21"/>
           <w:szCs w:val="21"/>
         </w:rPr>
-        <w:t xml:space="preserve">池袋東口のすぐそばという便利な立地です。隣には一蘭ラーメンがあります。初めて池袋を訪れる方や荷物が多い方は、出口からエレベーターがないのでおすすめしません。部屋は一人なら十分な広さですが、二人だと少し狭いかもしれません。ロビーのスタッフはとても丁寧で、荷物預かりサービスもあるので大変便利です。</w:t>
+        <w:t xml:space="preserve">ベッドは十分な大きさで、独立したエアコンがあり、窓も開きます。JR池袋駅からも近く、便利な立地です。</w:t>
       </w:r>
     </w:p>
     <w:p>
@@ -7914,7 +7914,79 @@
           <w:sz w:val="22"/>
           <w:szCs w:val="22"/>
         </w:rPr>
-        <w:t xml:space="preserve">[2] Booking.com / 9点 / 2026-03-19</w:t>
+        <w:t xml:space="preserve">[2] Trip.com / 10点 / 2026-03-20</w:t>
+      </w:r>
+    </w:p>
+    <w:p>
+      <w:pPr>
+        <w:spacing w:after="120" w:line="320"/>
+        <w:jc w:val="left"/>
+      </w:pPr>
+      <w:r>
+        <w:rPr>
+          <w:rFonts w:ascii="Arial" w:cs="Arial" w:eastAsia="Arial" w:hAnsi="Arial"/>
+          <w:color w:val="333333"/>
+          <w:sz w:val="21"/>
+          <w:szCs w:val="21"/>
+        </w:rPr>
+        <w:t xml:space="preserve">客室は他のホテルよりもずっと広く、サービスも素晴らしく、何よりも地下鉄の駅に近く、近隣のショッピングにも便利です。池袋を訪れるなら、このホテルが断然おすすめです！</w:t>
+      </w:r>
+    </w:p>
+    <w:p>
+      <w:pPr>
+        <w:spacing w:after="60"/>
+      </w:pPr>
+    </w:p>
+    <w:p>
+      <w:pPr>
+        <w:spacing w:after="120" w:before="200"/>
+      </w:pPr>
+      <w:r>
+        <w:rPr>
+          <w:rFonts w:ascii="Arial" w:cs="Arial" w:eastAsia="Arial" w:hAnsi="Arial"/>
+          <w:b/>
+          <w:bCs/>
+          <w:color w:val="1B3A5C"/>
+          <w:sz w:val="22"/>
+          <w:szCs w:val="22"/>
+        </w:rPr>
+        <w:t xml:space="preserve">[3] Trip.com / 9点 / 2026-03-19</w:t>
+      </w:r>
+    </w:p>
+    <w:p>
+      <w:pPr>
+        <w:spacing w:after="120" w:line="320"/>
+        <w:jc w:val="left"/>
+      </w:pPr>
+      <w:r>
+        <w:rPr>
+          <w:rFonts w:ascii="Arial" w:cs="Arial" w:eastAsia="Arial" w:hAnsi="Arial"/>
+          <w:color w:val="333333"/>
+          <w:sz w:val="21"/>
+          <w:szCs w:val="21"/>
+        </w:rPr>
+        <w:t xml:space="preserve">池袋東口のすぐそばという便利な立地です。隣には一蘭ラーメンがあります。初めて池袋を訪れる方や荷物が多い方は、出口からエレベーターがないのでおすすめしません。部屋は一人なら十分な広さですが、二人だと少し狭いかもしれません。ロビーのスタッフはとても丁寧で、荷物預かりサービスもあるので大変便利です。</w:t>
+      </w:r>
+    </w:p>
+    <w:p>
+      <w:pPr>
+        <w:spacing w:after="60"/>
+      </w:pPr>
+    </w:p>
+    <w:p>
+      <w:pPr>
+        <w:spacing w:after="120" w:before="200"/>
+      </w:pPr>
+      <w:r>
+        <w:rPr>
+          <w:rFonts w:ascii="Arial" w:cs="Arial" w:eastAsia="Arial" w:hAnsi="Arial"/>
+          <w:b/>
+          <w:bCs/>
+          <w:color w:val="1B3A5C"/>
+          <w:sz w:val="22"/>
+          <w:szCs w:val="22"/>
+        </w:rPr>
+        <w:t xml:space="preserve">[4] Booking.com / 9点 / 2026-03-19</w:t>
       </w:r>
     </w:p>
     <w:p>
@@ -7976,7 +8048,7 @@
           <w:sz w:val="22"/>
           <w:szCs w:val="22"/>
         </w:rPr>
-        <w:t xml:space="preserve">[3] Trip.com / 10点 / 2026-03-19</w:t>
+        <w:t xml:space="preserve">[5] Trip.com / 10点 / 2026-03-19</w:t>
       </w:r>
     </w:p>
     <w:p>
@@ -7992,78 +8064,6 @@
           <w:szCs w:val="21"/>
         </w:rPr>
         <w:t xml:space="preserve">このホテルに泊まるのは今回で3回目です。料金も手頃で、公共交通機関へのアクセスも良好です。ホテルは清潔で、枕も快適です。</w:t>
-      </w:r>
-    </w:p>
-    <w:p>
-      <w:pPr>
-        <w:spacing w:after="60"/>
-      </w:pPr>
-    </w:p>
-    <w:p>
-      <w:pPr>
-        <w:spacing w:after="120" w:before="200"/>
-      </w:pPr>
-      <w:r>
-        <w:rPr>
-          <w:rFonts w:ascii="Arial" w:cs="Arial" w:eastAsia="Arial" w:hAnsi="Arial"/>
-          <w:b/>
-          <w:bCs/>
-          <w:color w:val="1B3A5C"/>
-          <w:sz w:val="22"/>
-          <w:szCs w:val="22"/>
-        </w:rPr>
-        <w:t xml:space="preserve">[4] 楽天トラベル / 10点 / 2026-03-19</w:t>
-      </w:r>
-    </w:p>
-    <w:p>
-      <w:pPr>
-        <w:spacing w:after="120" w:line="320"/>
-        <w:jc w:val="left"/>
-      </w:pPr>
-      <w:r>
-        <w:rPr>
-          <w:rFonts w:ascii="Arial" w:cs="Arial" w:eastAsia="Arial" w:hAnsi="Arial"/>
-          <w:color w:val="333333"/>
-          <w:sz w:val="21"/>
-          <w:szCs w:val="21"/>
-        </w:rPr>
-        <w:t xml:space="preserve">池袋駅に近いし、以前も利用したことがあり。 便利です。</w:t>
-      </w:r>
-    </w:p>
-    <w:p>
-      <w:pPr>
-        <w:spacing w:after="60"/>
-      </w:pPr>
-    </w:p>
-    <w:p>
-      <w:pPr>
-        <w:spacing w:after="120" w:before="200"/>
-      </w:pPr>
-      <w:r>
-        <w:rPr>
-          <w:rFonts w:ascii="Arial" w:cs="Arial" w:eastAsia="Arial" w:hAnsi="Arial"/>
-          <w:b/>
-          <w:bCs/>
-          <w:color w:val="1B3A5C"/>
-          <w:sz w:val="22"/>
-          <w:szCs w:val="22"/>
-        </w:rPr>
-        <w:t xml:space="preserve">[5] Booking.com / 8点 / 2026-03-18</w:t>
-      </w:r>
-    </w:p>
-    <w:p>
-      <w:pPr>
-        <w:spacing w:after="120" w:line="320"/>
-        <w:jc w:val="left"/>
-      </w:pPr>
-      <w:r>
-        <w:rPr>
-          <w:rFonts w:ascii="Arial" w:cs="Arial" w:eastAsia="Arial" w:hAnsi="Arial"/>
-          <w:color w:val="333333"/>
-          <w:sz w:val="21"/>
-          <w:szCs w:val="21"/>
-        </w:rPr>
-        <w:t xml:space="preserve">proximité du metro, konbini au pied de l'hotel, proximité de très bons restaurants. l'hotel est dans un coin plutot calme (ce qui est appreciable) mais si on veut de l'animation il y a juste à trav...</w:t>
       </w:r>
     </w:p>
     <w:p>
@@ -8334,7 +8334,7 @@
                 <w:sz w:val="21"/>
                 <w:szCs w:val="21"/>
               </w:rPr>
-              <w:t xml:space="preserve">第一イン池袋は、全体平均9.06点（10点換算）、高評価率90.2%という非常に高い顧客満足度を維持しているホテルです。特に「立地・アクセス」「コンビニ・周辺施設」が多くのゲストから高く評価されています。</w:t>
+              <w:t xml:space="preserve">第一イン池袋は、全体平均9.08点（10点換算）、高評価率90.4%という非常に高い顧客満足度を維持しているホテルです。特に「立地・アクセス」「コンビニ・周辺施設」が多くのゲストから高く評価されています。</w:t>
             </w:r>
           </w:p>
           <w:p>

--- a/納品レポート/ホテル別レポート/daiichi_ikebukuro_口コミ分析改善レポート.docx
+++ b/納品レポート/ホテル別レポート/daiichi_ikebukuro_口コミ分析改善レポート.docx
@@ -96,7 +96,7 @@
           <w:sz w:val="22"/>
           <w:szCs w:val="22"/>
         </w:rPr>
-        <w:t xml:space="preserve">レビュー総数：114件（6サイト）</w:t>
+        <w:t xml:space="preserve">レビュー総数：120件（6サイト）</w:t>
       </w:r>
     </w:p>
     <w:p>
@@ -131,7 +131,7 @@
           <w:sz w:val="20"/>
           <w:szCs w:val="20"/>
         </w:rPr>
-        <w:t xml:space="preserve">作成日：2026年3月21日</w:t>
+        <w:t xml:space="preserve">作成日：2026年3月23日</w:t>
       </w:r>
     </w:p>
     <w:p>
@@ -189,7 +189,7 @@
           <w:sz w:val="21"/>
           <w:szCs w:val="21"/>
         </w:rPr>
-        <w:t xml:space="preserve">2026年2月〜3月に各OTAサイト・口コミサイトに投稿された114件のレビューを包括的に分析しました。以下が主要な発見事項です。</w:t>
+        <w:t xml:space="preserve">2026年2月〜3月に各OTAサイト・口コミサイトに投稿された120件のレビューを包括的に分析しました。以下が主要な発見事項です。</w:t>
       </w:r>
     </w:p>
     <w:p>
@@ -261,7 +261,7 @@
                 <w:sz w:val="36"/>
                 <w:szCs w:val="36"/>
               </w:rPr>
-              <w:t xml:space="preserve">9.08</w:t>
+              <w:t xml:space="preserve">9.12</w:t>
             </w:r>
           </w:p>
         </w:tc>
@@ -310,7 +310,7 @@
                 <w:sz w:val="36"/>
                 <w:szCs w:val="36"/>
               </w:rPr>
-              <w:t xml:space="preserve">90.4%</w:t>
+              <w:t xml:space="preserve">90.8%</w:t>
             </w:r>
           </w:p>
         </w:tc>
@@ -359,7 +359,7 @@
                 <w:sz w:val="36"/>
                 <w:szCs w:val="36"/>
               </w:rPr>
-              <w:t xml:space="preserve">2.6%</w:t>
+              <w:t xml:space="preserve">2.5%</w:t>
             </w:r>
           </w:p>
         </w:tc>
@@ -408,7 +408,7 @@
                 <w:sz w:val="36"/>
                 <w:szCs w:val="36"/>
               </w:rPr>
-              <w:t xml:space="preserve">114件</w:t>
+              <w:t xml:space="preserve">120件</w:t>
             </w:r>
           </w:p>
         </w:tc>
@@ -448,7 +448,7 @@
           <w:sz w:val="21"/>
           <w:szCs w:val="21"/>
         </w:rPr>
-        <w:t xml:space="preserve">全体平均スコア9.08点（10点換算）は非常に高い水準であり、90.4%が高評価（8-10点）に分類されます。低評価（1-4点）は3件（2.6%）で、ゲスト満足度は良好です。Trip.com（9.52点）で特に高い評価を獲得しています。</w:t>
+        <w:t xml:space="preserve">全体平均スコア9.12点（10点換算）は非常に高い水準であり、90.8%が高評価（8-10点）に分類されます。低評価（1-4点）は3件（2.5%）で、ゲスト満足度は良好です。Trip.com（9.56点）で特に高い評価を獲得しています。</w:t>
       </w:r>
     </w:p>
     <w:p>
@@ -567,7 +567,7 @@
                 <w:sz w:val="20"/>
                 <w:szCs w:val="20"/>
               </w:rPr>
-              <w:t xml:space="preserve">エアコン・空調（15件）、部屋の狭さ（8件）、防音性能（7件）、浴室・水回り（7件）</w:t>
+              <w:t xml:space="preserve">エアコン・空調（17件）、部屋の狭さ（8件）、防音性能（7件）、浴室・水回り（7件）</w:t>
             </w:r>
           </w:p>
           <w:p>
@@ -987,7 +987,7 @@
                 <w:sz w:val="20"/>
                 <w:szCs w:val="20"/>
               </w:rPr>
-              <w:t xml:space="preserve">56</w:t>
+              <w:t xml:space="preserve">61</w:t>
             </w:r>
           </w:p>
         </w:tc>
@@ -1021,7 +1021,7 @@
                 <w:sz w:val="20"/>
                 <w:szCs w:val="20"/>
               </w:rPr>
-              <w:t xml:space="preserve">9.52</w:t>
+              <w:t xml:space="preserve">9.56</w:t>
             </w:r>
           </w:p>
         </w:tc>
@@ -1089,7 +1089,7 @@
                 <w:sz w:val="20"/>
                 <w:szCs w:val="20"/>
               </w:rPr>
-              <w:t xml:space="preserve">9.52</w:t>
+              <w:t xml:space="preserve">9.56</w:t>
             </w:r>
           </w:p>
         </w:tc>
@@ -1474,7 +1474,7 @@
                 <w:sz w:val="20"/>
                 <w:szCs w:val="20"/>
               </w:rPr>
-              <w:t xml:space="preserve">20</w:t>
+              <w:t xml:space="preserve">21</w:t>
             </w:r>
           </w:p>
         </w:tc>
@@ -1508,7 +1508,7 @@
                 <w:sz w:val="20"/>
                 <w:szCs w:val="20"/>
               </w:rPr>
-              <w:t xml:space="preserve">8.7</w:t>
+              <w:t xml:space="preserve">8.76</w:t>
             </w:r>
           </w:p>
         </w:tc>
@@ -1576,7 +1576,7 @@
                 <w:sz w:val="20"/>
                 <w:szCs w:val="20"/>
               </w:rPr>
-              <w:t xml:space="preserve">8.7</w:t>
+              <w:t xml:space="preserve">8.76</w:t>
             </w:r>
           </w:p>
         </w:tc>
@@ -2418,7 +2418,7 @@
           <w:sz w:val="21"/>
           <w:szCs w:val="21"/>
         </w:rPr>
-        <w:t xml:space="preserve">評価分布は10点（58.8%）に最も多く、8点以上の高評価が90.4%を占め、高い顧客満足度を示しています。低評価（1-4点）は計3件（2.6%）です。</w:t>
+        <w:t xml:space="preserve">評価分布は10点（60.8%）に最も多く、8点以上の高評価が90.8%を占め、高い顧客満足度を示しています。低評価（1-4点）は計3件（2.5%）です。</w:t>
       </w:r>
     </w:p>
     <w:p>
@@ -2653,7 +2653,7 @@
                 <w:sz w:val="20"/>
                 <w:szCs w:val="20"/>
               </w:rPr>
-              <w:t xml:space="preserve">67</w:t>
+              <w:t xml:space="preserve">73</w:t>
             </w:r>
           </w:p>
         </w:tc>
@@ -2688,7 +2688,7 @@
                 <w:sz w:val="20"/>
                 <w:szCs w:val="20"/>
               </w:rPr>
-              <w:t xml:space="preserve">58.8%</w:t>
+              <w:t xml:space="preserve">60.8%</w:t>
             </w:r>
           </w:p>
         </w:tc>
@@ -2726,7 +2726,7 @@
                 <w:sz w:val="18"/>
                 <w:szCs w:val="18"/>
               </w:rPr>
-              <w:t xml:space="preserve"> 67件</w:t>
+              <w:t xml:space="preserve"> 73件</w:t>
             </w:r>
           </w:p>
         </w:tc>
@@ -2833,7 +2833,7 @@
                 <w:sz w:val="20"/>
                 <w:szCs w:val="20"/>
               </w:rPr>
-              <w:t xml:space="preserve">16.7%</w:t>
+              <w:t xml:space="preserve">15.8%</w:t>
             </w:r>
           </w:p>
         </w:tc>
@@ -2861,7 +2861,7 @@
                 <w:sz w:val="20"/>
                 <w:szCs w:val="20"/>
               </w:rPr>
-              <w:t xml:space="preserve">██████</w:t>
+              <w:t xml:space="preserve">█████</w:t>
             </w:r>
             <w:r>
               <w:rPr>
@@ -2977,7 +2977,7 @@
                 <w:sz w:val="20"/>
                 <w:szCs w:val="20"/>
               </w:rPr>
-              <w:t xml:space="preserve">14.9%</w:t>
+              <w:t xml:space="preserve">14.2%</w:t>
             </w:r>
           </w:p>
         </w:tc>
@@ -3122,7 +3122,7 @@
                 <w:sz w:val="20"/>
                 <w:szCs w:val="20"/>
               </w:rPr>
-              <w:t xml:space="preserve">2.6%</w:t>
+              <w:t xml:space="preserve">2.5%</w:t>
             </w:r>
           </w:p>
         </w:tc>
@@ -3266,7 +3266,7 @@
                 <w:sz w:val="20"/>
                 <w:szCs w:val="20"/>
               </w:rPr>
-              <w:t xml:space="preserve">1.8%</w:t>
+              <w:t xml:space="preserve">1.7%</w:t>
             </w:r>
           </w:p>
         </w:tc>
@@ -3411,7 +3411,7 @@
                 <w:sz w:val="20"/>
                 <w:szCs w:val="20"/>
               </w:rPr>
-              <w:t xml:space="preserve">2.6%</w:t>
+              <w:t xml:space="preserve">2.5%</w:t>
             </w:r>
           </w:p>
         </w:tc>
@@ -3555,7 +3555,7 @@
                 <w:sz w:val="20"/>
                 <w:szCs w:val="20"/>
               </w:rPr>
-              <w:t xml:space="preserve">1.8%</w:t>
+              <w:t xml:space="preserve">1.7%</w:t>
             </w:r>
           </w:p>
         </w:tc>
@@ -3700,7 +3700,7 @@
                 <w:sz w:val="20"/>
                 <w:szCs w:val="20"/>
               </w:rPr>
-              <w:t xml:space="preserve">0.9%</w:t>
+              <w:t xml:space="preserve">0.8%</w:t>
             </w:r>
           </w:p>
         </w:tc>
@@ -3814,7 +3814,7 @@
                 <w:sz w:val="24"/>
                 <w:szCs w:val="24"/>
               </w:rPr>
-              <w:t xml:space="preserve">103件（90.4%）</w:t>
+              <w:t xml:space="preserve">109件（90.8%）</w:t>
             </w:r>
           </w:p>
         </w:tc>
@@ -3865,7 +3865,7 @@
                 <w:sz w:val="24"/>
                 <w:szCs w:val="24"/>
               </w:rPr>
-              <w:t xml:space="preserve">8件（7.0%）</w:t>
+              <w:t xml:space="preserve">8件（6.7%）</w:t>
             </w:r>
           </w:p>
         </w:tc>
@@ -3916,7 +3916,7 @@
                 <w:sz w:val="24"/>
                 <w:szCs w:val="24"/>
               </w:rPr>
-              <w:t xml:space="preserve">3件（2.6%）</w:t>
+              <w:t xml:space="preserve">3件（2.5%）</w:t>
             </w:r>
           </w:p>
         </w:tc>
@@ -4190,7 +4190,7 @@
                 <w:sz w:val="20"/>
                 <w:szCs w:val="20"/>
               </w:rPr>
-              <w:t xml:space="preserve">「JR池袋駅からも近く、便利な立地です」「客室は他のホテルよりもずっと広く、サービスも素晴らしく、何よりも地下鉄の駅に近く、近隣のショッピングにも便利です」</w:t>
+              <w:t xml:space="preserve">「池袋駅に近いです」「立地も非常に便利で、駅から徒歩わずか数分なので、交通の便も抜群です」</w:t>
             </w:r>
           </w:p>
         </w:tc>
@@ -4294,7 +4294,7 @@
                 <w:sz w:val="20"/>
                 <w:szCs w:val="20"/>
               </w:rPr>
-              <w:t xml:space="preserve">「ทำเลดีมาก ใกล้ทุกอย่าง ใกล้รถไฟฟ้า แอร์พอตบัส ใกล้ร้านอาห...」「ホテルの周辺には多くのレストランがあり、ファミリーマートやセブンイレブンもすぐ近くにあります」</w:t>
+              <w:t xml:space="preserve">「周辺にはレストランや軽食店も数多くあり、様々な選択肢があります」「ใกล้รถไฟ ร้านอาหารเยอะ สะดวกมากๆ 駅に近く、レストランもたくさんあって、とても便利です」</w:t>
             </w:r>
           </w:p>
         </w:tc>
@@ -4505,7 +4505,7 @@
                 <w:sz w:val="20"/>
                 <w:szCs w:val="20"/>
               </w:rPr>
-              <w:t xml:space="preserve">「清潔で部屋が広く使いやすかった」「ホテルは清潔で、枕も快適です」</w:t>
+              <w:t xml:space="preserve">「部屋はとても清潔で、広々として快適で、ベッドは柔らかくて心地よかったです」「清潔で部屋が広く使いやすかった」</w:t>
             </w:r>
           </w:p>
         </w:tc>
@@ -4612,7 +4612,7 @@
                 <w:sz w:val="20"/>
                 <w:szCs w:val="20"/>
               </w:rPr>
-              <w:t xml:space="preserve">「เตียงขนาดกำลังดี มีแอร์แยก หน้าต่างเปิดได้ เดินทางสะดวกอย...」「ホテルは清潔で、枕も快適です」</w:t>
+              <w:t xml:space="preserve">「部屋はとても清潔で、広々として快適で、ベッドは柔らかくて心地よかったです」「เตียงขนาดกำลังดี มีแอร์แยก หน้าต่างเปิดได้ เดินทางสะดวกอย...」</w:t>
             </w:r>
           </w:p>
         </w:tc>
@@ -4756,7 +4756,7 @@
           <w:sz w:val="21"/>
           <w:szCs w:val="21"/>
         </w:rPr>
-        <w:t xml:space="preserve">口コミの多数で「立地・アクセス」に関するポジティブな言及が見られ、第一イン池袋の最大の差別化要因となっています。JR池袋駅からも近く、便利な立地ですといった声が多数寄せられています。</w:t>
+        <w:t xml:space="preserve">口コミの多数で「立地・アクセス」に関するポジティブな言及が見られ、第一イン池袋の最大の差別化要因となっています。池袋駅に近いですといった声が多数寄せられています。</w:t>
       </w:r>
     </w:p>
     <w:p>
@@ -4775,7 +4775,7 @@
           <w:sz w:val="21"/>
           <w:szCs w:val="21"/>
         </w:rPr>
-        <w:t xml:space="preserve">JR池袋駅からも近く、便利な立地です</w:t>
+        <w:t xml:space="preserve">池袋駅に近いです</w:t>
       </w:r>
     </w:p>
     <w:p>
@@ -4794,7 +4794,7 @@
           <w:sz w:val="21"/>
           <w:szCs w:val="21"/>
         </w:rPr>
-        <w:t xml:space="preserve">客室は他のホテルよりもずっと広く、サービスも素晴らしく、何よりも地下鉄の駅に近く、近隣のショッピングにも便利です</w:t>
+        <w:t xml:space="preserve">立地も非常に便利で、駅から徒歩わずか数分なので、交通の便も抜群です</w:t>
       </w:r>
     </w:p>
     <w:p>
@@ -4813,7 +4813,7 @@
           <w:sz w:val="21"/>
           <w:szCs w:val="21"/>
         </w:rPr>
-        <w:t xml:space="preserve">在池袋東出口非常的方便 隔壁就是一蘭拉麵 如果第一次來行李有點多不太建議 因為離出口站沒有電梯可以搭乘房間如果一個...</w:t>
+        <w:t xml:space="preserve">ใกล้รถไฟ ร้านอาหารเยอะ สะดวกมากๆ 駅に近く、レストランもたくさんあって、とても便利です</w:t>
       </w:r>
     </w:p>
     <w:p>
@@ -4850,7 +4850,7 @@
           <w:sz w:val="21"/>
           <w:szCs w:val="21"/>
         </w:rPr>
-        <w:t xml:space="preserve">コンビニ・周辺施設に関するポジティブな評価も多く寄せられています。「ทำเลดีมาก ใกล้ทุกอย่าง ใกล้รถไฟฟ้า แอร์พอตบัส ใกล้ร้านอาห...」といったコメントが見られます。</w:t>
+        <w:t xml:space="preserve">コンビニ・周辺施設に関するポジティブな評価も多く寄せられています。「周辺にはレストランや軽食店も数多くあり、様々な選択肢があります」といったコメントが見られます。</w:t>
       </w:r>
     </w:p>
     <w:p>
@@ -5155,7 +5155,7 @@
                 <w:sz w:val="20"/>
                 <w:szCs w:val="20"/>
               </w:rPr>
-              <w:t xml:space="preserve">เตียงขนาดกำลังดี มีแอร์แยก หน้าต่างเปิดได้ เดินทางสะดวกอย...</w:t>
+              <w:t xml:space="preserve">good place to stay while in japan</w:t>
             </w:r>
           </w:p>
         </w:tc>
@@ -5189,7 +5189,7 @@
                 <w:sz w:val="20"/>
                 <w:szCs w:val="20"/>
               </w:rPr>
-              <w:t xml:space="preserve">重大・15件</w:t>
+              <w:t xml:space="preserve">重大・17件</w:t>
             </w:r>
           </w:p>
         </w:tc>
@@ -7047,7 +7047,7 @@
                 <w:sz w:val="20"/>
                 <w:szCs w:val="20"/>
               </w:rPr>
-              <w:t xml:space="preserve">9.08点</w:t>
+              <w:t xml:space="preserve">9.12点</w:t>
             </w:r>
           </w:p>
         </w:tc>
@@ -7187,7 +7187,7 @@
                 <w:sz w:val="20"/>
                 <w:szCs w:val="20"/>
               </w:rPr>
-              <w:t xml:space="preserve">90.4%</w:t>
+              <w:t xml:space="preserve">90.8%</w:t>
             </w:r>
           </w:p>
         </w:tc>
@@ -7222,7 +7222,7 @@
                 <w:sz w:val="20"/>
                 <w:szCs w:val="20"/>
               </w:rPr>
-              <w:t xml:space="preserve">92%以上</w:t>
+              <w:t xml:space="preserve">93%以上</w:t>
             </w:r>
           </w:p>
         </w:tc>
@@ -7327,7 +7327,7 @@
                 <w:sz w:val="20"/>
                 <w:szCs w:val="20"/>
               </w:rPr>
-              <w:t xml:space="preserve">2.6%</w:t>
+              <w:t xml:space="preserve">2.5%</w:t>
             </w:r>
           </w:p>
         </w:tc>
@@ -7747,7 +7747,7 @@
                 <w:sz w:val="20"/>
                 <w:szCs w:val="20"/>
               </w:rPr>
-              <w:t xml:space="preserve">約15件/期間</w:t>
+              <w:t xml:space="preserve">約17件/期間</w:t>
             </w:r>
           </w:p>
         </w:tc>
@@ -7782,7 +7782,7 @@
                 <w:sz w:val="20"/>
                 <w:szCs w:val="20"/>
               </w:rPr>
-              <w:t xml:space="preserve">7件以下</w:t>
+              <w:t xml:space="preserve">8件以下</w:t>
             </w:r>
           </w:p>
         </w:tc>
@@ -7878,7 +7878,7 @@
           <w:sz w:val="22"/>
           <w:szCs w:val="22"/>
         </w:rPr>
-        <w:t xml:space="preserve">[1] Trip.com / 10点 / 2026-03-21</w:t>
+        <w:t xml:space="preserve">[1] Trip.com / 10点 / 2026-03-22</w:t>
       </w:r>
     </w:p>
     <w:p>
@@ -7893,7 +7893,7 @@
           <w:sz w:val="21"/>
           <w:szCs w:val="21"/>
         </w:rPr>
-        <w:t xml:space="preserve">ベッドは十分な大きさで、独立したエアコンがあり、窓も開きます。JR池袋駅からも近く、便利な立地です。</w:t>
+        <w:t xml:space="preserve">日本滞在中に泊まるのに良い場所です。池袋駅に近いです。</w:t>
       </w:r>
     </w:p>
     <w:p>
@@ -7914,7 +7914,7 @@
           <w:sz w:val="22"/>
           <w:szCs w:val="22"/>
         </w:rPr>
-        <w:t xml:space="preserve">[2] Trip.com / 10点 / 2026-03-20</w:t>
+        <w:t xml:space="preserve">[2] Trip.com / 10点 / 2026-03-22</w:t>
       </w:r>
     </w:p>
     <w:p>
@@ -7929,7 +7929,7 @@
           <w:sz w:val="21"/>
           <w:szCs w:val="21"/>
         </w:rPr>
-        <w:t xml:space="preserve">客室は他のホテルよりもずっと広く、サービスも素晴らしく、何よりも地下鉄の駅に近く、近隣のショッピングにも便利です。池袋を訪れるなら、このホテルが断然おすすめです！</w:t>
+        <w:t xml:space="preserve">このホテルはトリプルルームを提供している点で珍しいです。部屋はとても清潔で、広々として快適で、ベッドは柔らかくて心地よかったです。立地も非常に便利で、駅から徒歩わずか数分なので、交通の便も抜群です。周辺にはレストランや軽食店も数多くあり、様々な選択肢があります。</w:t>
       </w:r>
     </w:p>
     <w:p>
@@ -7950,7 +7950,7 @@
           <w:sz w:val="22"/>
           <w:szCs w:val="22"/>
         </w:rPr>
-        <w:t xml:space="preserve">[3] Trip.com / 9点 / 2026-03-19</w:t>
+        <w:t xml:space="preserve">[3] Trip.com / 10点 / 2026-03-22</w:t>
       </w:r>
     </w:p>
     <w:p>
@@ -7965,7 +7965,7 @@
           <w:sz w:val="21"/>
           <w:szCs w:val="21"/>
         </w:rPr>
-        <w:t xml:space="preserve">池袋東口のすぐそばという便利な立地です。隣には一蘭ラーメンがあります。初めて池袋を訪れる方や荷物が多い方は、出口からエレベーターがないのでおすすめしません。部屋は一人なら十分な広さですが、二人だと少し狭いかもしれません。ロビーのスタッフはとても丁寧で、荷物預かりサービスもあるので大変便利です。</w:t>
+        <w:t xml:space="preserve">駅に近く、レストランもたくさんあって、とても便利です。</w:t>
       </w:r>
     </w:p>
     <w:p>
@@ -7986,7 +7986,7 @@
           <w:sz w:val="22"/>
           <w:szCs w:val="22"/>
         </w:rPr>
-        <w:t xml:space="preserve">[4] Booking.com / 9点 / 2026-03-19</w:t>
+        <w:t xml:space="preserve">[4] Trip.com / 10点 / 2026-03-21</w:t>
       </w:r>
     </w:p>
     <w:p>
@@ -8001,33 +8001,7 @@
           <w:sz w:val="21"/>
           <w:szCs w:val="21"/>
         </w:rPr>
-        <w:t xml:space="preserve">清潔で部屋が広く使いやすかった。 場所も便利な所にある。</w:t>
-      </w:r>
-    </w:p>
-    <w:p>
-      <w:pPr>
-        <w:spacing w:after="120" w:line="320"/>
-        <w:jc w:val="left"/>
-      </w:pPr>
-      <w:r>
-        <w:rPr>
-          <w:rFonts w:ascii="Arial" w:cs="Arial" w:eastAsia="Arial" w:hAnsi="Arial"/>
-          <w:b/>
-          <w:bCs/>
-          <w:color w:val="C0392B"/>
-          <w:sz w:val="21"/>
-          <w:szCs w:val="21"/>
-        </w:rPr>
-        <w:t xml:space="preserve">【改善点】</w:t>
-      </w:r>
-      <w:r>
-        <w:rPr>
-          <w:rFonts w:ascii="Arial" w:cs="Arial" w:eastAsia="Arial" w:hAnsi="Arial"/>
-          <w:color w:val="333333"/>
-          <w:sz w:val="21"/>
-          <w:szCs w:val="21"/>
-        </w:rPr>
-        <w:t xml:space="preserve">特になし</w:t>
+        <w:t xml:space="preserve">ベッドは十分な大きさで、独立したエアコンがあり、窓も開きます。JR池袋駅からも近く、便利な立地です。</w:t>
       </w:r>
     </w:p>
     <w:p>
@@ -8048,7 +8022,7 @@
           <w:sz w:val="22"/>
           <w:szCs w:val="22"/>
         </w:rPr>
-        <w:t xml:space="preserve">[5] Trip.com / 10点 / 2026-03-19</w:t>
+        <w:t xml:space="preserve">[5] Trip.com / 10点 / 2026-03-21</w:t>
       </w:r>
     </w:p>
     <w:p>
@@ -8063,7 +8037,7 @@
           <w:sz w:val="21"/>
           <w:szCs w:val="21"/>
         </w:rPr>
-        <w:t xml:space="preserve">このホテルに泊まるのは今回で3回目です。料金も手頃で、公共交通機関へのアクセスも良好です。ホテルは清潔で、枕も快適です。</w:t>
+        <w:t xml:space="preserve">素敵なホテルで立地も良い！</w:t>
       </w:r>
     </w:p>
     <w:p>
@@ -8207,7 +8181,7 @@
           <w:sz w:val="21"/>
           <w:szCs w:val="21"/>
         </w:rPr>
-        <w:t xml:space="preserve">全体的に見て、良いホテルです。駅に近く、立地は非常に便利です。朝食は少し高めですが、伝統的な日本料理と少量の洋食が用意されており、味もなかなか美味しいです。近くにファミリーマートがあり、とても便利です。</w:t>
+        <w:t xml:space="preserve">全体的に見て、良いホテルです。立地は駅に近く、とても便利です。朝食は少し高めですが、伝統的な日本料理と洋食が数種類用意されており、味もかなり美味しいです。近くにファミリーマートがあり、とても便利です。</w:t>
       </w:r>
     </w:p>
     <w:p>
@@ -8334,7 +8308,7 @@
                 <w:sz w:val="21"/>
                 <w:szCs w:val="21"/>
               </w:rPr>
-              <w:t xml:space="preserve">第一イン池袋は、全体平均9.08点（10点換算）、高評価率90.4%という非常に高い顧客満足度を維持しているホテルです。特に「立地・アクセス」「コンビニ・周辺施設」が多くのゲストから高く評価されています。</w:t>
+              <w:t xml:space="preserve">第一イン池袋は、全体平均9.12点（10点換算）、高評価率90.8%という非常に高い顧客満足度を維持しているホテルです。特に「立地・アクセス」「コンビニ・周辺施設」が多くのゲストから高く評価されています。</w:t>
             </w:r>
           </w:p>
           <w:p>

--- a/納品レポート/ホテル別レポート/daiichi_ikebukuro_口コミ分析改善レポート.docx
+++ b/納品レポート/ホテル別レポート/daiichi_ikebukuro_口コミ分析改善レポート.docx
@@ -96,7 +96,7 @@
           <w:sz w:val="22"/>
           <w:szCs w:val="22"/>
         </w:rPr>
-        <w:t xml:space="preserve">レビュー総数：120件（6サイト）</w:t>
+        <w:t xml:space="preserve">レビュー総数：121件（6サイト）</w:t>
       </w:r>
     </w:p>
     <w:p>
@@ -131,7 +131,7 @@
           <w:sz w:val="20"/>
           <w:szCs w:val="20"/>
         </w:rPr>
-        <w:t xml:space="preserve">作成日：2026年3月23日</w:t>
+        <w:t xml:space="preserve">作成日：2026年3月24日</w:t>
       </w:r>
     </w:p>
     <w:p>
@@ -189,7 +189,7 @@
           <w:sz w:val="21"/>
           <w:szCs w:val="21"/>
         </w:rPr>
-        <w:t xml:space="preserve">2026年2月〜3月に各OTAサイト・口コミサイトに投稿された120件のレビューを包括的に分析しました。以下が主要な発見事項です。</w:t>
+        <w:t xml:space="preserve">2026年2月〜3月に各OTAサイト・口コミサイトに投稿された121件のレビューを包括的に分析しました。以下が主要な発見事項です。</w:t>
       </w:r>
     </w:p>
     <w:p>
@@ -261,7 +261,7 @@
                 <w:sz w:val="36"/>
                 <w:szCs w:val="36"/>
               </w:rPr>
-              <w:t xml:space="preserve">9.12</w:t>
+              <w:t xml:space="preserve">9.13</w:t>
             </w:r>
           </w:p>
         </w:tc>
@@ -310,7 +310,7 @@
                 <w:sz w:val="36"/>
                 <w:szCs w:val="36"/>
               </w:rPr>
-              <w:t xml:space="preserve">90.8%</w:t>
+              <w:t xml:space="preserve">90.9%</w:t>
             </w:r>
           </w:p>
         </w:tc>
@@ -408,7 +408,7 @@
                 <w:sz w:val="36"/>
                 <w:szCs w:val="36"/>
               </w:rPr>
-              <w:t xml:space="preserve">120件</w:t>
+              <w:t xml:space="preserve">121件</w:t>
             </w:r>
           </w:p>
         </w:tc>
@@ -448,7 +448,7 @@
           <w:sz w:val="21"/>
           <w:szCs w:val="21"/>
         </w:rPr>
-        <w:t xml:space="preserve">全体平均スコア9.12点（10点換算）は非常に高い水準であり、90.8%が高評価（8-10点）に分類されます。低評価（1-4点）は3件（2.5%）で、ゲスト満足度は良好です。Trip.com（9.56点）で特に高い評価を獲得しています。</w:t>
+        <w:t xml:space="preserve">全体平均スコア9.13点（10点換算）は非常に高い水準であり、90.9%が高評価（8-10点）に分類されます。低評価（1-4点）は3件（2.5%）で、ゲスト満足度は良好です。Trip.com（9.56点）で特に高い評価を獲得しています。</w:t>
       </w:r>
     </w:p>
     <w:p>
@@ -987,7 +987,7 @@
                 <w:sz w:val="20"/>
                 <w:szCs w:val="20"/>
               </w:rPr>
-              <w:t xml:space="preserve">61</w:t>
+              <w:t xml:space="preserve">62</w:t>
             </w:r>
           </w:p>
         </w:tc>
@@ -2418,7 +2418,7 @@
           <w:sz w:val="21"/>
           <w:szCs w:val="21"/>
         </w:rPr>
-        <w:t xml:space="preserve">評価分布は10点（60.8%）に最も多く、8点以上の高評価が90.8%を占め、高い顧客満足度を示しています。低評価（1-4点）は計3件（2.5%）です。</w:t>
+        <w:t xml:space="preserve">評価分布は10点（61.2%）に最も多く、8点以上の高評価が90.9%を占め、高い顧客満足度を示しています。低評価（1-4点）は計3件（2.5%）です。</w:t>
       </w:r>
     </w:p>
     <w:p>
@@ -2653,7 +2653,7 @@
                 <w:sz w:val="20"/>
                 <w:szCs w:val="20"/>
               </w:rPr>
-              <w:t xml:space="preserve">73</w:t>
+              <w:t xml:space="preserve">74</w:t>
             </w:r>
           </w:p>
         </w:tc>
@@ -2688,7 +2688,7 @@
                 <w:sz w:val="20"/>
                 <w:szCs w:val="20"/>
               </w:rPr>
-              <w:t xml:space="preserve">60.8%</w:t>
+              <w:t xml:space="preserve">61.2%</w:t>
             </w:r>
           </w:p>
         </w:tc>
@@ -2726,7 +2726,7 @@
                 <w:sz w:val="18"/>
                 <w:szCs w:val="18"/>
               </w:rPr>
-              <w:t xml:space="preserve"> 73件</w:t>
+              <w:t xml:space="preserve"> 74件</w:t>
             </w:r>
           </w:p>
         </w:tc>
@@ -2833,7 +2833,7 @@
                 <w:sz w:val="20"/>
                 <w:szCs w:val="20"/>
               </w:rPr>
-              <w:t xml:space="preserve">15.8%</w:t>
+              <w:t xml:space="preserve">15.7%</w:t>
             </w:r>
           </w:p>
         </w:tc>
@@ -2977,7 +2977,7 @@
                 <w:sz w:val="20"/>
                 <w:szCs w:val="20"/>
               </w:rPr>
-              <w:t xml:space="preserve">14.2%</w:t>
+              <w:t xml:space="preserve">14.0%</w:t>
             </w:r>
           </w:p>
         </w:tc>
@@ -3814,7 +3814,7 @@
                 <w:sz w:val="24"/>
                 <w:szCs w:val="24"/>
               </w:rPr>
-              <w:t xml:space="preserve">109件（90.8%）</w:t>
+              <w:t xml:space="preserve">110件（90.9%）</w:t>
             </w:r>
           </w:p>
         </w:tc>
@@ -3865,7 +3865,7 @@
                 <w:sz w:val="24"/>
                 <w:szCs w:val="24"/>
               </w:rPr>
-              <w:t xml:space="preserve">8件（6.7%）</w:t>
+              <w:t xml:space="preserve">8件（6.6%）</w:t>
             </w:r>
           </w:p>
         </w:tc>
@@ -7047,7 +7047,7 @@
                 <w:sz w:val="20"/>
                 <w:szCs w:val="20"/>
               </w:rPr>
-              <w:t xml:space="preserve">9.12点</w:t>
+              <w:t xml:space="preserve">9.13点</w:t>
             </w:r>
           </w:p>
         </w:tc>
@@ -7187,7 +7187,7 @@
                 <w:sz w:val="20"/>
                 <w:szCs w:val="20"/>
               </w:rPr>
-              <w:t xml:space="preserve">90.8%</w:t>
+              <w:t xml:space="preserve">90.9%</w:t>
             </w:r>
           </w:p>
         </w:tc>
@@ -7878,7 +7878,7 @@
           <w:sz w:val="22"/>
           <w:szCs w:val="22"/>
         </w:rPr>
-        <w:t xml:space="preserve">[1] Trip.com / 10点 / 2026-03-22</w:t>
+        <w:t xml:space="preserve">[1] Trip.com / 10点 / 2026-03-23</w:t>
       </w:r>
     </w:p>
     <w:p>
@@ -7893,7 +7893,7 @@
           <w:sz w:val="21"/>
           <w:szCs w:val="21"/>
         </w:rPr>
-        <w:t xml:space="preserve">日本滞在中に泊まるのに良い場所です。池袋駅に近いです。</w:t>
+        <w:t xml:space="preserve">朝食がとても美味しかった</w:t>
       </w:r>
     </w:p>
     <w:p>
@@ -7929,7 +7929,7 @@
           <w:sz w:val="21"/>
           <w:szCs w:val="21"/>
         </w:rPr>
-        <w:t xml:space="preserve">このホテルはトリプルルームを提供している点で珍しいです。部屋はとても清潔で、広々として快適で、ベッドは柔らかくて心地よかったです。立地も非常に便利で、駅から徒歩わずか数分なので、交通の便も抜群です。周辺にはレストランや軽食店も数多くあり、様々な選択肢があります。</w:t>
+        <w:t xml:space="preserve">日本滞在中に泊まるのに良い場所です。池袋駅に近いです。</w:t>
       </w:r>
     </w:p>
     <w:p>
@@ -7965,7 +7965,7 @@
           <w:sz w:val="21"/>
           <w:szCs w:val="21"/>
         </w:rPr>
-        <w:t xml:space="preserve">駅に近く、レストランもたくさんあって、とても便利です。</w:t>
+        <w:t xml:space="preserve">このホテルはトリプルルームを提供している点で珍しいです。部屋はとても清潔で、広々として快適で、ベッドは柔らかくて心地よかったです。立地も非常に便利で、駅から徒歩わずか数分なので、交通の便も抜群です。周辺にはレストランや軽食店も数多くあり、様々な選択肢があります。</w:t>
       </w:r>
     </w:p>
     <w:p>
@@ -7986,7 +7986,7 @@
           <w:sz w:val="22"/>
           <w:szCs w:val="22"/>
         </w:rPr>
-        <w:t xml:space="preserve">[4] Trip.com / 10点 / 2026-03-21</w:t>
+        <w:t xml:space="preserve">[4] Trip.com / 10点 / 2026-03-22</w:t>
       </w:r>
     </w:p>
     <w:p>
@@ -8001,7 +8001,7 @@
           <w:sz w:val="21"/>
           <w:szCs w:val="21"/>
         </w:rPr>
-        <w:t xml:space="preserve">ベッドは十分な大きさで、独立したエアコンがあり、窓も開きます。JR池袋駅からも近く、便利な立地です。</w:t>
+        <w:t xml:space="preserve">駅に近く、レストランもたくさんあって、とても便利です。</w:t>
       </w:r>
     </w:p>
     <w:p>
@@ -8037,7 +8037,7 @@
           <w:sz w:val="21"/>
           <w:szCs w:val="21"/>
         </w:rPr>
-        <w:t xml:space="preserve">素敵なホテルで立地も良い！</w:t>
+        <w:t xml:space="preserve">ベッドは十分な大きさで、独立したエアコンがあり、窓も開きます。JR池袋駅からも近く、便利な立地です。</w:t>
       </w:r>
     </w:p>
     <w:p>
@@ -8308,7 +8308,7 @@
                 <w:sz w:val="21"/>
                 <w:szCs w:val="21"/>
               </w:rPr>
-              <w:t xml:space="preserve">第一イン池袋は、全体平均9.12点（10点換算）、高評価率90.8%という非常に高い顧客満足度を維持しているホテルです。特に「立地・アクセス」「コンビニ・周辺施設」が多くのゲストから高く評価されています。</w:t>
+              <w:t xml:space="preserve">第一イン池袋は、全体平均9.13点（10点換算）、高評価率90.9%という非常に高い顧客満足度を維持しているホテルです。特に「立地・アクセス」「コンビニ・周辺施設」が多くのゲストから高く評価されています。</w:t>
             </w:r>
           </w:p>
           <w:p>

--- a/納品レポート/ホテル別レポート/daiichi_ikebukuro_口コミ分析改善レポート.docx
+++ b/納品レポート/ホテル別レポート/daiichi_ikebukuro_口コミ分析改善レポート.docx
@@ -96,7 +96,7 @@
           <w:sz w:val="22"/>
           <w:szCs w:val="22"/>
         </w:rPr>
-        <w:t xml:space="preserve">レビュー総数：121件（6サイト）</w:t>
+        <w:t xml:space="preserve">レビュー総数：127件（6サイト）</w:t>
       </w:r>
     </w:p>
     <w:p>
@@ -131,7 +131,7 @@
           <w:sz w:val="20"/>
           <w:szCs w:val="20"/>
         </w:rPr>
-        <w:t xml:space="preserve">作成日：2026年3月24日</w:t>
+        <w:t xml:space="preserve">作成日：2026年3月25日</w:t>
       </w:r>
     </w:p>
     <w:p>
@@ -189,7 +189,7 @@
           <w:sz w:val="21"/>
           <w:szCs w:val="21"/>
         </w:rPr>
-        <w:t xml:space="preserve">2026年2月〜3月に各OTAサイト・口コミサイトに投稿された121件のレビューを包括的に分析しました。以下が主要な発見事項です。</w:t>
+        <w:t xml:space="preserve">2026年2月〜3月に各OTAサイト・口コミサイトに投稿された127件のレビューを包括的に分析しました。以下が主要な発見事項です。</w:t>
       </w:r>
     </w:p>
     <w:p>
@@ -261,7 +261,7 @@
                 <w:sz w:val="36"/>
                 <w:szCs w:val="36"/>
               </w:rPr>
-              <w:t xml:space="preserve">9.13</w:t>
+              <w:t xml:space="preserve">9.16</w:t>
             </w:r>
           </w:p>
         </w:tc>
@@ -310,7 +310,7 @@
                 <w:sz w:val="36"/>
                 <w:szCs w:val="36"/>
               </w:rPr>
-              <w:t xml:space="preserve">90.9%</w:t>
+              <w:t xml:space="preserve">91.3%</w:t>
             </w:r>
           </w:p>
         </w:tc>
@@ -359,7 +359,7 @@
                 <w:sz w:val="36"/>
                 <w:szCs w:val="36"/>
               </w:rPr>
-              <w:t xml:space="preserve">2.5%</w:t>
+              <w:t xml:space="preserve">2.4%</w:t>
             </w:r>
           </w:p>
         </w:tc>
@@ -408,7 +408,7 @@
                 <w:sz w:val="36"/>
                 <w:szCs w:val="36"/>
               </w:rPr>
-              <w:t xml:space="preserve">121件</w:t>
+              <w:t xml:space="preserve">127件</w:t>
             </w:r>
           </w:p>
         </w:tc>
@@ -448,7 +448,7 @@
           <w:sz w:val="21"/>
           <w:szCs w:val="21"/>
         </w:rPr>
-        <w:t xml:space="preserve">全体平均スコア9.13点（10点換算）は非常に高い水準であり、90.9%が高評価（8-10点）に分類されます。低評価（1-4点）は3件（2.5%）で、ゲスト満足度は良好です。Trip.com（9.56点）で特に高い評価を獲得しています。</w:t>
+        <w:t xml:space="preserve">全体平均スコア9.16点（10点換算）は非常に高い水準であり、91.3%が高評価（8-10点）に分類されます。低評価（1-4点）は3件（2.4%）で、ゲスト満足度は良好です。Trip.com（9.55点）で特に高い評価を獲得しています。</w:t>
       </w:r>
     </w:p>
     <w:p>
@@ -567,7 +567,7 @@
                 <w:sz w:val="20"/>
                 <w:szCs w:val="20"/>
               </w:rPr>
-              <w:t xml:space="preserve">エアコン・空調（17件）、部屋の狭さ（8件）、防音性能（7件）、浴室・水回り（7件）</w:t>
+              <w:t xml:space="preserve">エアコン・空調（18件）、部屋の狭さ（12件）、設備の老朽化（9件）、防音性能（9件）</w:t>
             </w:r>
           </w:p>
           <w:p>
@@ -987,7 +987,7 @@
                 <w:sz w:val="20"/>
                 <w:szCs w:val="20"/>
               </w:rPr>
-              <w:t xml:space="preserve">62</w:t>
+              <w:t xml:space="preserve">65</w:t>
             </w:r>
           </w:p>
         </w:tc>
@@ -1021,7 +1021,7 @@
                 <w:sz w:val="20"/>
                 <w:szCs w:val="20"/>
               </w:rPr>
-              <w:t xml:space="preserve">9.56</w:t>
+              <w:t xml:space="preserve">9.55</w:t>
             </w:r>
           </w:p>
         </w:tc>
@@ -1089,7 +1089,7 @@
                 <w:sz w:val="20"/>
                 <w:szCs w:val="20"/>
               </w:rPr>
-              <w:t xml:space="preserve">9.56</w:t>
+              <w:t xml:space="preserve">9.55</w:t>
             </w:r>
           </w:p>
         </w:tc>
@@ -1229,7 +1229,7 @@
                 <w:sz w:val="20"/>
                 <w:szCs w:val="20"/>
               </w:rPr>
-              <w:t xml:space="preserve">29</w:t>
+              <w:t xml:space="preserve">32</w:t>
             </w:r>
           </w:p>
         </w:tc>
@@ -1264,7 +1264,7 @@
                 <w:sz w:val="20"/>
                 <w:szCs w:val="20"/>
               </w:rPr>
-              <w:t xml:space="preserve">4.55</w:t>
+              <w:t xml:space="preserve">4.59</w:t>
             </w:r>
           </w:p>
         </w:tc>
@@ -1334,7 +1334,7 @@
                 <w:sz w:val="20"/>
                 <w:szCs w:val="20"/>
               </w:rPr>
-              <w:t xml:space="preserve">9.1</w:t>
+              <w:t xml:space="preserve">9.19</w:t>
             </w:r>
           </w:p>
         </w:tc>
@@ -2418,7 +2418,7 @@
           <w:sz w:val="21"/>
           <w:szCs w:val="21"/>
         </w:rPr>
-        <w:t xml:space="preserve">評価分布は10点（61.2%）に最も多く、8点以上の高評価が90.9%を占め、高い顧客満足度を示しています。低評価（1-4点）は計3件（2.5%）です。</w:t>
+        <w:t xml:space="preserve">評価分布は10点（62.2%）に最も多く、8点以上の高評価が91.3%を占め、高い顧客満足度を示しています。低評価（1-4点）は計3件（2.4%）です。</w:t>
       </w:r>
     </w:p>
     <w:p>
@@ -2653,7 +2653,7 @@
                 <w:sz w:val="20"/>
                 <w:szCs w:val="20"/>
               </w:rPr>
-              <w:t xml:space="preserve">74</w:t>
+              <w:t xml:space="preserve">79</w:t>
             </w:r>
           </w:p>
         </w:tc>
@@ -2688,7 +2688,7 @@
                 <w:sz w:val="20"/>
                 <w:szCs w:val="20"/>
               </w:rPr>
-              <w:t xml:space="preserve">61.2%</w:t>
+              <w:t xml:space="preserve">62.2%</w:t>
             </w:r>
           </w:p>
         </w:tc>
@@ -2726,7 +2726,7 @@
                 <w:sz w:val="18"/>
                 <w:szCs w:val="18"/>
               </w:rPr>
-              <w:t xml:space="preserve"> 74件</w:t>
+              <w:t xml:space="preserve"> 79件</w:t>
             </w:r>
           </w:p>
         </w:tc>
@@ -2833,7 +2833,7 @@
                 <w:sz w:val="20"/>
                 <w:szCs w:val="20"/>
               </w:rPr>
-              <w:t xml:space="preserve">15.7%</w:t>
+              <w:t xml:space="preserve">15.0%</w:t>
             </w:r>
           </w:p>
         </w:tc>
@@ -2942,7 +2942,7 @@
                 <w:sz w:val="20"/>
                 <w:szCs w:val="20"/>
               </w:rPr>
-              <w:t xml:space="preserve">17</w:t>
+              <w:t xml:space="preserve">18</w:t>
             </w:r>
           </w:p>
         </w:tc>
@@ -2977,7 +2977,7 @@
                 <w:sz w:val="20"/>
                 <w:szCs w:val="20"/>
               </w:rPr>
-              <w:t xml:space="preserve">14.0%</w:t>
+              <w:t xml:space="preserve">14.2%</w:t>
             </w:r>
           </w:p>
         </w:tc>
@@ -3015,7 +3015,7 @@
                 <w:sz w:val="18"/>
                 <w:szCs w:val="18"/>
               </w:rPr>
-              <w:t xml:space="preserve"> 17件</w:t>
+              <w:t xml:space="preserve"> 18件</w:t>
             </w:r>
           </w:p>
         </w:tc>
@@ -3122,7 +3122,7 @@
                 <w:sz w:val="20"/>
                 <w:szCs w:val="20"/>
               </w:rPr>
-              <w:t xml:space="preserve">2.5%</w:t>
+              <w:t xml:space="preserve">2.4%</w:t>
             </w:r>
           </w:p>
         </w:tc>
@@ -3266,7 +3266,7 @@
                 <w:sz w:val="20"/>
                 <w:szCs w:val="20"/>
               </w:rPr>
-              <w:t xml:space="preserve">1.7%</w:t>
+              <w:t xml:space="preserve">1.6%</w:t>
             </w:r>
           </w:p>
         </w:tc>
@@ -3411,7 +3411,7 @@
                 <w:sz w:val="20"/>
                 <w:szCs w:val="20"/>
               </w:rPr>
-              <w:t xml:space="preserve">2.5%</w:t>
+              <w:t xml:space="preserve">2.4%</w:t>
             </w:r>
           </w:p>
         </w:tc>
@@ -3555,7 +3555,7 @@
                 <w:sz w:val="20"/>
                 <w:szCs w:val="20"/>
               </w:rPr>
-              <w:t xml:space="preserve">1.7%</w:t>
+              <w:t xml:space="preserve">1.6%</w:t>
             </w:r>
           </w:p>
         </w:tc>
@@ -3814,7 +3814,7 @@
                 <w:sz w:val="24"/>
                 <w:szCs w:val="24"/>
               </w:rPr>
-              <w:t xml:space="preserve">110件（90.9%）</w:t>
+              <w:t xml:space="preserve">116件（91.3%）</w:t>
             </w:r>
           </w:p>
         </w:tc>
@@ -3865,7 +3865,7 @@
                 <w:sz w:val="24"/>
                 <w:szCs w:val="24"/>
               </w:rPr>
-              <w:t xml:space="preserve">8件（6.6%）</w:t>
+              <w:t xml:space="preserve">8件（6.3%）</w:t>
             </w:r>
           </w:p>
         </w:tc>
@@ -3916,7 +3916,7 @@
                 <w:sz w:val="24"/>
                 <w:szCs w:val="24"/>
               </w:rPr>
-              <w:t xml:space="preserve">3件（2.5%）</w:t>
+              <w:t xml:space="preserve">3件（2.4%）</w:t>
             </w:r>
           </w:p>
         </w:tc>
@@ -4190,7 +4190,7 @@
                 <w:sz w:val="20"/>
                 <w:szCs w:val="20"/>
               </w:rPr>
-              <w:t xml:space="preserve">「池袋駅に近いです」「立地も非常に便利で、駅から徒歩わずか数分なので、交通の便も抜群です」</w:t>
+              <w:t xml:space="preserve">「立地は非常に便利です」「ホテルは幹線道路のすぐ裏手という非常に便利な場所にあり、すぐ外には公園があります」</w:t>
             </w:r>
           </w:p>
         </w:tc>
@@ -4401,7 +4401,7 @@
                 <w:sz w:val="20"/>
                 <w:szCs w:val="20"/>
               </w:rPr>
-              <w:t xml:space="preserve">「客室は他のホテルよりもずっと広く、サービスも素晴らしく、何よりも地下鉄の駅に近く、近隣のショッピングにも便利です」「ロビーのスタッフはとても丁寧で、荷物預かりサービスもあるので大変便利です」</w:t>
+              <w:t xml:space="preserve">「スタッフは親切です」「ハウスキーピングは丁寧で細部にまで気を配っており、快適な滞在をさらに充実させてくれます」</w:t>
             </w:r>
           </w:p>
         </w:tc>
@@ -4505,7 +4505,7 @@
                 <w:sz w:val="20"/>
                 <w:szCs w:val="20"/>
               </w:rPr>
-              <w:t xml:space="preserve">「部屋はとても清潔で、広々として快適で、ベッドは柔らかくて心地よかったです」「清潔で部屋が広く使いやすかった」</w:t>
+              <w:t xml:space="preserve">「建物は古いですが、清潔です」「清掃員のゴミ箱の周りのゴミさえ片付けていなかった」</w:t>
             </w:r>
           </w:p>
         </w:tc>
@@ -4612,7 +4612,7 @@
                 <w:sz w:val="20"/>
                 <w:szCs w:val="20"/>
               </w:rPr>
-              <w:t xml:space="preserve">「部屋はとても清潔で、広々として快適で、ベッドは柔らかくて心地よかったです」「เตียงขนาดกำลังดี มีแอร์แยก หน้าต่างเปิดได้ เดินทางสะดวกอย...」</w:t>
+              <w:t xml:space="preserve">「客室は清潔で快適でした」「部屋は清潔で快適で、設備は少し古いですが、全体的な体験を損なうことはありません」</w:t>
             </w:r>
           </w:p>
         </w:tc>
@@ -4716,7 +4716,7 @@
                 <w:sz w:val="20"/>
                 <w:szCs w:val="20"/>
               </w:rPr>
-              <w:t xml:space="preserve">「料金も手頃で、公共交通機関へのアクセスも良好です」「この小さな町は駅にとても近く、コストパフォーマンスに優れています」</w:t>
+              <w:t xml:space="preserve">「全体的に見て、このホテルはコストパフォーマンスに優れています」「料金も手頃で、公共交通機関へのアクセスも良好です」</w:t>
             </w:r>
           </w:p>
         </w:tc>
@@ -4756,7 +4756,7 @@
           <w:sz w:val="21"/>
           <w:szCs w:val="21"/>
         </w:rPr>
-        <w:t xml:space="preserve">口コミの多数で「立地・アクセス」に関するポジティブな言及が見られ、第一イン池袋の最大の差別化要因となっています。池袋駅に近いですといった声が多数寄せられています。</w:t>
+        <w:t xml:space="preserve">口コミの多数で「立地・アクセス」に関するポジティブな言及が見られ、第一イン池袋の最大の差別化要因となっています。立地は非常に便利ですといった声が多数寄せられています。</w:t>
       </w:r>
     </w:p>
     <w:p>
@@ -4775,7 +4775,7 @@
           <w:sz w:val="21"/>
           <w:szCs w:val="21"/>
         </w:rPr>
-        <w:t xml:space="preserve">池袋駅に近いです</w:t>
+        <w:t xml:space="preserve">立地は非常に便利です</w:t>
       </w:r>
     </w:p>
     <w:p>
@@ -4794,7 +4794,7 @@
           <w:sz w:val="21"/>
           <w:szCs w:val="21"/>
         </w:rPr>
-        <w:t xml:space="preserve">立地も非常に便利で、駅から徒歩わずか数分なので、交通の便も抜群です</w:t>
+        <w:t xml:space="preserve">ホテルは幹線道路のすぐ裏手という非常に便利な場所にあり、すぐ外には公園があります</w:t>
       </w:r>
     </w:p>
     <w:p>
@@ -4813,7 +4813,7 @@
           <w:sz w:val="21"/>
           <w:szCs w:val="21"/>
         </w:rPr>
-        <w:t xml:space="preserve">ใกล้รถไฟ ร้านอาหารเยอะ สะดวกมากๆ 駅に近く、レストランもたくさんあって、とても便利です</w:t>
+        <w:t xml:space="preserve">客室の質、立地、サービス、すべてが一流です</w:t>
       </w:r>
     </w:p>
     <w:p>
@@ -5155,7 +5155,7 @@
                 <w:sz w:val="20"/>
                 <w:szCs w:val="20"/>
               </w:rPr>
-              <w:t xml:space="preserve">good place to stay while in japan</w:t>
+              <w:t xml:space="preserve">The space is generous, you can easily open two suitcases ...</w:t>
             </w:r>
           </w:p>
         </w:tc>
@@ -5189,7 +5189,7 @@
                 <w:sz w:val="20"/>
                 <w:szCs w:val="20"/>
               </w:rPr>
-              <w:t xml:space="preserve">重大・17件</w:t>
+              <w:t xml:space="preserve">重大・18件</w:t>
             </w:r>
           </w:p>
         </w:tc>
@@ -5294,7 +5294,7 @@
                 <w:sz w:val="20"/>
                 <w:szCs w:val="20"/>
               </w:rPr>
-              <w:t xml:space="preserve">部屋は一人なら十分な広さですが、二人だと少し狭いかもしれません</w:t>
+              <w:t xml:space="preserve">部屋は狭いですが、許容範囲です</w:t>
             </w:r>
           </w:p>
         </w:tc>
@@ -5328,7 +5328,7 @@
                 <w:sz w:val="20"/>
                 <w:szCs w:val="20"/>
               </w:rPr>
-              <w:t xml:space="preserve">重大・8件</w:t>
+              <w:t xml:space="preserve">重大・12件</w:t>
             </w:r>
           </w:p>
         </w:tc>
@@ -5399,7 +5399,7 @@
                 <w:sz w:val="20"/>
                 <w:szCs w:val="20"/>
               </w:rPr>
-              <w:t xml:space="preserve">防音性能</w:t>
+              <w:t xml:space="preserve">設備の老朽化</w:t>
             </w:r>
           </w:p>
         </w:tc>
@@ -5433,7 +5433,7 @@
                 <w:sz w:val="20"/>
                 <w:szCs w:val="20"/>
               </w:rPr>
-              <w:t xml:space="preserve">窓からの音がうるさかった</w:t>
+              <w:t xml:space="preserve">建物は古いですが、清潔です</w:t>
             </w:r>
           </w:p>
         </w:tc>
@@ -5467,7 +5467,7 @@
                 <w:sz w:val="20"/>
                 <w:szCs w:val="20"/>
               </w:rPr>
-              <w:t xml:space="preserve">重大・7件</w:t>
+              <w:t xml:space="preserve">重大・9件</w:t>
             </w:r>
           </w:p>
         </w:tc>
@@ -5538,7 +5538,7 @@
                 <w:sz w:val="20"/>
                 <w:szCs w:val="20"/>
               </w:rPr>
-              <w:t xml:space="preserve">浴室・水回り</w:t>
+              <w:t xml:space="preserve">防音性能</w:t>
             </w:r>
           </w:p>
         </w:tc>
@@ -5572,7 +5572,7 @@
                 <w:sz w:val="20"/>
                 <w:szCs w:val="20"/>
               </w:rPr>
-              <w:t xml:space="preserve">ทำเลดีมาก ใกล้ทุกอย่าง ใกล้รถไฟฟ้า แอร์พอตบัส ใกล้ร้านอาห...</w:t>
+              <w:t xml:space="preserve">地下鉄の駅は階下にありますが、防音対策がしっかりしているので、全く邪魔されることなく快適に過ごせました</w:t>
             </w:r>
           </w:p>
         </w:tc>
@@ -5606,7 +5606,7 @@
                 <w:sz w:val="20"/>
                 <w:szCs w:val="20"/>
               </w:rPr>
-              <w:t xml:space="preserve">重大・7件</w:t>
+              <w:t xml:space="preserve">重大・9件</w:t>
             </w:r>
           </w:p>
         </w:tc>
@@ -5677,7 +5677,7 @@
                 <w:sz w:val="20"/>
                 <w:szCs w:val="20"/>
               </w:rPr>
-              <w:t xml:space="preserve">設備の老朽化</w:t>
+              <w:t xml:space="preserve">浴室・水回り</w:t>
             </w:r>
           </w:p>
         </w:tc>
@@ -5711,7 +5711,7 @@
                 <w:sz w:val="20"/>
                 <w:szCs w:val="20"/>
               </w:rPr>
-              <w:t xml:space="preserve">部屋は古いですが、とても清潔です</w:t>
+              <w:t xml:space="preserve">さらに、ホテルが用意してくれたセルフサービスのバスアメニティは非常に質が高く、使用後は肌が滑らかで乾燥せず、嬉しい...</w:t>
             </w:r>
           </w:p>
         </w:tc>
@@ -5745,7 +5745,7 @@
                 <w:sz w:val="20"/>
                 <w:szCs w:val="20"/>
               </w:rPr>
-              <w:t xml:space="preserve">重大・6件</w:t>
+              <w:t xml:space="preserve">重大・9件</w:t>
             </w:r>
           </w:p>
         </w:tc>
@@ -6060,7 +6060,7 @@
           <w:sz w:val="22"/>
           <w:szCs w:val="22"/>
         </w:rPr>
-        <w:t xml:space="preserve">(2) 朝食サービスの改善</w:t>
+        <w:t xml:space="preserve">(2) 清掃品質の向上</w:t>
       </w:r>
     </w:p>
     <w:p>
@@ -6079,7 +6079,7 @@
           <w:sz w:val="21"/>
           <w:szCs w:val="21"/>
         </w:rPr>
-        <w:t xml:space="preserve">メニューの定期的な見直しとバリエーション追加</w:t>
+        <w:t xml:space="preserve">清掃チェックリストの見直しと強化（ベッド下・隅の重点確認）</w:t>
       </w:r>
     </w:p>
     <w:p>
@@ -6098,7 +6098,7 @@
           <w:sz w:val="21"/>
           <w:szCs w:val="21"/>
         </w:rPr>
-        <w:t xml:space="preserve">補充頻度の向上と品切れ防止</w:t>
+        <w:t xml:space="preserve">清掃後のダブルチェック体制の導入</w:t>
       </w:r>
     </w:p>
     <w:p>
@@ -6117,7 +6117,7 @@
           <w:sz w:val="21"/>
           <w:szCs w:val="21"/>
         </w:rPr>
-        <w:t xml:space="preserve">宿泊客数に応じた朝食準備量の最適化</w:t>
+        <w:t xml:space="preserve">清掃スタッフへの再研修実施</w:t>
       </w:r>
     </w:p>
     <w:p>
@@ -6138,7 +6138,7 @@
           <w:sz w:val="22"/>
           <w:szCs w:val="22"/>
         </w:rPr>
-        <w:t xml:space="preserve">(3) エアコン・空調の定期点検強化</w:t>
+        <w:t xml:space="preserve">(3) 朝食サービスの改善</w:t>
       </w:r>
     </w:p>
     <w:p>
@@ -6157,7 +6157,7 @@
           <w:sz w:val="21"/>
           <w:szCs w:val="21"/>
         </w:rPr>
-        <w:t xml:space="preserve">全室のエアコン設定を季節に応じてデフォルト確認する運用フロー導入</w:t>
+        <w:t xml:space="preserve">メニューの定期的な見直しとバリエーション追加</w:t>
       </w:r>
     </w:p>
     <w:p>
@@ -6176,7 +6176,7 @@
           <w:sz w:val="21"/>
           <w:szCs w:val="21"/>
         </w:rPr>
-        <w:t xml:space="preserve">冷暖房の正常動作を定期チェックリストに追加</w:t>
+        <w:t xml:space="preserve">補充頻度の向上と品切れ防止</w:t>
       </w:r>
     </w:p>
     <w:p>
@@ -6195,7 +6195,7 @@
           <w:sz w:val="21"/>
           <w:szCs w:val="21"/>
         </w:rPr>
-        <w:t xml:space="preserve">異常報告があった客室の優先メンテナンス実施</w:t>
+        <w:t xml:space="preserve">宿泊客数に応じた朝食準備量の最適化</w:t>
       </w:r>
     </w:p>
     <w:p>
@@ -6216,7 +6216,7 @@
           <w:sz w:val="22"/>
           <w:szCs w:val="22"/>
         </w:rPr>
-        <w:t xml:space="preserve">(4) スタッフ対応品質の統一</w:t>
+        <w:t xml:space="preserve">(4) エアコン・空調の定期点検強化</w:t>
       </w:r>
     </w:p>
     <w:p>
@@ -6235,7 +6235,7 @@
           <w:sz w:val="21"/>
           <w:szCs w:val="21"/>
         </w:rPr>
-        <w:t xml:space="preserve">接客マニュアルの見直しと全スタッフへの周知</w:t>
+        <w:t xml:space="preserve">全室のエアコン設定を季節に応じてデフォルト確認する運用フロー導入</w:t>
       </w:r>
     </w:p>
     <w:p>
@@ -6254,7 +6254,7 @@
           <w:sz w:val="21"/>
           <w:szCs w:val="21"/>
         </w:rPr>
-        <w:t xml:space="preserve">ゲストからのクレーム対応フローの明確化</w:t>
+        <w:t xml:space="preserve">冷暖房の正常動作を定期チェックリストに追加</w:t>
       </w:r>
     </w:p>
     <w:p>
@@ -6273,7 +6273,7 @@
           <w:sz w:val="21"/>
           <w:szCs w:val="21"/>
         </w:rPr>
-        <w:t xml:space="preserve">定期的なCS研修の実施</w:t>
+        <w:t xml:space="preserve">異常報告があった客室の優先メンテナンス実施</w:t>
       </w:r>
     </w:p>
     <w:p>
@@ -7047,7 +7047,7 @@
                 <w:sz w:val="20"/>
                 <w:szCs w:val="20"/>
               </w:rPr>
-              <w:t xml:space="preserve">9.13点</w:t>
+              <w:t xml:space="preserve">9.16点</w:t>
             </w:r>
           </w:p>
         </w:tc>
@@ -7081,7 +7081,7 @@
                 <w:sz w:val="20"/>
                 <w:szCs w:val="20"/>
               </w:rPr>
-              <w:t xml:space="preserve">9.3点以上</w:t>
+              <w:t xml:space="preserve">9.4点以上</w:t>
             </w:r>
           </w:p>
         </w:tc>
@@ -7187,7 +7187,7 @@
                 <w:sz w:val="20"/>
                 <w:szCs w:val="20"/>
               </w:rPr>
-              <w:t xml:space="preserve">90.9%</w:t>
+              <w:t xml:space="preserve">91.3%</w:t>
             </w:r>
           </w:p>
         </w:tc>
@@ -7327,7 +7327,7 @@
                 <w:sz w:val="20"/>
                 <w:szCs w:val="20"/>
               </w:rPr>
-              <w:t xml:space="preserve">2.5%</w:t>
+              <w:t xml:space="preserve">2.4%</w:t>
             </w:r>
           </w:p>
         </w:tc>
@@ -7747,7 +7747,7 @@
                 <w:sz w:val="20"/>
                 <w:szCs w:val="20"/>
               </w:rPr>
-              <w:t xml:space="preserve">約17件/期間</w:t>
+              <w:t xml:space="preserve">約18件/期間</w:t>
             </w:r>
           </w:p>
         </w:tc>
@@ -7782,7 +7782,7 @@
                 <w:sz w:val="20"/>
                 <w:szCs w:val="20"/>
               </w:rPr>
-              <w:t xml:space="preserve">8件以下</w:t>
+              <w:t xml:space="preserve">9件以下</w:t>
             </w:r>
           </w:p>
         </w:tc>
@@ -7878,7 +7878,7 @@
           <w:sz w:val="22"/>
           <w:szCs w:val="22"/>
         </w:rPr>
-        <w:t xml:space="preserve">[1] Trip.com / 10点 / 2026-03-23</w:t>
+        <w:t xml:space="preserve">[1] Google / 10点 / 2026-03-25</w:t>
       </w:r>
     </w:p>
     <w:p>
@@ -7893,7 +7893,7 @@
           <w:sz w:val="21"/>
           <w:szCs w:val="21"/>
         </w:rPr>
-        <w:t xml:space="preserve">朝食がとても美味しかった</w:t>
+        <w:t xml:space="preserve">部屋は狭いですが、許容範囲です。 建物は古いですが、清潔です。 スタッフは親切です。 追加料金でレイトチェックアウトが可能です。  立地は非常に便利です。</w:t>
       </w:r>
     </w:p>
     <w:p>
@@ -7914,7 +7914,7 @@
           <w:sz w:val="22"/>
           <w:szCs w:val="22"/>
         </w:rPr>
-        <w:t xml:space="preserve">[2] Trip.com / 10点 / 2026-03-22</w:t>
+        <w:t xml:space="preserve">[2] Trip.com / 8点 / 2026-03-25</w:t>
       </w:r>
     </w:p>
     <w:p>
@@ -7929,7 +7929,7 @@
           <w:sz w:val="21"/>
           <w:szCs w:val="21"/>
         </w:rPr>
-        <w:t xml:space="preserve">日本滞在中に泊まるのに良い場所です。池袋駅に近いです。</w:t>
+        <w:t xml:space="preserve">ウォーターサーバーがなかった！清掃員のゴミ箱の周りのゴミさえ片付けていなかった！エスカレーターは1基しかなく、午前中は下り、午後は上りのみ。部屋も狭い。</w:t>
       </w:r>
     </w:p>
     <w:p>
@@ -7950,7 +7950,7 @@
           <w:sz w:val="22"/>
           <w:szCs w:val="22"/>
         </w:rPr>
-        <w:t xml:space="preserve">[3] Trip.com / 10点 / 2026-03-22</w:t>
+        <w:t xml:space="preserve">[3] Trip.com / 10点 / 2026-03-25</w:t>
       </w:r>
     </w:p>
     <w:p>
@@ -7965,7 +7965,7 @@
           <w:sz w:val="21"/>
           <w:szCs w:val="21"/>
         </w:rPr>
-        <w:t xml:space="preserve">このホテルはトリプルルームを提供している点で珍しいです。部屋はとても清潔で、広々として快適で、ベッドは柔らかくて心地よかったです。立地も非常に便利で、駅から徒歩わずか数分なので、交通の便も抜群です。周辺にはレストランや軽食店も数多くあり、様々な選択肢があります。</w:t>
+        <w:t xml:space="preserve">ホテルは幹線道路のすぐ裏手という非常に便利な場所にあり、すぐ外には公園があります。</w:t>
       </w:r>
     </w:p>
     <w:p>
@@ -7986,7 +7986,7 @@
           <w:sz w:val="22"/>
           <w:szCs w:val="22"/>
         </w:rPr>
-        <w:t xml:space="preserve">[4] Trip.com / 10点 / 2026-03-22</w:t>
+        <w:t xml:space="preserve">[4] Google / 10点 / 2026-03-24</w:t>
       </w:r>
     </w:p>
     <w:p>
@@ -8001,7 +8001,7 @@
           <w:sz w:val="21"/>
           <w:szCs w:val="21"/>
         </w:rPr>
-        <w:t xml:space="preserve">駅に近く、レストランもたくさんあって、とても便利です。</w:t>
+        <w:t xml:space="preserve">このホテルは間違いなく2つ星ではなく、少なくとも3つ星の評価に値します。客室の質、立地、サービス、すべてが一流です。  客室は清潔で快適でした。設備はやや古さを感じましたが、全体的な滞在体験を損なうものではありませんでした。部屋は広々としており、スーツケース2個を楽に置くことができました。地下鉄の駅は階下にありますが、防音対策がしっかりしているので、全く邪魔されることなく快適に過ごせました。...</w:t>
       </w:r>
     </w:p>
     <w:p>
@@ -8022,7 +8022,7 @@
           <w:sz w:val="22"/>
           <w:szCs w:val="22"/>
         </w:rPr>
-        <w:t xml:space="preserve">[5] Trip.com / 10点 / 2026-03-21</w:t>
+        <w:t xml:space="preserve">[5] Trip.com / 10点 / 2026-03-24</w:t>
       </w:r>
     </w:p>
     <w:p>
@@ -8037,7 +8037,7 @@
           <w:sz w:val="21"/>
           <w:szCs w:val="21"/>
         </w:rPr>
-        <w:t xml:space="preserve">ベッドは十分な大きさで、独立したエアコンがあり、窓も開きます。JR池袋駅からも近く、便利な立地です。</w:t>
+        <w:t xml:space="preserve">池袋駅東口から徒歩わずか数分という抜群の立地の良さから、池袋第一ホテルに宿泊するのは今回が初めてではありません。パルコ、西武、東武といった大型デパートも近くにあり、ショッピングにも大変便利です。今回はシングルルームに宿泊しました。日本のビジネスホテルとしては標準的な広さですが、28インチのスーツケースも余裕で収まります。チェックアウト日は、パスワード式のセルフサービスシステムで荷物を預けるこ...</w:t>
       </w:r>
     </w:p>
     <w:p>
@@ -8308,7 +8308,7 @@
                 <w:sz w:val="21"/>
                 <w:szCs w:val="21"/>
               </w:rPr>
-              <w:t xml:space="preserve">第一イン池袋は、全体平均9.13点（10点換算）、高評価率90.9%という非常に高い顧客満足度を維持しているホテルです。特に「立地・アクセス」「コンビニ・周辺施設」が多くのゲストから高く評価されています。</w:t>
+              <w:t xml:space="preserve">第一イン池袋は、全体平均9.16点（10点換算）、高評価率91.3%という非常に高い顧客満足度を維持しているホテルです。特に「立地・アクセス」「コンビニ・周辺施設」が多くのゲストから高く評価されています。</w:t>
             </w:r>
           </w:p>
           <w:p>
@@ -8322,7 +8322,7 @@
                 <w:sz w:val="21"/>
                 <w:szCs w:val="21"/>
               </w:rPr>
-              <w:t xml:space="preserve">改善課題としては、エアコン・空調、部屋の狭さ、防音性能が主要なテーマとして浮上しています。ただし、これらの課題を指摘するゲストの多くも他の面では高い評価を付けており、ネガティブ要素が全体評価を大きく押し下げているわけではありません。</w:t>
+              <w:t xml:space="preserve">改善課題としては、エアコン・空調、部屋の狭さ、設備の老朽化が主要なテーマとして浮上しています。ただし、これらの課題を指摘するゲストの多くも他の面では高い評価を付けており、ネガティブ要素が全体評価を大きく押し下げているわけではありません。</w:t>
             </w:r>
           </w:p>
           <w:p>

--- a/納品レポート/ホテル別レポート/daiichi_ikebukuro_口コミ分析改善レポート.docx
+++ b/納品レポート/ホテル別レポート/daiichi_ikebukuro_口コミ分析改善レポート.docx
@@ -96,7 +96,7 @@
           <w:sz w:val="22"/>
           <w:szCs w:val="22"/>
         </w:rPr>
-        <w:t xml:space="preserve">レビュー総数：127件（6サイト）</w:t>
+        <w:t xml:space="preserve">レビュー総数：128件（6サイト）</w:t>
       </w:r>
     </w:p>
     <w:p>
@@ -131,7 +131,7 @@
           <w:sz w:val="20"/>
           <w:szCs w:val="20"/>
         </w:rPr>
-        <w:t xml:space="preserve">作成日：2026年3月25日</w:t>
+        <w:t xml:space="preserve">作成日：2026年3月26日</w:t>
       </w:r>
     </w:p>
     <w:p>
@@ -189,7 +189,7 @@
           <w:sz w:val="21"/>
           <w:szCs w:val="21"/>
         </w:rPr>
-        <w:t xml:space="preserve">2026年2月〜3月に各OTAサイト・口コミサイトに投稿された127件のレビューを包括的に分析しました。以下が主要な発見事項です。</w:t>
+        <w:t xml:space="preserve">2026年2月〜3月に各OTAサイト・口コミサイトに投稿された128件のレビューを包括的に分析しました。以下が主要な発見事項です。</w:t>
       </w:r>
     </w:p>
     <w:p>
@@ -310,7 +310,7 @@
                 <w:sz w:val="36"/>
                 <w:szCs w:val="36"/>
               </w:rPr>
-              <w:t xml:space="preserve">91.3%</w:t>
+              <w:t xml:space="preserve">91.4%</w:t>
             </w:r>
           </w:p>
         </w:tc>
@@ -359,7 +359,7 @@
                 <w:sz w:val="36"/>
                 <w:szCs w:val="36"/>
               </w:rPr>
-              <w:t xml:space="preserve">2.4%</w:t>
+              <w:t xml:space="preserve">2.3%</w:t>
             </w:r>
           </w:p>
         </w:tc>
@@ -408,7 +408,7 @@
                 <w:sz w:val="36"/>
                 <w:szCs w:val="36"/>
               </w:rPr>
-              <w:t xml:space="preserve">127件</w:t>
+              <w:t xml:space="preserve">128件</w:t>
             </w:r>
           </w:p>
         </w:tc>
@@ -448,7 +448,7 @@
           <w:sz w:val="21"/>
           <w:szCs w:val="21"/>
         </w:rPr>
-        <w:t xml:space="preserve">全体平均スコア9.16点（10点換算）は非常に高い水準であり、91.3%が高評価（8-10点）に分類されます。低評価（1-4点）は3件（2.4%）で、ゲスト満足度は良好です。Trip.com（9.55点）で特に高い評価を獲得しています。</w:t>
+        <w:t xml:space="preserve">全体平均スコア9.16点（10点換算）は非常に高い水準であり、91.4%が高評価（8-10点）に分類されます。低評価（1-4点）は3件（2.3%）で、ゲスト満足度は良好です。Trip.com（9.55点）で特に高い評価を獲得しています。</w:t>
       </w:r>
     </w:p>
     <w:p>
@@ -567,7 +567,7 @@
                 <w:sz w:val="20"/>
                 <w:szCs w:val="20"/>
               </w:rPr>
-              <w:t xml:space="preserve">エアコン・空調（18件）、部屋の狭さ（12件）、設備の老朽化（9件）、防音性能（9件）</w:t>
+              <w:t xml:space="preserve">エアコン・空調（19件）、部屋の狭さ（12件）、設備の老朽化（10件）、防音性能（9件）</w:t>
             </w:r>
           </w:p>
           <w:p>
@@ -1229,7 +1229,7 @@
                 <w:sz w:val="20"/>
                 <w:szCs w:val="20"/>
               </w:rPr>
-              <w:t xml:space="preserve">32</w:t>
+              <w:t xml:space="preserve">33</w:t>
             </w:r>
           </w:p>
         </w:tc>
@@ -1264,7 +1264,7 @@
                 <w:sz w:val="20"/>
                 <w:szCs w:val="20"/>
               </w:rPr>
-              <w:t xml:space="preserve">4.59</w:t>
+              <w:t xml:space="preserve">4.61</w:t>
             </w:r>
           </w:p>
         </w:tc>
@@ -1334,7 +1334,7 @@
                 <w:sz w:val="20"/>
                 <w:szCs w:val="20"/>
               </w:rPr>
-              <w:t xml:space="preserve">9.19</w:t>
+              <w:t xml:space="preserve">9.21</w:t>
             </w:r>
           </w:p>
         </w:tc>
@@ -2418,7 +2418,7 @@
           <w:sz w:val="21"/>
           <w:szCs w:val="21"/>
         </w:rPr>
-        <w:t xml:space="preserve">評価分布は10点（62.2%）に最も多く、8点以上の高評価が91.3%を占め、高い顧客満足度を示しています。低評価（1-4点）は計3件（2.4%）です。</w:t>
+        <w:t xml:space="preserve">評価分布は10点（62.5%）に最も多く、8点以上の高評価が91.4%を占め、高い顧客満足度を示しています。低評価（1-4点）は計3件（2.3%）です。</w:t>
       </w:r>
     </w:p>
     <w:p>
@@ -2653,7 +2653,7 @@
                 <w:sz w:val="20"/>
                 <w:szCs w:val="20"/>
               </w:rPr>
-              <w:t xml:space="preserve">79</w:t>
+              <w:t xml:space="preserve">80</w:t>
             </w:r>
           </w:p>
         </w:tc>
@@ -2688,7 +2688,7 @@
                 <w:sz w:val="20"/>
                 <w:szCs w:val="20"/>
               </w:rPr>
-              <w:t xml:space="preserve">62.2%</w:t>
+              <w:t xml:space="preserve">62.5%</w:t>
             </w:r>
           </w:p>
         </w:tc>
@@ -2726,7 +2726,7 @@
                 <w:sz w:val="18"/>
                 <w:szCs w:val="18"/>
               </w:rPr>
-              <w:t xml:space="preserve"> 79件</w:t>
+              <w:t xml:space="preserve"> 80件</w:t>
             </w:r>
           </w:p>
         </w:tc>
@@ -2833,7 +2833,7 @@
                 <w:sz w:val="20"/>
                 <w:szCs w:val="20"/>
               </w:rPr>
-              <w:t xml:space="preserve">15.0%</w:t>
+              <w:t xml:space="preserve">14.8%</w:t>
             </w:r>
           </w:p>
         </w:tc>
@@ -2977,7 +2977,7 @@
                 <w:sz w:val="20"/>
                 <w:szCs w:val="20"/>
               </w:rPr>
-              <w:t xml:space="preserve">14.2%</w:t>
+              <w:t xml:space="preserve">14.1%</w:t>
             </w:r>
           </w:p>
         </w:tc>
@@ -3122,7 +3122,7 @@
                 <w:sz w:val="20"/>
                 <w:szCs w:val="20"/>
               </w:rPr>
-              <w:t xml:space="preserve">2.4%</w:t>
+              <w:t xml:space="preserve">2.3%</w:t>
             </w:r>
           </w:p>
         </w:tc>
@@ -3411,7 +3411,7 @@
                 <w:sz w:val="20"/>
                 <w:szCs w:val="20"/>
               </w:rPr>
-              <w:t xml:space="preserve">2.4%</w:t>
+              <w:t xml:space="preserve">2.3%</w:t>
             </w:r>
           </w:p>
         </w:tc>
@@ -3814,7 +3814,7 @@
                 <w:sz w:val="24"/>
                 <w:szCs w:val="24"/>
               </w:rPr>
-              <w:t xml:space="preserve">116件（91.3%）</w:t>
+              <w:t xml:space="preserve">117件（91.4%）</w:t>
             </w:r>
           </w:p>
         </w:tc>
@@ -3865,7 +3865,7 @@
                 <w:sz w:val="24"/>
                 <w:szCs w:val="24"/>
               </w:rPr>
-              <w:t xml:space="preserve">8件（6.3%）</w:t>
+              <w:t xml:space="preserve">8件（6.2%）</w:t>
             </w:r>
           </w:p>
         </w:tc>
@@ -3916,7 +3916,7 @@
                 <w:sz w:val="24"/>
                 <w:szCs w:val="24"/>
               </w:rPr>
-              <w:t xml:space="preserve">3件（2.4%）</w:t>
+              <w:t xml:space="preserve">3件（2.3%）</w:t>
             </w:r>
           </w:p>
         </w:tc>
@@ -4190,7 +4190,7 @@
                 <w:sz w:val="20"/>
                 <w:szCs w:val="20"/>
               </w:rPr>
-              <w:t xml:space="preserve">「立地は非常に便利です」「ホテルは幹線道路のすぐ裏手という非常に便利な場所にあり、すぐ外には公園があります」</w:t>
+              <w:t xml:space="preserve">「立地は非常に便利です」「ホテルは幹線道路のすぐ裏手にあり、すぐ外に公園があるという非常に便利な場所に位置しています」</w:t>
             </w:r>
           </w:p>
         </w:tc>
@@ -4401,7 +4401,7 @@
                 <w:sz w:val="20"/>
                 <w:szCs w:val="20"/>
               </w:rPr>
-              <w:t xml:space="preserve">「スタッフは親切です」「ハウスキーピングは丁寧で細部にまで気を配っており、快適な滞在をさらに充実させてくれます」</w:t>
+              <w:t xml:space="preserve">「スタッフは親切です」「スタッフはフレンドリー」</w:t>
             </w:r>
           </w:p>
         </w:tc>
@@ -4577,7 +4577,7 @@
                 <w:sz w:val="20"/>
                 <w:szCs w:val="20"/>
               </w:rPr>
-              <w:t xml:space="preserve">10件以上</w:t>
+              <w:t xml:space="preserve">20件以上</w:t>
             </w:r>
           </w:p>
         </w:tc>
@@ -4794,7 +4794,7 @@
           <w:sz w:val="21"/>
           <w:szCs w:val="21"/>
         </w:rPr>
-        <w:t xml:space="preserve">ホテルは幹線道路のすぐ裏手という非常に便利な場所にあり、すぐ外には公園があります</w:t>
+        <w:t xml:space="preserve">ホテルは幹線道路のすぐ裏手にあり、すぐ外に公園があるという非常に便利な場所に位置しています</w:t>
       </w:r>
     </w:p>
     <w:p>
@@ -4813,7 +4813,7 @@
           <w:sz w:val="21"/>
           <w:szCs w:val="21"/>
         </w:rPr>
-        <w:t xml:space="preserve">客室の質、立地、サービス、すべてが一流です</w:t>
+        <w:t xml:space="preserve">立地は非常に便利</w:t>
       </w:r>
     </w:p>
     <w:p>
@@ -5155,7 +5155,7 @@
                 <w:sz w:val="20"/>
                 <w:szCs w:val="20"/>
               </w:rPr>
-              <w:t xml:space="preserve">The space is generous, you can easily open two suitcases ...</w:t>
+              <w:t xml:space="preserve">Small room but acceptable Old building but clean Staff ar...</w:t>
             </w:r>
           </w:p>
         </w:tc>
@@ -5189,7 +5189,7 @@
                 <w:sz w:val="20"/>
                 <w:szCs w:val="20"/>
               </w:rPr>
-              <w:t xml:space="preserve">重大・18件</w:t>
+              <w:t xml:space="preserve">重大・19件</w:t>
             </w:r>
           </w:p>
         </w:tc>
@@ -5467,7 +5467,7 @@
                 <w:sz w:val="20"/>
                 <w:szCs w:val="20"/>
               </w:rPr>
-              <w:t xml:space="preserve">重大・9件</w:t>
+              <w:t xml:space="preserve">重大・10件</w:t>
             </w:r>
           </w:p>
         </w:tc>
@@ -7187,7 +7187,7 @@
                 <w:sz w:val="20"/>
                 <w:szCs w:val="20"/>
               </w:rPr>
-              <w:t xml:space="preserve">91.3%</w:t>
+              <w:t xml:space="preserve">91.4%</w:t>
             </w:r>
           </w:p>
         </w:tc>
@@ -7327,7 +7327,7 @@
                 <w:sz w:val="20"/>
                 <w:szCs w:val="20"/>
               </w:rPr>
-              <w:t xml:space="preserve">2.4%</w:t>
+              <w:t xml:space="preserve">2.3%</w:t>
             </w:r>
           </w:p>
         </w:tc>
@@ -7747,7 +7747,7 @@
                 <w:sz w:val="20"/>
                 <w:szCs w:val="20"/>
               </w:rPr>
-              <w:t xml:space="preserve">約18件/期間</w:t>
+              <w:t xml:space="preserve">約19件/期間</w:t>
             </w:r>
           </w:p>
         </w:tc>
@@ -7929,7 +7929,7 @@
           <w:sz w:val="21"/>
           <w:szCs w:val="21"/>
         </w:rPr>
-        <w:t xml:space="preserve">ウォーターサーバーがなかった！清掃員のゴミ箱の周りのゴミさえ片付けていなかった！エスカレーターは1基しかなく、午前中は下り、午後は上りのみ。部屋も狭い。</w:t>
+        <w:t xml:space="preserve">ウォーターサーバーがなかった！清掃員のゴミ箱の周りのゴミさえ片付けていなかった！エスカレーターは1基しかなく、午前中は下り、午後は上りだった。部屋も狭かった。</w:t>
       </w:r>
     </w:p>
     <w:p>
@@ -7965,7 +7965,7 @@
           <w:sz w:val="21"/>
           <w:szCs w:val="21"/>
         </w:rPr>
-        <w:t xml:space="preserve">ホテルは幹線道路のすぐ裏手という非常に便利な場所にあり、すぐ外には公園があります。</w:t>
+        <w:t xml:space="preserve">ホテルは幹線道路のすぐ裏手にあり、すぐ外に公園があるという非常に便利な場所に位置しています。</w:t>
       </w:r>
     </w:p>
     <w:p>
@@ -7986,7 +7986,7 @@
           <w:sz w:val="22"/>
           <w:szCs w:val="22"/>
         </w:rPr>
-        <w:t xml:space="preserve">[4] Google / 10点 / 2026-03-24</w:t>
+        <w:t xml:space="preserve">[4] Google / 10点 / 2026-03-25</w:t>
       </w:r>
     </w:p>
     <w:p>
@@ -8001,7 +8001,7 @@
           <w:sz w:val="21"/>
           <w:szCs w:val="21"/>
         </w:rPr>
-        <w:t xml:space="preserve">このホテルは間違いなく2つ星ではなく、少なくとも3つ星の評価に値します。客室の質、立地、サービス、すべてが一流です。  客室は清潔で快適でした。設備はやや古さを感じましたが、全体的な滞在体験を損なうものではありませんでした。部屋は広々としており、スーツケース2個を楽に置くことができました。地下鉄の駅は階下にありますが、防音対策がしっかりしているので、全く邪魔されることなく快適に過ごせました。...</w:t>
+        <w:t xml:space="preserve">部屋は小さいが許容範囲。古い建物だが清潔。スタッフはフレンドリー。追加料金でレイトチェックアウト可能。立地は非常に便利。</w:t>
       </w:r>
     </w:p>
     <w:p>
@@ -8022,7 +8022,7 @@
           <w:sz w:val="22"/>
           <w:szCs w:val="22"/>
         </w:rPr>
-        <w:t xml:space="preserve">[5] Trip.com / 10点 / 2026-03-24</w:t>
+        <w:t xml:space="preserve">[5] Google / 10点 / 2026-03-24</w:t>
       </w:r>
     </w:p>
     <w:p>
@@ -8037,7 +8037,7 @@
           <w:sz w:val="21"/>
           <w:szCs w:val="21"/>
         </w:rPr>
-        <w:t xml:space="preserve">池袋駅東口から徒歩わずか数分という抜群の立地の良さから、池袋第一ホテルに宿泊するのは今回が初めてではありません。パルコ、西武、東武といった大型デパートも近くにあり、ショッピングにも大変便利です。今回はシングルルームに宿泊しました。日本のビジネスホテルとしては標準的な広さですが、28インチのスーツケースも余裕で収まります。チェックアウト日は、パスワード式のセルフサービスシステムで荷物を預けるこ...</w:t>
+        <w:t xml:space="preserve">このホテルは間違いなく2つ星ではなく、少なくとも3つ星の評価に値します。客室の質、立地、サービス、すべてが一流です。  客室は清潔で快適でした。設備はやや古さを感じましたが、全体的な滞在体験を損なうものではありませんでした。部屋は広々としており、スーツケース2個を楽に置くことができました。地下鉄の駅は階下にありますが、防音対策がしっかりしているので、全く邪魔されることなく快適に過ごせました。...</w:t>
       </w:r>
     </w:p>
     <w:p>
@@ -8308,7 +8308,7 @@
                 <w:sz w:val="21"/>
                 <w:szCs w:val="21"/>
               </w:rPr>
-              <w:t xml:space="preserve">第一イン池袋は、全体平均9.16点（10点換算）、高評価率91.3%という非常に高い顧客満足度を維持しているホテルです。特に「立地・アクセス」「コンビニ・周辺施設」が多くのゲストから高く評価されています。</w:t>
+              <w:t xml:space="preserve">第一イン池袋は、全体平均9.16点（10点換算）、高評価率91.4%という非常に高い顧客満足度を維持しているホテルです。特に「立地・アクセス」「コンビニ・周辺施設」が多くのゲストから高く評価されています。</w:t>
             </w:r>
           </w:p>
           <w:p>

--- a/納品レポート/ホテル別レポート/daiichi_ikebukuro_口コミ分析改善レポート.docx
+++ b/納品レポート/ホテル別レポート/daiichi_ikebukuro_口コミ分析改善レポート.docx
@@ -96,7 +96,7 @@
           <w:sz w:val="22"/>
           <w:szCs w:val="22"/>
         </w:rPr>
-        <w:t xml:space="preserve">レビュー総数：128件（6サイト）</w:t>
+        <w:t xml:space="preserve">レビュー総数：130件（6サイト）</w:t>
       </w:r>
     </w:p>
     <w:p>
@@ -131,7 +131,7 @@
           <w:sz w:val="20"/>
           <w:szCs w:val="20"/>
         </w:rPr>
-        <w:t xml:space="preserve">作成日：2026年3月26日</w:t>
+        <w:t xml:space="preserve">作成日：2026年3月27日</w:t>
       </w:r>
     </w:p>
     <w:p>
@@ -189,7 +189,7 @@
           <w:sz w:val="21"/>
           <w:szCs w:val="21"/>
         </w:rPr>
-        <w:t xml:space="preserve">2026年2月〜3月に各OTAサイト・口コミサイトに投稿された128件のレビューを包括的に分析しました。以下が主要な発見事項です。</w:t>
+        <w:t xml:space="preserve">2026年2月〜3月に各OTAサイト・口コミサイトに投稿された130件のレビューを包括的に分析しました。以下が主要な発見事項です。</w:t>
       </w:r>
     </w:p>
     <w:p>
@@ -261,7 +261,7 @@
                 <w:sz w:val="36"/>
                 <w:szCs w:val="36"/>
               </w:rPr>
-              <w:t xml:space="preserve">9.16</w:t>
+              <w:t xml:space="preserve">9.18</w:t>
             </w:r>
           </w:p>
         </w:tc>
@@ -310,7 +310,7 @@
                 <w:sz w:val="36"/>
                 <w:szCs w:val="36"/>
               </w:rPr>
-              <w:t xml:space="preserve">91.4%</w:t>
+              <w:t xml:space="preserve">91.5%</w:t>
             </w:r>
           </w:p>
         </w:tc>
@@ -408,7 +408,7 @@
                 <w:sz w:val="36"/>
                 <w:szCs w:val="36"/>
               </w:rPr>
-              <w:t xml:space="preserve">128件</w:t>
+              <w:t xml:space="preserve">130件</w:t>
             </w:r>
           </w:p>
         </w:tc>
@@ -448,7 +448,7 @@
           <w:sz w:val="21"/>
           <w:szCs w:val="21"/>
         </w:rPr>
-        <w:t xml:space="preserve">全体平均スコア9.16点（10点換算）は非常に高い水準であり、91.4%が高評価（8-10点）に分類されます。低評価（1-4点）は3件（2.3%）で、ゲスト満足度は良好です。Trip.com（9.55点）で特に高い評価を獲得しています。</w:t>
+        <w:t xml:space="preserve">全体平均スコア9.18点（10点換算）は非常に高い水準であり、91.5%が高評価（8-10点）に分類されます。低評価（1-4点）は3件（2.3%）で、ゲスト満足度は良好です。Trip.com（9.56点）で特に高い評価を獲得しています。</w:t>
       </w:r>
     </w:p>
     <w:p>
@@ -567,7 +567,7 @@
                 <w:sz w:val="20"/>
                 <w:szCs w:val="20"/>
               </w:rPr>
-              <w:t xml:space="preserve">エアコン・空調（19件）、部屋の狭さ（12件）、設備の老朽化（10件）、防音性能（9件）</w:t>
+              <w:t xml:space="preserve">エアコン・空調（19件）、部屋の狭さ（13件）、設備の老朽化（10件）、防音性能（9件）</w:t>
             </w:r>
           </w:p>
           <w:p>
@@ -987,7 +987,7 @@
                 <w:sz w:val="20"/>
                 <w:szCs w:val="20"/>
               </w:rPr>
-              <w:t xml:space="preserve">65</w:t>
+              <w:t xml:space="preserve">66</w:t>
             </w:r>
           </w:p>
         </w:tc>
@@ -1021,7 +1021,7 @@
                 <w:sz w:val="20"/>
                 <w:szCs w:val="20"/>
               </w:rPr>
-              <w:t xml:space="preserve">9.55</w:t>
+              <w:t xml:space="preserve">9.56</w:t>
             </w:r>
           </w:p>
         </w:tc>
@@ -1089,7 +1089,7 @@
                 <w:sz w:val="20"/>
                 <w:szCs w:val="20"/>
               </w:rPr>
-              <w:t xml:space="preserve">9.55</w:t>
+              <w:t xml:space="preserve">9.56</w:t>
             </w:r>
           </w:p>
         </w:tc>
@@ -1474,7 +1474,7 @@
                 <w:sz w:val="20"/>
                 <w:szCs w:val="20"/>
               </w:rPr>
-              <w:t xml:space="preserve">21</w:t>
+              <w:t xml:space="preserve">22</w:t>
             </w:r>
           </w:p>
         </w:tc>
@@ -1508,7 +1508,7 @@
                 <w:sz w:val="20"/>
                 <w:szCs w:val="20"/>
               </w:rPr>
-              <w:t xml:space="preserve">8.76</w:t>
+              <w:t xml:space="preserve">8.82</w:t>
             </w:r>
           </w:p>
         </w:tc>
@@ -1576,7 +1576,7 @@
                 <w:sz w:val="20"/>
                 <w:szCs w:val="20"/>
               </w:rPr>
-              <w:t xml:space="preserve">8.76</w:t>
+              <w:t xml:space="preserve">8.82</w:t>
             </w:r>
           </w:p>
         </w:tc>
@@ -2418,7 +2418,7 @@
           <w:sz w:val="21"/>
           <w:szCs w:val="21"/>
         </w:rPr>
-        <w:t xml:space="preserve">評価分布は10点（62.5%）に最も多く、8点以上の高評価が91.4%を占め、高い顧客満足度を示しています。低評価（1-4点）は計3件（2.3%）です。</w:t>
+        <w:t xml:space="preserve">評価分布は10点（63.1%）に最も多く、8点以上の高評価が91.5%を占め、高い顧客満足度を示しています。低評価（1-4点）は計3件（2.3%）です。</w:t>
       </w:r>
     </w:p>
     <w:p>
@@ -2653,7 +2653,7 @@
                 <w:sz w:val="20"/>
                 <w:szCs w:val="20"/>
               </w:rPr>
-              <w:t xml:space="preserve">80</w:t>
+              <w:t xml:space="preserve">82</w:t>
             </w:r>
           </w:p>
         </w:tc>
@@ -2688,7 +2688,7 @@
                 <w:sz w:val="20"/>
                 <w:szCs w:val="20"/>
               </w:rPr>
-              <w:t xml:space="preserve">62.5%</w:t>
+              <w:t xml:space="preserve">63.1%</w:t>
             </w:r>
           </w:p>
         </w:tc>
@@ -2726,7 +2726,7 @@
                 <w:sz w:val="18"/>
                 <w:szCs w:val="18"/>
               </w:rPr>
-              <w:t xml:space="preserve"> 80件</w:t>
+              <w:t xml:space="preserve"> 82件</w:t>
             </w:r>
           </w:p>
         </w:tc>
@@ -2833,7 +2833,7 @@
                 <w:sz w:val="20"/>
                 <w:szCs w:val="20"/>
               </w:rPr>
-              <w:t xml:space="preserve">14.8%</w:t>
+              <w:t xml:space="preserve">14.6%</w:t>
             </w:r>
           </w:p>
         </w:tc>
@@ -2977,7 +2977,7 @@
                 <w:sz w:val="20"/>
                 <w:szCs w:val="20"/>
               </w:rPr>
-              <w:t xml:space="preserve">14.1%</w:t>
+              <w:t xml:space="preserve">13.8%</w:t>
             </w:r>
           </w:p>
         </w:tc>
@@ -3006,7 +3006,7 @@
                 <w:sz w:val="20"/>
                 <w:szCs w:val="20"/>
               </w:rPr>
-              <w:t xml:space="preserve">█████</w:t>
+              <w:t xml:space="preserve">████</w:t>
             </w:r>
             <w:r>
               <w:rPr>
@@ -3266,7 +3266,7 @@
                 <w:sz w:val="20"/>
                 <w:szCs w:val="20"/>
               </w:rPr>
-              <w:t xml:space="preserve">1.6%</w:t>
+              <w:t xml:space="preserve">1.5%</w:t>
             </w:r>
           </w:p>
         </w:tc>
@@ -3555,7 +3555,7 @@
                 <w:sz w:val="20"/>
                 <w:szCs w:val="20"/>
               </w:rPr>
-              <w:t xml:space="preserve">1.6%</w:t>
+              <w:t xml:space="preserve">1.5%</w:t>
             </w:r>
           </w:p>
         </w:tc>
@@ -3814,7 +3814,7 @@
                 <w:sz w:val="24"/>
                 <w:szCs w:val="24"/>
               </w:rPr>
-              <w:t xml:space="preserve">117件（91.4%）</w:t>
+              <w:t xml:space="preserve">119件（91.5%）</w:t>
             </w:r>
           </w:p>
         </w:tc>
@@ -4190,7 +4190,7 @@
                 <w:sz w:val="20"/>
                 <w:szCs w:val="20"/>
               </w:rPr>
-              <w:t xml:space="preserve">「立地は非常に便利です」「ホテルは幹線道路のすぐ裏手にあり、すぐ外に公園があるという非常に便利な場所に位置しています」</w:t>
+              <w:t xml:space="preserve">「駅近で周りにお店も多く、とても過ごしやすかったです」「立地は非常に便利です」</w:t>
             </w:r>
           </w:p>
         </w:tc>
@@ -4756,7 +4756,7 @@
           <w:sz w:val="21"/>
           <w:szCs w:val="21"/>
         </w:rPr>
-        <w:t xml:space="preserve">口コミの多数で「立地・アクセス」に関するポジティブな言及が見られ、第一イン池袋の最大の差別化要因となっています。立地は非常に便利ですといった声が多数寄せられています。</w:t>
+        <w:t xml:space="preserve">口コミの多数で「立地・アクセス」に関するポジティブな言及が見られ、第一イン池袋の最大の差別化要因となっています。駅近で周りにお店も多く、とても過ごしやすかったですといった声が多数寄せられています。</w:t>
       </w:r>
     </w:p>
     <w:p>
@@ -4775,7 +4775,7 @@
           <w:sz w:val="21"/>
           <w:szCs w:val="21"/>
         </w:rPr>
-        <w:t xml:space="preserve">立地は非常に便利です</w:t>
+        <w:t xml:space="preserve">駅近で周りにお店も多く、とても過ごしやすかったです</w:t>
       </w:r>
     </w:p>
     <w:p>
@@ -4794,7 +4794,7 @@
           <w:sz w:val="21"/>
           <w:szCs w:val="21"/>
         </w:rPr>
-        <w:t xml:space="preserve">ホテルは幹線道路のすぐ裏手にあり、すぐ外に公園があるという非常に便利な場所に位置しています</w:t>
+        <w:t xml:space="preserve">立地は非常に便利です</w:t>
       </w:r>
     </w:p>
     <w:p>
@@ -4813,7 +4813,7 @@
           <w:sz w:val="21"/>
           <w:szCs w:val="21"/>
         </w:rPr>
-        <w:t xml:space="preserve">立地は非常に便利</w:t>
+        <w:t xml:space="preserve">ホテルは幹線道路のすぐ裏手という非常に便利な場所にあり、すぐ外には公園があります</w:t>
       </w:r>
     </w:p>
     <w:p>
@@ -5328,7 +5328,7 @@
                 <w:sz w:val="20"/>
                 <w:szCs w:val="20"/>
               </w:rPr>
-              <w:t xml:space="preserve">重大・12件</w:t>
+              <w:t xml:space="preserve">重大・13件</w:t>
             </w:r>
           </w:p>
         </w:tc>
@@ -7047,7 +7047,7 @@
                 <w:sz w:val="20"/>
                 <w:szCs w:val="20"/>
               </w:rPr>
-              <w:t xml:space="preserve">9.16点</w:t>
+              <w:t xml:space="preserve">9.18点</w:t>
             </w:r>
           </w:p>
         </w:tc>
@@ -7187,7 +7187,7 @@
                 <w:sz w:val="20"/>
                 <w:szCs w:val="20"/>
               </w:rPr>
-              <w:t xml:space="preserve">91.4%</w:t>
+              <w:t xml:space="preserve">91.5%</w:t>
             </w:r>
           </w:p>
         </w:tc>
@@ -7222,7 +7222,7 @@
                 <w:sz w:val="20"/>
                 <w:szCs w:val="20"/>
               </w:rPr>
-              <w:t xml:space="preserve">93%以上</w:t>
+              <w:t xml:space="preserve">94%以上</w:t>
             </w:r>
           </w:p>
         </w:tc>
@@ -7878,7 +7878,7 @@
           <w:sz w:val="22"/>
           <w:szCs w:val="22"/>
         </w:rPr>
-        <w:t xml:space="preserve">[1] Google / 10点 / 2026-03-25</w:t>
+        <w:t xml:space="preserve">[1] Trip.com / 10点 / 2026-03-26</w:t>
       </w:r>
     </w:p>
     <w:p>
@@ -7893,7 +7893,7 @@
           <w:sz w:val="21"/>
           <w:szCs w:val="21"/>
         </w:rPr>
-        <w:t xml:space="preserve">部屋は狭いですが、許容範囲です。 建物は古いですが、清潔です。 スタッフは親切です。 追加料金でレイトチェックアウトが可能です。  立地は非常に便利です。</w:t>
+        <w:t xml:space="preserve">駅近で周りにお店も多く、とても過ごしやすかったです！</w:t>
       </w:r>
     </w:p>
     <w:p>
@@ -7914,7 +7914,7 @@
           <w:sz w:val="22"/>
           <w:szCs w:val="22"/>
         </w:rPr>
-        <w:t xml:space="preserve">[2] Trip.com / 8点 / 2026-03-25</w:t>
+        <w:t xml:space="preserve">[2] Google / 10点 / 2026-03-25</w:t>
       </w:r>
     </w:p>
     <w:p>
@@ -7929,7 +7929,7 @@
           <w:sz w:val="21"/>
           <w:szCs w:val="21"/>
         </w:rPr>
-        <w:t xml:space="preserve">ウォーターサーバーがなかった！清掃員のゴミ箱の周りのゴミさえ片付けていなかった！エスカレーターは1基しかなく、午前中は下り、午後は上りだった。部屋も狭かった。</w:t>
+        <w:t xml:space="preserve">部屋は狭いですが、許容範囲です。 建物は古いですが、清潔です。 スタッフは親切です。 追加料金でレイトチェックアウトが可能です。  立地は非常に便利です。</w:t>
       </w:r>
     </w:p>
     <w:p>
@@ -7950,7 +7950,7 @@
           <w:sz w:val="22"/>
           <w:szCs w:val="22"/>
         </w:rPr>
-        <w:t xml:space="preserve">[3] Trip.com / 10点 / 2026-03-25</w:t>
+        <w:t xml:space="preserve">[3] Trip.com / 8点 / 2026-03-25</w:t>
       </w:r>
     </w:p>
     <w:p>
@@ -7965,7 +7965,7 @@
           <w:sz w:val="21"/>
           <w:szCs w:val="21"/>
         </w:rPr>
-        <w:t xml:space="preserve">ホテルは幹線道路のすぐ裏手にあり、すぐ外に公園があるという非常に便利な場所に位置しています。</w:t>
+        <w:t xml:space="preserve">ウォーターサーバーがなかった！清掃員のゴミ箱の周りのゴミさえ片付けていなかった！エスカレーターは1基しかなく、午前中は下り、午後は上りのみ。部屋も狭い。</w:t>
       </w:r>
     </w:p>
     <w:p>
@@ -7986,7 +7986,7 @@
           <w:sz w:val="22"/>
           <w:szCs w:val="22"/>
         </w:rPr>
-        <w:t xml:space="preserve">[4] Google / 10点 / 2026-03-25</w:t>
+        <w:t xml:space="preserve">[4] Trip.com / 10点 / 2026-03-25</w:t>
       </w:r>
     </w:p>
     <w:p>
@@ -8001,7 +8001,7 @@
           <w:sz w:val="21"/>
           <w:szCs w:val="21"/>
         </w:rPr>
-        <w:t xml:space="preserve">部屋は小さいが許容範囲。古い建物だが清潔。スタッフはフレンドリー。追加料金でレイトチェックアウト可能。立地は非常に便利。</w:t>
+        <w:t xml:space="preserve">ホテルは幹線道路のすぐ裏手という非常に便利な場所にあり、すぐ外には公園があります。</w:t>
       </w:r>
     </w:p>
     <w:p>
@@ -8022,7 +8022,7 @@
           <w:sz w:val="22"/>
           <w:szCs w:val="22"/>
         </w:rPr>
-        <w:t xml:space="preserve">[5] Google / 10点 / 2026-03-24</w:t>
+        <w:t xml:space="preserve">[5] Google / 10点 / 2026-03-25</w:t>
       </w:r>
     </w:p>
     <w:p>
@@ -8037,7 +8037,7 @@
           <w:sz w:val="21"/>
           <w:szCs w:val="21"/>
         </w:rPr>
-        <w:t xml:space="preserve">このホテルは間違いなく2つ星ではなく、少なくとも3つ星の評価に値します。客室の質、立地、サービス、すべてが一流です。  客室は清潔で快適でした。設備はやや古さを感じましたが、全体的な滞在体験を損なうものではありませんでした。部屋は広々としており、スーツケース2個を楽に置くことができました。地下鉄の駅は階下にありますが、防音対策がしっかりしているので、全く邪魔されることなく快適に過ごせました。...</w:t>
+        <w:t xml:space="preserve">部屋は小さいが許容範囲。古い建物だが清潔。スタッフはフレンドリー。追加料金でレイトチェックアウト可能。立地は非常に便利。</w:t>
       </w:r>
     </w:p>
     <w:p>
@@ -8308,7 +8308,7 @@
                 <w:sz w:val="21"/>
                 <w:szCs w:val="21"/>
               </w:rPr>
-              <w:t xml:space="preserve">第一イン池袋は、全体平均9.16点（10点換算）、高評価率91.4%という非常に高い顧客満足度を維持しているホテルです。特に「立地・アクセス」「コンビニ・周辺施設」が多くのゲストから高く評価されています。</w:t>
+              <w:t xml:space="preserve">第一イン池袋は、全体平均9.18点（10点換算）、高評価率91.5%という非常に高い顧客満足度を維持しているホテルです。特に「立地・アクセス」「コンビニ・周辺施設」が多くのゲストから高く評価されています。</w:t>
             </w:r>
           </w:p>
           <w:p>

--- a/納品レポート/ホテル別レポート/daiichi_ikebukuro_口コミ分析改善レポート.docx
+++ b/納品レポート/ホテル別レポート/daiichi_ikebukuro_口コミ分析改善レポート.docx
@@ -131,7 +131,7 @@
           <w:sz w:val="20"/>
           <w:szCs w:val="20"/>
         </w:rPr>
-        <w:t xml:space="preserve">作成日：2026年3月27日</w:t>
+        <w:t xml:space="preserve">作成日：2026年3月28日</w:t>
       </w:r>
     </w:p>
     <w:p>
@@ -567,7 +567,7 @@
                 <w:sz w:val="20"/>
                 <w:szCs w:val="20"/>
               </w:rPr>
-              <w:t xml:space="preserve">エアコン・空調（19件）、部屋の狭さ（13件）、設備の老朽化（10件）、防音性能（9件）</w:t>
+              <w:t xml:space="preserve">エアコン・空調（19件）、部屋の狭さ（12件）、設備の老朽化（10件）、防音性能（9件）</w:t>
             </w:r>
           </w:p>
           <w:p>
@@ -4577,7 +4577,7 @@
                 <w:sz w:val="20"/>
                 <w:szCs w:val="20"/>
               </w:rPr>
-              <w:t xml:space="preserve">20件以上</w:t>
+              <w:t xml:space="preserve">10件以上</w:t>
             </w:r>
           </w:p>
         </w:tc>
@@ -4813,7 +4813,7 @@
           <w:sz w:val="21"/>
           <w:szCs w:val="21"/>
         </w:rPr>
-        <w:t xml:space="preserve">ホテルは幹線道路のすぐ裏手という非常に便利な場所にあり、すぐ外には公園があります</w:t>
+        <w:t xml:space="preserve">ホテルは幹線道路のすぐ裏手にあり、すぐ外に公園があるという非常に便利な場所に位置しています</w:t>
       </w:r>
     </w:p>
     <w:p>
@@ -5328,7 +5328,7 @@
                 <w:sz w:val="20"/>
                 <w:szCs w:val="20"/>
               </w:rPr>
-              <w:t xml:space="preserve">重大・13件</w:t>
+              <w:t xml:space="preserve">重大・12件</w:t>
             </w:r>
           </w:p>
         </w:tc>
@@ -7965,7 +7965,7 @@
           <w:sz w:val="21"/>
           <w:szCs w:val="21"/>
         </w:rPr>
-        <w:t xml:space="preserve">ウォーターサーバーがなかった！清掃員のゴミ箱の周りのゴミさえ片付けていなかった！エスカレーターは1基しかなく、午前中は下り、午後は上りのみ。部屋も狭い。</w:t>
+        <w:t xml:space="preserve">ウォーターサーバーがなかった！清掃員のゴミ箱の周りのゴミさえ片付けていなかった！エスカレーターは1基しかなく、午前中は下り、午後は上りだった。部屋も狭かった。</w:t>
       </w:r>
     </w:p>
     <w:p>
@@ -8001,7 +8001,7 @@
           <w:sz w:val="21"/>
           <w:szCs w:val="21"/>
         </w:rPr>
-        <w:t xml:space="preserve">ホテルは幹線道路のすぐ裏手という非常に便利な場所にあり、すぐ外には公園があります。</w:t>
+        <w:t xml:space="preserve">ホテルは幹線道路のすぐ裏手にあり、すぐ外に公園があるという非常に便利な場所に位置しています。</w:t>
       </w:r>
     </w:p>
     <w:p>

--- a/納品レポート/ホテル別レポート/daiichi_ikebukuro_口コミ分析改善レポート.docx
+++ b/納品レポート/ホテル別レポート/daiichi_ikebukuro_口コミ分析改善レポート.docx
@@ -53,7 +53,7 @@
           <w:sz w:val="24"/>
           <w:szCs w:val="24"/>
         </w:rPr>
-        <w:t xml:space="preserve">2024年1月〜2026年3月　|　総件数 130件　|　2026年3月29日</w:t>
+        <w:t xml:space="preserve">2024年1月〜2026年3月　|　総件数 134件　|　2026年3月29日</w:t>
       </w:r>
     </w:p>
     <w:p>
@@ -84,7 +84,7 @@
           <w:sz w:val="21"/>
           <w:szCs w:val="21"/>
         </w:rPr>
-        <w:t xml:space="preserve">2024年1月〜2026年3月に各OTAサイトに投稿された130件のレビューを分析しました。</w:t>
+        <w:t xml:space="preserve">2024年1月〜2026年3月に各OTAサイトに投稿された134件のレビューを分析しました。</w:t>
       </w:r>
     </w:p>
     <w:p>
@@ -142,7 +142,7 @@
                 <w:szCs w:val="20"/>
               </w:rPr>
               <w:t xml:space="preserve">全体平均
-9.18点</w:t>
+9.22点</w:t>
             </w:r>
           </w:p>
         </w:tc>
@@ -177,7 +177,7 @@
                 <w:szCs w:val="20"/>
               </w:rPr>
               <w:t xml:space="preserve">高評価率
-91.5%</w:t>
+91.8%</w:t>
             </w:r>
           </w:p>
         </w:tc>
@@ -212,7 +212,7 @@
                 <w:szCs w:val="20"/>
               </w:rPr>
               <w:t xml:space="preserve">低評価率
-2.3%</w:t>
+2.2%</w:t>
             </w:r>
           </w:p>
         </w:tc>
@@ -247,7 +247,7 @@
                 <w:szCs w:val="20"/>
               </w:rPr>
               <w:t xml:space="preserve">レビュー総数
-130件</w:t>
+134件</w:t>
             </w:r>
           </w:p>
         </w:tc>
@@ -555,7 +555,7 @@
                 <w:sz w:val="20"/>
                 <w:szCs w:val="20"/>
               </w:rPr>
-              <w:t xml:space="preserve">66</w:t>
+              <w:t xml:space="preserve">68</w:t>
             </w:r>
           </w:p>
         </w:tc>
@@ -590,7 +590,7 @@
                 <w:sz w:val="20"/>
                 <w:szCs w:val="20"/>
               </w:rPr>
-              <w:t xml:space="preserve">9.56/10</w:t>
+              <w:t xml:space="preserve">9.57/10</w:t>
             </w:r>
           </w:p>
         </w:tc>
@@ -625,7 +625,7 @@
                 <w:sz w:val="20"/>
                 <w:szCs w:val="20"/>
               </w:rPr>
-              <w:t xml:space="preserve">9.56</w:t>
+              <w:t xml:space="preserve">9.57</w:t>
             </w:r>
           </w:p>
         </w:tc>
@@ -732,7 +732,7 @@
                 <w:sz w:val="20"/>
                 <w:szCs w:val="20"/>
               </w:rPr>
-              <w:t xml:space="preserve">33</w:t>
+              <w:t xml:space="preserve">35</w:t>
             </w:r>
           </w:p>
         </w:tc>
@@ -767,7 +767,7 @@
                 <w:sz w:val="20"/>
                 <w:szCs w:val="20"/>
               </w:rPr>
-              <w:t xml:space="preserve">4.61/5</w:t>
+              <w:t xml:space="preserve">4.66/5</w:t>
             </w:r>
           </w:p>
         </w:tc>
@@ -802,7 +802,7 @@
                 <w:sz w:val="20"/>
                 <w:szCs w:val="20"/>
               </w:rPr>
-              <w:t xml:space="preserve">9.21</w:t>
+              <w:t xml:space="preserve">9.31</w:t>
             </w:r>
           </w:p>
         </w:tc>
@@ -1764,7 +1764,7 @@
                 <w:sz w:val="20"/>
                 <w:szCs w:val="20"/>
               </w:rPr>
-              <w:t xml:space="preserve">82</w:t>
+              <w:t xml:space="preserve">87</w:t>
             </w:r>
           </w:p>
         </w:tc>
@@ -1799,7 +1799,7 @@
                 <w:sz w:val="20"/>
                 <w:szCs w:val="20"/>
               </w:rPr>
-              <w:t xml:space="preserve">63.1%</w:t>
+              <w:t xml:space="preserve">64.9%</w:t>
             </w:r>
           </w:p>
         </w:tc>
@@ -1906,7 +1906,7 @@
                 <w:sz w:val="20"/>
                 <w:szCs w:val="20"/>
               </w:rPr>
-              <w:t xml:space="preserve">14.6%</w:t>
+              <w:t xml:space="preserve">14.2%</w:t>
             </w:r>
           </w:p>
         </w:tc>
@@ -1978,7 +1978,7 @@
                 <w:sz w:val="20"/>
                 <w:szCs w:val="20"/>
               </w:rPr>
-              <w:t xml:space="preserve">18</w:t>
+              <w:t xml:space="preserve">17</w:t>
             </w:r>
           </w:p>
         </w:tc>
@@ -2013,7 +2013,7 @@
                 <w:sz w:val="20"/>
                 <w:szCs w:val="20"/>
               </w:rPr>
-              <w:t xml:space="preserve">13.8%</w:t>
+              <w:t xml:space="preserve">12.7%</w:t>
             </w:r>
           </w:p>
         </w:tc>
@@ -2120,7 +2120,7 @@
                 <w:sz w:val="20"/>
                 <w:szCs w:val="20"/>
               </w:rPr>
-              <w:t xml:space="preserve">2.3%</w:t>
+              <w:t xml:space="preserve">2.2%</w:t>
             </w:r>
           </w:p>
         </w:tc>
@@ -2334,7 +2334,7 @@
                 <w:sz w:val="20"/>
                 <w:szCs w:val="20"/>
               </w:rPr>
-              <w:t xml:space="preserve">2.3%</w:t>
+              <w:t xml:space="preserve">2.2%</w:t>
             </w:r>
           </w:p>
         </w:tc>
@@ -2548,7 +2548,7 @@
                 <w:sz w:val="20"/>
                 <w:szCs w:val="20"/>
               </w:rPr>
-              <w:t xml:space="preserve">0.8%</w:t>
+              <w:t xml:space="preserve">0.7%</w:t>
             </w:r>
           </w:p>
         </w:tc>
@@ -2784,7 +2784,7 @@
                 <w:sz w:val="20"/>
                 <w:szCs w:val="20"/>
               </w:rPr>
-              <w:t xml:space="preserve">119</w:t>
+              <w:t xml:space="preserve">123</w:t>
             </w:r>
           </w:p>
         </w:tc>
@@ -2818,7 +2818,7 @@
                 <w:sz w:val="20"/>
                 <w:szCs w:val="20"/>
               </w:rPr>
-              <w:t xml:space="preserve">91.5%</w:t>
+              <w:t xml:space="preserve">91.8%</w:t>
             </w:r>
           </w:p>
         </w:tc>
@@ -2959,7 +2959,7 @@
                 <w:sz w:val="20"/>
                 <w:szCs w:val="20"/>
               </w:rPr>
-              <w:t xml:space="preserve">6.2%</w:t>
+              <w:t xml:space="preserve">6.0%</w:t>
             </w:r>
           </w:p>
         </w:tc>
@@ -3098,7 +3098,7 @@
                 <w:sz w:val="20"/>
                 <w:szCs w:val="20"/>
               </w:rPr>
-              <w:t xml:space="preserve">2.3%</w:t>
+              <w:t xml:space="preserve">2.2%</w:t>
             </w:r>
           </w:p>
         </w:tc>
@@ -3572,7 +3572,7 @@
                 <w:sz w:val="20"/>
                 <w:szCs w:val="20"/>
               </w:rPr>
-              <w:t xml:space="preserve">9.18点</w:t>
+              <w:t xml:space="preserve">9.22点</w:t>
             </w:r>
           </w:p>
         </w:tc>
@@ -3606,7 +3606,7 @@
                 <w:sz w:val="20"/>
                 <w:szCs w:val="20"/>
               </w:rPr>
-              <w:t xml:space="preserve">9.68点</w:t>
+              <w:t xml:space="preserve">9.72点</w:t>
             </w:r>
           </w:p>
         </w:tc>
@@ -3712,7 +3712,7 @@
                 <w:sz w:val="20"/>
                 <w:szCs w:val="20"/>
               </w:rPr>
-              <w:t xml:space="preserve">91.5%</w:t>
+              <w:t xml:space="preserve">91.8%</w:t>
             </w:r>
           </w:p>
         </w:tc>
@@ -3747,7 +3747,7 @@
                 <w:sz w:val="20"/>
                 <w:szCs w:val="20"/>
               </w:rPr>
-              <w:t xml:space="preserve">96.5%</w:t>
+              <w:t xml:space="preserve">96.8%</w:t>
             </w:r>
           </w:p>
         </w:tc>
@@ -3852,7 +3852,7 @@
                 <w:sz w:val="20"/>
                 <w:szCs w:val="20"/>
               </w:rPr>
-              <w:t xml:space="preserve">2.3%</w:t>
+              <w:t xml:space="preserve">2.2%</w:t>
             </w:r>
           </w:p>
         </w:tc>
@@ -3886,7 +3886,7 @@
                 <w:sz w:val="20"/>
                 <w:szCs w:val="20"/>
               </w:rPr>
-              <w:t xml:space="preserve">0.3%</w:t>
+              <w:t xml:space="preserve">0.2%</w:t>
             </w:r>
           </w:p>
         </w:tc>
@@ -3963,7 +3963,7 @@
           <w:sz w:val="21"/>
           <w:szCs w:val="21"/>
         </w:rPr>
-        <w:t xml:space="preserve">第一イン池袋は全体平均9.18点（10pt換算）、高評価率91.5%を記録しています。引き続き強みを活かしつつ、低評価レビューに示された課題への対応を継続することで、さらなる顧客満足度向上が期待できます。</w:t>
+        <w:t xml:space="preserve">第一イン池袋は全体平均9.22点（10pt換算）、高評価率91.8%を記録しています。引き続き強みを活かしつつ、低評価レビューに示された課題への対応を継続することで、さらなる顧客満足度向上が期待できます。</w:t>
       </w:r>
     </w:p>
     <w:p>

--- a/納品レポート/ホテル別レポート/daiichi_ikebukuro_口コミ分析改善レポート.docx
+++ b/納品レポート/ホテル別レポート/daiichi_ikebukuro_口コミ分析改善レポート.docx
@@ -142,7 +142,7 @@
                 <w:szCs w:val="20"/>
               </w:rPr>
               <w:t xml:space="preserve">全体平均
-9.22点</w:t>
+9.23点</w:t>
             </w:r>
           </w:p>
         </w:tc>
@@ -555,7 +555,7 @@
                 <w:sz w:val="20"/>
                 <w:szCs w:val="20"/>
               </w:rPr>
-              <w:t xml:space="preserve">68</w:t>
+              <w:t xml:space="preserve">69</w:t>
             </w:r>
           </w:p>
         </w:tc>
@@ -590,7 +590,7 @@
                 <w:sz w:val="20"/>
                 <w:szCs w:val="20"/>
               </w:rPr>
-              <w:t xml:space="preserve">9.57/10</w:t>
+              <w:t xml:space="preserve">9.58/10</w:t>
             </w:r>
           </w:p>
         </w:tc>
@@ -625,7 +625,7 @@
                 <w:sz w:val="20"/>
                 <w:szCs w:val="20"/>
               </w:rPr>
-              <w:t xml:space="preserve">9.57</w:t>
+              <w:t xml:space="preserve">9.58</w:t>
             </w:r>
           </w:p>
         </w:tc>
@@ -1440,7 +1440,7 @@
                 <w:sz w:val="20"/>
                 <w:szCs w:val="20"/>
               </w:rPr>
-              <w:t xml:space="preserve">4</w:t>
+              <w:t xml:space="preserve">3</w:t>
             </w:r>
           </w:p>
         </w:tc>
@@ -1475,7 +1475,7 @@
                 <w:sz w:val="20"/>
                 <w:szCs w:val="20"/>
               </w:rPr>
-              <w:t xml:space="preserve">5.50/10</w:t>
+              <w:t xml:space="preserve">4.67/10</w:t>
             </w:r>
           </w:p>
         </w:tc>
@@ -1510,7 +1510,7 @@
                 <w:sz w:val="20"/>
                 <w:szCs w:val="20"/>
               </w:rPr>
-              <w:t xml:space="preserve">5.50</w:t>
+              <w:t xml:space="preserve">4.67</w:t>
             </w:r>
           </w:p>
         </w:tc>
@@ -1764,7 +1764,7 @@
                 <w:sz w:val="20"/>
                 <w:szCs w:val="20"/>
               </w:rPr>
-              <w:t xml:space="preserve">87</w:t>
+              <w:t xml:space="preserve">88</w:t>
             </w:r>
           </w:p>
         </w:tc>
@@ -1799,7 +1799,7 @@
                 <w:sz w:val="20"/>
                 <w:szCs w:val="20"/>
               </w:rPr>
-              <w:t xml:space="preserve">64.9%</w:t>
+              <w:t xml:space="preserve">65.7%</w:t>
             </w:r>
           </w:p>
         </w:tc>
@@ -1978,7 +1978,7 @@
                 <w:sz w:val="20"/>
                 <w:szCs w:val="20"/>
               </w:rPr>
-              <w:t xml:space="preserve">17</w:t>
+              <w:t xml:space="preserve">16</w:t>
             </w:r>
           </w:p>
         </w:tc>
@@ -2013,7 +2013,7 @@
                 <w:sz w:val="20"/>
                 <w:szCs w:val="20"/>
               </w:rPr>
-              <w:t xml:space="preserve">12.7%</w:t>
+              <w:t xml:space="preserve">11.9%</w:t>
             </w:r>
           </w:p>
         </w:tc>
@@ -3572,7 +3572,7 @@
                 <w:sz w:val="20"/>
                 <w:szCs w:val="20"/>
               </w:rPr>
-              <w:t xml:space="preserve">9.22点</w:t>
+              <w:t xml:space="preserve">9.23点</w:t>
             </w:r>
           </w:p>
         </w:tc>
@@ -3606,7 +3606,7 @@
                 <w:sz w:val="20"/>
                 <w:szCs w:val="20"/>
               </w:rPr>
-              <w:t xml:space="preserve">9.72点</w:t>
+              <w:t xml:space="preserve">9.73点</w:t>
             </w:r>
           </w:p>
         </w:tc>
@@ -3963,7 +3963,7 @@
           <w:sz w:val="21"/>
           <w:szCs w:val="21"/>
         </w:rPr>
-        <w:t xml:space="preserve">第一イン池袋は全体平均9.22点（10pt換算）、高評価率91.8%を記録しています。引き続き強みを活かしつつ、低評価レビューに示された課題への対応を継続することで、さらなる顧客満足度向上が期待できます。</w:t>
+        <w:t xml:space="preserve">第一イン池袋は全体平均9.23点（10pt換算）、高評価率91.8%を記録しています。引き続き強みを活かしつつ、低評価レビューに示された課題への対応を継続することで、さらなる顧客満足度向上が期待できます。</w:t>
       </w:r>
     </w:p>
     <w:p>

--- a/納品レポート/ホテル別レポート/daiichi_ikebukuro_口コミ分析改善レポート.docx
+++ b/納品レポート/ホテル別レポート/daiichi_ikebukuro_口コミ分析改善レポート.docx
@@ -142,7 +142,7 @@
                 <w:szCs w:val="20"/>
               </w:rPr>
               <w:t xml:space="preserve">全体平均
-9.23点</w:t>
+9.25点</w:t>
             </w:r>
           </w:p>
         </w:tc>
@@ -555,7 +555,7 @@
                 <w:sz w:val="20"/>
                 <w:szCs w:val="20"/>
               </w:rPr>
-              <w:t xml:space="preserve">69</w:t>
+              <w:t xml:space="preserve">70</w:t>
             </w:r>
           </w:p>
         </w:tc>
@@ -590,7 +590,7 @@
                 <w:sz w:val="20"/>
                 <w:szCs w:val="20"/>
               </w:rPr>
-              <w:t xml:space="preserve">9.58/10</w:t>
+              <w:t xml:space="preserve">9.59/10</w:t>
             </w:r>
           </w:p>
         </w:tc>
@@ -625,7 +625,7 @@
                 <w:sz w:val="20"/>
                 <w:szCs w:val="20"/>
               </w:rPr>
-              <w:t xml:space="preserve">9.58</w:t>
+              <w:t xml:space="preserve">9.59</w:t>
             </w:r>
           </w:p>
         </w:tc>
@@ -732,7 +732,7 @@
                 <w:sz w:val="20"/>
                 <w:szCs w:val="20"/>
               </w:rPr>
-              <w:t xml:space="preserve">35</w:t>
+              <w:t xml:space="preserve">34</w:t>
             </w:r>
           </w:p>
         </w:tc>
@@ -767,7 +767,7 @@
                 <w:sz w:val="20"/>
                 <w:szCs w:val="20"/>
               </w:rPr>
-              <w:t xml:space="preserve">4.66/5</w:t>
+              <w:t xml:space="preserve">4.68/5</w:t>
             </w:r>
           </w:p>
         </w:tc>
@@ -802,7 +802,7 @@
                 <w:sz w:val="20"/>
                 <w:szCs w:val="20"/>
               </w:rPr>
-              <w:t xml:space="preserve">9.31</w:t>
+              <w:t xml:space="preserve">9.35</w:t>
             </w:r>
           </w:p>
         </w:tc>
@@ -1764,7 +1764,7 @@
                 <w:sz w:val="20"/>
                 <w:szCs w:val="20"/>
               </w:rPr>
-              <w:t xml:space="preserve">88</w:t>
+              <w:t xml:space="preserve">89</w:t>
             </w:r>
           </w:p>
         </w:tc>
@@ -1799,7 +1799,7 @@
                 <w:sz w:val="20"/>
                 <w:szCs w:val="20"/>
               </w:rPr>
-              <w:t xml:space="preserve">65.7%</w:t>
+              <w:t xml:space="preserve">66.4%</w:t>
             </w:r>
           </w:p>
         </w:tc>
@@ -1978,7 +1978,7 @@
                 <w:sz w:val="20"/>
                 <w:szCs w:val="20"/>
               </w:rPr>
-              <w:t xml:space="preserve">16</w:t>
+              <w:t xml:space="preserve">15</w:t>
             </w:r>
           </w:p>
         </w:tc>
@@ -2013,7 +2013,7 @@
                 <w:sz w:val="20"/>
                 <w:szCs w:val="20"/>
               </w:rPr>
-              <w:t xml:space="preserve">11.9%</w:t>
+              <w:t xml:space="preserve">11.2%</w:t>
             </w:r>
           </w:p>
         </w:tc>
@@ -3572,7 +3572,7 @@
                 <w:sz w:val="20"/>
                 <w:szCs w:val="20"/>
               </w:rPr>
-              <w:t xml:space="preserve">9.23点</w:t>
+              <w:t xml:space="preserve">9.25点</w:t>
             </w:r>
           </w:p>
         </w:tc>
@@ -3606,7 +3606,7 @@
                 <w:sz w:val="20"/>
                 <w:szCs w:val="20"/>
               </w:rPr>
-              <w:t xml:space="preserve">9.73点</w:t>
+              <w:t xml:space="preserve">9.75点</w:t>
             </w:r>
           </w:p>
         </w:tc>
@@ -3963,7 +3963,7 @@
           <w:sz w:val="21"/>
           <w:szCs w:val="21"/>
         </w:rPr>
-        <w:t xml:space="preserve">第一イン池袋は全体平均9.23点（10pt換算）、高評価率91.8%を記録しています。引き続き強みを活かしつつ、低評価レビューに示された課題への対応を継続することで、さらなる顧客満足度向上が期待できます。</w:t>
+        <w:t xml:space="preserve">第一イン池袋は全体平均9.25点（10pt換算）、高評価率91.8%を記録しています。引き続き強みを活かしつつ、低評価レビューに示された課題への対応を継続することで、さらなる顧客満足度向上が期待できます。</w:t>
       </w:r>
     </w:p>
     <w:p>

--- a/納品レポート/ホテル別レポート/daiichi_ikebukuro_口コミ分析改善レポート.docx
+++ b/納品レポート/ホテル別レポート/daiichi_ikebukuro_口コミ分析改善レポート.docx
@@ -96,7 +96,7 @@
           <w:sz w:val="22"/>
           <w:szCs w:val="22"/>
         </w:rPr>
-        <w:t xml:space="preserve">レビュー総数：75件（5サイト）</w:t>
+        <w:t xml:space="preserve">レビュー総数：79件（5サイト）</w:t>
       </w:r>
     </w:p>
     <w:p>
@@ -131,7 +131,7 @@
           <w:sz w:val="20"/>
           <w:szCs w:val="20"/>
         </w:rPr>
-        <w:t xml:space="preserve">作成日：2026年4月2日</w:t>
+        <w:t xml:space="preserve">作成日：2026年4月5日</w:t>
       </w:r>
     </w:p>
     <w:p>
@@ -189,7 +189,7 @@
           <w:sz w:val="21"/>
           <w:szCs w:val="21"/>
         </w:rPr>
-        <w:t xml:space="preserve">2026年3月〜4月に各OTAサイト・口コミサイトに投稿された75件のレビューを包括的に分析しました。以下が主要な発見事項です。</w:t>
+        <w:t xml:space="preserve">2026年3月〜4月に各OTAサイト・口コミサイトに投稿された79件のレビューを包括的に分析しました。以下が主要な発見事項です。</w:t>
       </w:r>
     </w:p>
     <w:p>
@@ -261,7 +261,7 @@
                 <w:sz w:val="36"/>
                 <w:szCs w:val="36"/>
               </w:rPr>
-              <w:t xml:space="preserve">9.48</w:t>
+              <w:t xml:space="preserve">9.49</w:t>
             </w:r>
           </w:p>
         </w:tc>
@@ -310,7 +310,7 @@
                 <w:sz w:val="36"/>
                 <w:szCs w:val="36"/>
               </w:rPr>
-              <w:t xml:space="preserve">93.3%</w:t>
+              <w:t xml:space="preserve">93.7%</w:t>
             </w:r>
           </w:p>
         </w:tc>
@@ -359,7 +359,7 @@
                 <w:sz w:val="36"/>
                 <w:szCs w:val="36"/>
               </w:rPr>
-              <w:t xml:space="preserve">2.7%</w:t>
+              <w:t xml:space="preserve">2.5%</w:t>
             </w:r>
           </w:p>
         </w:tc>
@@ -408,7 +408,7 @@
                 <w:sz w:val="36"/>
                 <w:szCs w:val="36"/>
               </w:rPr>
-              <w:t xml:space="preserve">75件</w:t>
+              <w:t xml:space="preserve">79件</w:t>
             </w:r>
           </w:p>
         </w:tc>
@@ -448,7 +448,7 @@
           <w:sz w:val="21"/>
           <w:szCs w:val="21"/>
         </w:rPr>
-        <w:t xml:space="preserve">全体平均スコア9.48点（10点換算）は非常に高い水準であり、93.3%が高評価（8-10点）に分類されます。低評価（1-4点）は2件（2.7%）で、ゲスト満足度は良好です。楽天トラベル（10.00点）で特に高い評価を獲得しています。</w:t>
+        <w:t xml:space="preserve">全体平均スコア9.49点（10点換算）は非常に高い水準であり、93.7%が高評価（8-10点）に分類されます。低評価（1-4点）は2件（2.5%）で、ゲスト満足度は良好です。楽天トラベル（10.00点）で特に高い評価を獲得しています。</w:t>
       </w:r>
     </w:p>
     <w:p>
@@ -567,7 +567,7 @@
                 <w:sz w:val="20"/>
                 <w:szCs w:val="20"/>
               </w:rPr>
-              <w:t xml:space="preserve">エアコン・空調（10件）、部屋の狭さ（9件）、浴室・水回り（6件）、設備の老朽化（4件）</w:t>
+              <w:t xml:space="preserve">部屋の狭さ（11件）、エアコン・空調（10件）、浴室・水回り（6件）、設備の老朽化（5件）</w:t>
             </w:r>
           </w:p>
           <w:p>
@@ -987,7 +987,7 @@
                 <w:sz w:val="20"/>
                 <w:szCs w:val="20"/>
               </w:rPr>
-              <w:t xml:space="preserve">1</w:t>
+              <w:t xml:space="preserve">2</w:t>
             </w:r>
           </w:p>
         </w:tc>
@@ -1229,7 +1229,7 @@
                 <w:sz w:val="20"/>
                 <w:szCs w:val="20"/>
               </w:rPr>
-              <w:t xml:space="preserve">44</w:t>
+              <w:t xml:space="preserve">46</w:t>
             </w:r>
           </w:p>
         </w:tc>
@@ -1264,7 +1264,7 @@
                 <w:sz w:val="20"/>
                 <w:szCs w:val="20"/>
               </w:rPr>
-              <w:t xml:space="preserve">9.73</w:t>
+              <w:t xml:space="preserve">9.72</w:t>
             </w:r>
           </w:p>
         </w:tc>
@@ -1334,7 +1334,7 @@
                 <w:sz w:val="20"/>
                 <w:szCs w:val="20"/>
               </w:rPr>
-              <w:t xml:space="preserve">9.73</w:t>
+              <w:t xml:space="preserve">9.72</w:t>
             </w:r>
           </w:p>
         </w:tc>
@@ -1716,7 +1716,7 @@
                 <w:sz w:val="20"/>
                 <w:szCs w:val="20"/>
               </w:rPr>
-              <w:t xml:space="preserve">13</w:t>
+              <w:t xml:space="preserve">14</w:t>
             </w:r>
           </w:p>
         </w:tc>
@@ -1751,7 +1751,7 @@
                 <w:sz w:val="20"/>
                 <w:szCs w:val="20"/>
               </w:rPr>
-              <w:t xml:space="preserve">9.15</w:t>
+              <w:t xml:space="preserve">9.21</w:t>
             </w:r>
           </w:p>
         </w:tc>
@@ -1821,7 +1821,7 @@
                 <w:sz w:val="20"/>
                 <w:szCs w:val="20"/>
               </w:rPr>
-              <w:t xml:space="preserve">9.15</w:t>
+              <w:t xml:space="preserve">9.21</w:t>
             </w:r>
           </w:p>
         </w:tc>
@@ -2171,7 +2171,7 @@
           <w:sz w:val="21"/>
           <w:szCs w:val="21"/>
         </w:rPr>
-        <w:t xml:space="preserve">評価分布は10点（74.7%）に最も多く、8点以上の高評価が93.3%を占め、高い顧客満足度を示しています。低評価（1-4点）は計2件（2.7%）です。</w:t>
+        <w:t xml:space="preserve">評価分布は10点（74.7%）に最も多く、8点以上の高評価が93.7%を占め、高い顧客満足度を示しています。低評価（1-4点）は計2件（2.5%）です。</w:t>
       </w:r>
     </w:p>
     <w:p>
@@ -2406,7 +2406,7 @@
                 <w:sz w:val="20"/>
                 <w:szCs w:val="20"/>
               </w:rPr>
-              <w:t xml:space="preserve">56</w:t>
+              <w:t xml:space="preserve">59</w:t>
             </w:r>
           </w:p>
         </w:tc>
@@ -2479,7 +2479,7 @@
                 <w:sz w:val="18"/>
                 <w:szCs w:val="18"/>
               </w:rPr>
-              <w:t xml:space="preserve"> 56件</w:t>
+              <w:t xml:space="preserve"> 59件</w:t>
             </w:r>
           </w:p>
         </w:tc>
@@ -2551,7 +2551,7 @@
                 <w:sz w:val="20"/>
                 <w:szCs w:val="20"/>
               </w:rPr>
-              <w:t xml:space="preserve">11</w:t>
+              <w:t xml:space="preserve">12</w:t>
             </w:r>
           </w:p>
         </w:tc>
@@ -2586,7 +2586,7 @@
                 <w:sz w:val="20"/>
                 <w:szCs w:val="20"/>
               </w:rPr>
-              <w:t xml:space="preserve">14.7%</w:t>
+              <w:t xml:space="preserve">15.2%</w:t>
             </w:r>
           </w:p>
         </w:tc>
@@ -2623,7 +2623,7 @@
                 <w:sz w:val="18"/>
                 <w:szCs w:val="18"/>
               </w:rPr>
-              <w:t xml:space="preserve"> 11件</w:t>
+              <w:t xml:space="preserve"> 12件</w:t>
             </w:r>
           </w:p>
         </w:tc>
@@ -2730,7 +2730,7 @@
                 <w:sz w:val="20"/>
                 <w:szCs w:val="20"/>
               </w:rPr>
-              <w:t xml:space="preserve">4.0%</w:t>
+              <w:t xml:space="preserve">3.8%</w:t>
             </w:r>
           </w:p>
         </w:tc>
@@ -2875,7 +2875,7 @@
                 <w:sz w:val="20"/>
                 <w:szCs w:val="20"/>
               </w:rPr>
-              <w:t xml:space="preserve">2.7%</w:t>
+              <w:t xml:space="preserve">2.5%</w:t>
             </w:r>
           </w:p>
         </w:tc>
@@ -3164,7 +3164,7 @@
                 <w:sz w:val="20"/>
                 <w:szCs w:val="20"/>
               </w:rPr>
-              <w:t xml:space="preserve">2.7%</w:t>
+              <w:t xml:space="preserve">2.5%</w:t>
             </w:r>
           </w:p>
         </w:tc>
@@ -3278,7 +3278,7 @@
                 <w:sz w:val="24"/>
                 <w:szCs w:val="24"/>
               </w:rPr>
-              <w:t xml:space="preserve">70件（93.3%）</w:t>
+              <w:t xml:space="preserve">74件（93.7%）</w:t>
             </w:r>
           </w:p>
         </w:tc>
@@ -3329,7 +3329,7 @@
                 <w:sz w:val="24"/>
                 <w:szCs w:val="24"/>
               </w:rPr>
-              <w:t xml:space="preserve">3件（4.0%）</w:t>
+              <w:t xml:space="preserve">3件（3.8%）</w:t>
             </w:r>
           </w:p>
         </w:tc>
@@ -3380,7 +3380,7 @@
                 <w:sz w:val="24"/>
                 <w:szCs w:val="24"/>
               </w:rPr>
-              <w:t xml:space="preserve">2件（2.7%）</w:t>
+              <w:t xml:space="preserve">2件（2.5%）</w:t>
             </w:r>
           </w:p>
         </w:tc>
@@ -3654,7 +3654,7 @@
                 <w:sz w:val="20"/>
                 <w:szCs w:val="20"/>
               </w:rPr>
-              <w:t xml:space="preserve">「地點好，近池袋站，附近非常熱鬧，生活機能強，樓下就有超商，有3人床房，4床房，每次家族旅遊的第一選擇 池袋駅に近く...」「距離池袋東口極近，梗3分鐘步程，房間大，單人房可完全開放行李箱還有空位，check out 也有存放行李服務，下次...」</w:t>
+              <w:t xml:space="preserve">「立地は非常に便利で、電車や地下鉄の駅にも近いです」「立地は非常に便利で、サービスも良く、セルフサービスの荷物預かり所は融通が利く」</w:t>
             </w:r>
           </w:p>
         </w:tc>
@@ -3758,7 +3758,7 @@
                 <w:sz w:val="20"/>
                 <w:szCs w:val="20"/>
               </w:rPr>
-              <w:t xml:space="preserve">「チェックアウト時には荷物預かりサービスも利用できます」「部屋は清潔で、サービスも素晴らしかったです」</w:t>
+              <w:t xml:space="preserve">「セルフチェックインはスムーズで、スタッフはとても丁寧です」「立地は非常に便利で、サービスも良く、セルフサービスの荷物預かり所は融通が利く」</w:t>
             </w:r>
           </w:p>
         </w:tc>
@@ -3969,7 +3969,7 @@
                 <w:sz w:val="20"/>
                 <w:szCs w:val="20"/>
               </w:rPr>
-              <w:t xml:space="preserve">「部屋は清潔で、サービスも素晴らしかったです」「部屋はそれほど新しくはありませんが、清潔です」</w:t>
+              <w:t xml:space="preserve">「部屋は小さいですが、清潔で快適です」「Location, ease of check in, comfort, clean Nothing 何もない」</w:t>
             </w:r>
           </w:p>
         </w:tc>
@@ -4076,7 +4076,7 @@
                 <w:sz w:val="20"/>
                 <w:szCs w:val="20"/>
               </w:rPr>
-              <w:t xml:space="preserve">「客室は清潔で快適でした」「部屋は清潔で快適で、設備は少し古いですが、全体的な体験を損なうことはありません」</w:t>
+              <w:t xml:space="preserve">「部屋は小さいですが、清潔で快適です」「設備は少し古いが、それでもまたここに泊まりたい」</w:t>
             </w:r>
           </w:p>
         </w:tc>
@@ -4220,7 +4220,7 @@
           <w:sz w:val="21"/>
           <w:szCs w:val="21"/>
         </w:rPr>
-        <w:t xml:space="preserve">口コミの多数で「立地・アクセス」に関するポジティブな言及が見られ、第一イン池袋の最大の差別化要因となっています。地點好，近池袋站，附近非常熱鬧，生活機能強，樓下就有超商，有3人床房，4床房，每次家族旅遊的第一選擇 池袋駅に近く...といった声が多数寄せられています。</w:t>
+        <w:t xml:space="preserve">口コミの多数で「立地・アクセス」に関するポジティブな言及が見られ、第一イン池袋の最大の差別化要因となっています。立地は非常に便利で、電車や地下鉄の駅にも近いですといった声が多数寄せられています。</w:t>
       </w:r>
     </w:p>
     <w:p>
@@ -4239,7 +4239,7 @@
           <w:sz w:val="21"/>
           <w:szCs w:val="21"/>
         </w:rPr>
-        <w:t xml:space="preserve">地點好，近池袋站，附近非常熱鬧，生活機能強，樓下就有超商，有3人床房，4床房，每次家族旅遊的第一選擇 池袋駅に近く...</w:t>
+        <w:t xml:space="preserve">立地は非常に便利で、電車や地下鉄の駅にも近いです</w:t>
       </w:r>
     </w:p>
     <w:p>
@@ -4258,7 +4258,7 @@
           <w:sz w:val="21"/>
           <w:szCs w:val="21"/>
         </w:rPr>
-        <w:t xml:space="preserve">距離池袋東口極近，梗3分鐘步程，房間大，單人房可完全開放行李箱還有空位，check out 也有存放行李服務，下次...</w:t>
+        <w:t xml:space="preserve">立地は非常に便利で、サービスも良く、セルフサービスの荷物預かり所は融通が利く</w:t>
       </w:r>
     </w:p>
     <w:p>
@@ -4277,7 +4277,7 @@
           <w:sz w:val="21"/>
           <w:szCs w:val="21"/>
         </w:rPr>
-        <w:t xml:space="preserve">立地も最高だし、ルームサービスも素晴らしい</w:t>
+        <w:t xml:space="preserve">Location, ease of check in, comfort, clean Nothing 何もない</w:t>
       </w:r>
     </w:p>
     <w:p>
@@ -4314,7 +4314,7 @@
           <w:sz w:val="21"/>
           <w:szCs w:val="21"/>
         </w:rPr>
-        <w:t xml:space="preserve">スタッフの対応に関するポジティブな評価も多く寄せられています。「チェックアウト時には荷物預かりサービスも利用できます」といったコメントが見られます。</w:t>
+        <w:t xml:space="preserve">スタッフの対応に関するポジティブな評価も多く寄せられています。「セルフチェックインはスムーズで、スタッフはとても丁寧です」といったコメントが見られます。</w:t>
       </w:r>
     </w:p>
     <w:p>
@@ -4585,7 +4585,7 @@
                 <w:sz w:val="20"/>
                 <w:szCs w:val="20"/>
               </w:rPr>
-              <w:t xml:space="preserve">エアコン・空調</w:t>
+              <w:t xml:space="preserve">部屋の狭さ</w:t>
             </w:r>
           </w:p>
         </w:tc>
@@ -4619,7 +4619,7 @@
                 <w:sz w:val="20"/>
                 <w:szCs w:val="20"/>
               </w:rPr>
-              <w:t xml:space="preserve">Is a very good location hotel, so close to shopping and d...</w:t>
+              <w:t xml:space="preserve">部屋は小さいですが、清潔で快適です</w:t>
             </w:r>
           </w:p>
         </w:tc>
@@ -4653,7 +4653,7 @@
                 <w:sz w:val="20"/>
                 <w:szCs w:val="20"/>
               </w:rPr>
-              <w:t xml:space="preserve">重大・10件</w:t>
+              <w:t xml:space="preserve">重大・11件</w:t>
             </w:r>
           </w:p>
         </w:tc>
@@ -4724,7 +4724,7 @@
                 <w:sz w:val="20"/>
                 <w:szCs w:val="20"/>
               </w:rPr>
-              <w:t xml:space="preserve">部屋の狭さ</w:t>
+              <w:t xml:space="preserve">エアコン・空調</w:t>
             </w:r>
           </w:p>
         </w:tc>
@@ -4758,7 +4758,7 @@
                 <w:sz w:val="20"/>
                 <w:szCs w:val="20"/>
               </w:rPr>
-              <w:t xml:space="preserve">部屋は狭いですが、許容範囲です</w:t>
+              <w:t xml:space="preserve">Is a very good location hotel, so close to shopping and d...</w:t>
             </w:r>
           </w:p>
         </w:tc>
@@ -4792,7 +4792,7 @@
                 <w:sz w:val="20"/>
                 <w:szCs w:val="20"/>
               </w:rPr>
-              <w:t xml:space="preserve">重大・9件</w:t>
+              <w:t xml:space="preserve">重大・10件</w:t>
             </w:r>
           </w:p>
         </w:tc>
@@ -5036,7 +5036,7 @@
                 <w:sz w:val="20"/>
                 <w:szCs w:val="20"/>
               </w:rPr>
-              <w:t xml:space="preserve">建物は古いですが、清潔です</w:t>
+              <w:t xml:space="preserve">設備は少し古いが、それでもまたここに泊まりたい</w:t>
             </w:r>
           </w:p>
         </w:tc>
@@ -5070,7 +5070,7 @@
                 <w:sz w:val="20"/>
                 <w:szCs w:val="20"/>
               </w:rPr>
-              <w:t xml:space="preserve">中度・4件</w:t>
+              <w:t xml:space="preserve">重大・5件</w:t>
             </w:r>
           </w:p>
         </w:tc>
@@ -5660,6 +5660,84 @@
           <w:szCs w:val="21"/>
         </w:rPr>
         <w:t xml:space="preserve">異常報告があった客室の優先メンテナンス実施</w:t>
+      </w:r>
+    </w:p>
+    <w:p>
+      <w:pPr>
+        <w:spacing w:after="80"/>
+      </w:pPr>
+    </w:p>
+    <w:p>
+      <w:pPr>
+        <w:spacing w:after="120" w:before="200"/>
+      </w:pPr>
+      <w:r>
+        <w:rPr>
+          <w:rFonts w:ascii="Arial" w:cs="Arial" w:eastAsia="Arial" w:hAnsi="Arial"/>
+          <w:b/>
+          <w:bCs/>
+          <w:color w:val="1B3A5C"/>
+          <w:sz w:val="22"/>
+          <w:szCs w:val="22"/>
+        </w:rPr>
+        <w:t xml:space="preserve">(4) スタッフ対応品質の統一</w:t>
+      </w:r>
+    </w:p>
+    <w:p>
+      <w:pPr>
+        <w:pStyle w:val="ListParagraph"/>
+        <w:numPr>
+          <w:ilvl w:val="0"/>
+          <w:numId w:val="2"/>
+        </w:numPr>
+        <w:spacing w:after="80" w:line="300"/>
+      </w:pPr>
+      <w:r>
+        <w:rPr>
+          <w:rFonts w:ascii="Arial" w:cs="Arial" w:eastAsia="Arial" w:hAnsi="Arial"/>
+          <w:color w:val="333333"/>
+          <w:sz w:val="21"/>
+          <w:szCs w:val="21"/>
+        </w:rPr>
+        <w:t xml:space="preserve">接客マニュアルの見直しと全スタッフへの周知</w:t>
+      </w:r>
+    </w:p>
+    <w:p>
+      <w:pPr>
+        <w:pStyle w:val="ListParagraph"/>
+        <w:numPr>
+          <w:ilvl w:val="0"/>
+          <w:numId w:val="2"/>
+        </w:numPr>
+        <w:spacing w:after="80" w:line="300"/>
+      </w:pPr>
+      <w:r>
+        <w:rPr>
+          <w:rFonts w:ascii="Arial" w:cs="Arial" w:eastAsia="Arial" w:hAnsi="Arial"/>
+          <w:color w:val="333333"/>
+          <w:sz w:val="21"/>
+          <w:szCs w:val="21"/>
+        </w:rPr>
+        <w:t xml:space="preserve">ゲストからのクレーム対応フローの明確化</w:t>
+      </w:r>
+    </w:p>
+    <w:p>
+      <w:pPr>
+        <w:pStyle w:val="ListParagraph"/>
+        <w:numPr>
+          <w:ilvl w:val="0"/>
+          <w:numId w:val="2"/>
+        </w:numPr>
+        <w:spacing w:after="80" w:line="300"/>
+      </w:pPr>
+      <w:r>
+        <w:rPr>
+          <w:rFonts w:ascii="Arial" w:cs="Arial" w:eastAsia="Arial" w:hAnsi="Arial"/>
+          <w:color w:val="333333"/>
+          <w:sz w:val="21"/>
+          <w:szCs w:val="21"/>
+        </w:rPr>
+        <w:t xml:space="preserve">定期的なCS研修の実施</w:t>
       </w:r>
     </w:p>
     <w:p>
@@ -6433,7 +6511,7 @@
                 <w:sz w:val="20"/>
                 <w:szCs w:val="20"/>
               </w:rPr>
-              <w:t xml:space="preserve">9.48点</w:t>
+              <w:t xml:space="preserve">9.49点</w:t>
             </w:r>
           </w:p>
         </w:tc>
@@ -6573,7 +6651,7 @@
                 <w:sz w:val="20"/>
                 <w:szCs w:val="20"/>
               </w:rPr>
-              <w:t xml:space="preserve">93.3%</w:t>
+              <w:t xml:space="preserve">93.7%</w:t>
             </w:r>
           </w:p>
         </w:tc>
@@ -6608,7 +6686,7 @@
                 <w:sz w:val="20"/>
                 <w:szCs w:val="20"/>
               </w:rPr>
-              <w:t xml:space="preserve">95%以上</w:t>
+              <w:t xml:space="preserve">96%以上</w:t>
             </w:r>
           </w:p>
         </w:tc>
@@ -6713,7 +6791,7 @@
                 <w:sz w:val="20"/>
                 <w:szCs w:val="20"/>
               </w:rPr>
-              <w:t xml:space="preserve">2.7%</w:t>
+              <w:t xml:space="preserve">2.5%</w:t>
             </w:r>
           </w:p>
         </w:tc>
@@ -7098,7 +7176,7 @@
                 <w:sz w:val="20"/>
                 <w:szCs w:val="20"/>
               </w:rPr>
-              <w:t xml:space="preserve">エアコン・空調クレーム</w:t>
+              <w:t xml:space="preserve">部屋の狭さクレーム</w:t>
             </w:r>
           </w:p>
         </w:tc>
@@ -7133,7 +7211,7 @@
                 <w:sz w:val="20"/>
                 <w:szCs w:val="20"/>
               </w:rPr>
-              <w:t xml:space="preserve">約10件/期間</w:t>
+              <w:t xml:space="preserve">約11件/期間</w:t>
             </w:r>
           </w:p>
         </w:tc>
@@ -7264,7 +7342,7 @@
           <w:sz w:val="22"/>
           <w:szCs w:val="22"/>
         </w:rPr>
-        <w:t xml:space="preserve">[1] Trip.com / 10点 / 2026-04-01</w:t>
+        <w:t xml:space="preserve">[1] Trip.com / 9点 / 2026-04-04</w:t>
       </w:r>
     </w:p>
     <w:p>
@@ -7279,7 +7357,7 @@
           <w:sz w:val="21"/>
           <w:szCs w:val="21"/>
         </w:rPr>
-        <w:t xml:space="preserve">池袋駅に近く、立地も抜群。周辺は活気があり、コンビニエンスストアも1階にあるなど、生活に必要な施設も充実しています。3人部屋と4人部屋があり、家族旅行に最適です。</w:t>
+        <w:t xml:space="preserve">立地は非常に便利で、電車や地下鉄の駅にも近いです。セルフチェックインはスムーズで、スタッフはとても丁寧です。部屋は小さいですが、清潔で快適です。</w:t>
       </w:r>
     </w:p>
     <w:p>
@@ -7300,7 +7378,7 @@
           <w:sz w:val="22"/>
           <w:szCs w:val="22"/>
         </w:rPr>
-        <w:t xml:space="preserve">[2] Trip.com / 10点 / 2026-03-31</w:t>
+        <w:t xml:space="preserve">[2] Trip.com / 10点 / 2026-04-03</w:t>
       </w:r>
     </w:p>
     <w:p>
@@ -7315,7 +7393,7 @@
           <w:sz w:val="21"/>
           <w:szCs w:val="21"/>
         </w:rPr>
-        <w:t xml:space="preserve">池袋東口から徒歩わずか3分と非常に近いです。部屋は広々としていて、シングルルームでもスーツケースを全開にしてもまだ余裕があります。チェックアウト時には荷物預かりサービスも利用できます。ぜひまた利用したいホテルです。</w:t>
+        <w:t xml:space="preserve">立地は非常に便利で、サービスも良く、セルフサービスの荷物預かり所は融通が利く。設備は少し古いが、それでもまたここに泊まりたい。</w:t>
       </w:r>
     </w:p>
     <w:p>
@@ -7336,7 +7414,7 @@
           <w:sz w:val="22"/>
           <w:szCs w:val="22"/>
         </w:rPr>
-        <w:t xml:space="preserve">[3] Trip.com / 10点 / 2026-03-30</w:t>
+        <w:t xml:space="preserve">[3] Booking.com / 10点 / 2026-04-02</w:t>
       </w:r>
     </w:p>
     <w:p>
@@ -7351,7 +7429,33 @@
           <w:sz w:val="21"/>
           <w:szCs w:val="21"/>
         </w:rPr>
-        <w:t xml:space="preserve">とても温かく迎えていただき、リクエストにも快く応じてくれました。部屋は清潔で、サービスも素晴らしかったです。</w:t>
+        <w:t xml:space="preserve">Location, ease of check in, comfort, clean</w:t>
+      </w:r>
+    </w:p>
+    <w:p>
+      <w:pPr>
+        <w:spacing w:after="120" w:line="320"/>
+        <w:jc w:val="left"/>
+      </w:pPr>
+      <w:r>
+        <w:rPr>
+          <w:rFonts w:ascii="Arial" w:cs="Arial" w:eastAsia="Arial" w:hAnsi="Arial"/>
+          <w:b/>
+          <w:bCs/>
+          <w:color w:val="C0392B"/>
+          <w:sz w:val="21"/>
+          <w:szCs w:val="21"/>
+        </w:rPr>
+        <w:t xml:space="preserve">【改善点】</w:t>
+      </w:r>
+      <w:r>
+        <w:rPr>
+          <w:rFonts w:ascii="Arial" w:cs="Arial" w:eastAsia="Arial" w:hAnsi="Arial"/>
+          <w:color w:val="333333"/>
+          <w:sz w:val="21"/>
+          <w:szCs w:val="21"/>
+        </w:rPr>
+        <w:t xml:space="preserve">何もない</w:t>
       </w:r>
     </w:p>
     <w:p>
@@ -7372,7 +7476,7 @@
           <w:sz w:val="22"/>
           <w:szCs w:val="22"/>
         </w:rPr>
-        <w:t xml:space="preserve">[4] Trip.com / 10点 / 2026-03-28</w:t>
+        <w:t xml:space="preserve">[4] 楽天トラベル / 10点 / 2026-04-02</w:t>
       </w:r>
     </w:p>
     <w:p>
@@ -7387,7 +7491,7 @@
           <w:sz w:val="21"/>
           <w:szCs w:val="21"/>
         </w:rPr>
-        <w:t xml:space="preserve">部屋が狭すぎて、荷物を置くスペースがありませんでした。朝食はスクランブルエッグ、パスタ、白米、カレー、味噌汁、パン、焼きソーセージでした。とてもシンプルなものでした。中華料理は私の口には合いませんでした。</w:t>
+        <w:t xml:space="preserve">ありがとうございます</w:t>
       </w:r>
     </w:p>
     <w:p>
@@ -7408,7 +7512,7 @@
           <w:sz w:val="22"/>
           <w:szCs w:val="22"/>
         </w:rPr>
-        <w:t xml:space="preserve">[5] Trip.com / 10点 / 2026-03-28</w:t>
+        <w:t xml:space="preserve">[5] Trip.com / 10点 / 2026-04-01</w:t>
       </w:r>
     </w:p>
     <w:p>
@@ -7423,7 +7527,7 @@
           <w:sz w:val="21"/>
           <w:szCs w:val="21"/>
         </w:rPr>
-        <w:t xml:space="preserve">立地も最高だし、ルームサービスも素晴らしい。間違いなくまたここに泊まりたい！</w:t>
+        <w:t xml:space="preserve">池袋駅に近く、立地も抜群。周辺は活気があり、コンビニエンスストアも1階にあるなど、生活に必要な施設も充実しています。3人部屋と4人部屋があり、家族旅行に最適です。</w:t>
       </w:r>
     </w:p>
     <w:p>
@@ -7560,7 +7664,7 @@
                 <w:sz w:val="21"/>
                 <w:szCs w:val="21"/>
               </w:rPr>
-              <w:t xml:space="preserve">第一イン池袋は、全体平均9.48点（10点換算）、高評価率93.3%という非常に高い顧客満足度を維持しているホテルです。特に「立地・アクセス」「スタッフの対応」が多くのゲストから高く評価されています。</w:t>
+              <w:t xml:space="preserve">第一イン池袋は、全体平均9.49点（10点換算）、高評価率93.7%という非常に高い顧客満足度を維持しているホテルです。特に「立地・アクセス」「スタッフの対応」が多くのゲストから高く評価されています。</w:t>
             </w:r>
           </w:p>
           <w:p>
@@ -7574,7 +7678,7 @@
                 <w:sz w:val="21"/>
                 <w:szCs w:val="21"/>
               </w:rPr>
-              <w:t xml:space="preserve">改善課題としては、エアコン・空調、部屋の狭さ、浴室・水回りが主要なテーマとして浮上しています。ただし、これらの課題を指摘するゲストの多くも他の面では高い評価を付けており、ネガティブ要素が全体評価を大きく押し下げているわけではありません。</w:t>
+              <w:t xml:space="preserve">改善課題としては、部屋の狭さ、エアコン・空調、浴室・水回りが主要なテーマとして浮上しています。ただし、これらの課題を指摘するゲストの多くも他の面では高い評価を付けており、ネガティブ要素が全体評価を大きく押し下げているわけではありません。</w:t>
             </w:r>
           </w:p>
           <w:p>

--- a/納品レポート/ホテル別レポート/daiichi_ikebukuro_口コミ分析改善レポート.docx
+++ b/納品レポート/ホテル別レポート/daiichi_ikebukuro_口コミ分析改善レポート.docx
@@ -96,7 +96,7 @@
           <w:sz w:val="22"/>
           <w:szCs w:val="22"/>
         </w:rPr>
-        <w:t xml:space="preserve">レビュー総数：79件（5サイト）</w:t>
+        <w:t xml:space="preserve">レビュー総数：80件（5サイト）</w:t>
       </w:r>
     </w:p>
     <w:p>
@@ -189,7 +189,7 @@
           <w:sz w:val="21"/>
           <w:szCs w:val="21"/>
         </w:rPr>
-        <w:t xml:space="preserve">2026年3月〜4月に各OTAサイト・口コミサイトに投稿された79件のレビューを包括的に分析しました。以下が主要な発見事項です。</w:t>
+        <w:t xml:space="preserve">2026年3月〜4月に各OTAサイト・口コミサイトに投稿された80件のレビューを包括的に分析しました。以下が主要な発見事項です。</w:t>
       </w:r>
     </w:p>
     <w:p>
@@ -261,7 +261,7 @@
                 <w:sz w:val="36"/>
                 <w:szCs w:val="36"/>
               </w:rPr>
-              <w:t xml:space="preserve">9.49</w:t>
+              <w:t xml:space="preserve">9.50</w:t>
             </w:r>
           </w:p>
         </w:tc>
@@ -310,7 +310,7 @@
                 <w:sz w:val="36"/>
                 <w:szCs w:val="36"/>
               </w:rPr>
-              <w:t xml:space="preserve">93.7%</w:t>
+              <w:t xml:space="preserve">93.8%</w:t>
             </w:r>
           </w:p>
         </w:tc>
@@ -408,7 +408,7 @@
                 <w:sz w:val="36"/>
                 <w:szCs w:val="36"/>
               </w:rPr>
-              <w:t xml:space="preserve">79件</w:t>
+              <w:t xml:space="preserve">80件</w:t>
             </w:r>
           </w:p>
         </w:tc>
@@ -448,7 +448,7 @@
           <w:sz w:val="21"/>
           <w:szCs w:val="21"/>
         </w:rPr>
-        <w:t xml:space="preserve">全体平均スコア9.49点（10点換算）は非常に高い水準であり、93.7%が高評価（8-10点）に分類されます。低評価（1-4点）は2件（2.5%）で、ゲスト満足度は良好です。楽天トラベル（10.00点）で特に高い評価を獲得しています。</w:t>
+        <w:t xml:space="preserve">全体平均スコア9.50点（10点換算）は非常に高い水準であり、93.8%が高評価（8-10点）に分類されます。低評価（1-4点）は2件（2.5%）で、ゲスト満足度は良好です。楽天トラベル（10.00点）で特に高い評価を獲得しています。</w:t>
       </w:r>
     </w:p>
     <w:p>
@@ -567,7 +567,7 @@
                 <w:sz w:val="20"/>
                 <w:szCs w:val="20"/>
               </w:rPr>
-              <w:t xml:space="preserve">部屋の狭さ（11件）、エアコン・空調（10件）、浴室・水回り（6件）、設備の老朽化（5件）</w:t>
+              <w:t xml:space="preserve">部屋の狭さ（10件）、エアコン・空調（10件）、浴室・水回り（6件）、設備の老朽化（5件）</w:t>
             </w:r>
           </w:p>
           <w:p>
@@ -1229,7 +1229,7 @@
                 <w:sz w:val="20"/>
                 <w:szCs w:val="20"/>
               </w:rPr>
-              <w:t xml:space="preserve">46</w:t>
+              <w:t xml:space="preserve">47</w:t>
             </w:r>
           </w:p>
         </w:tc>
@@ -2171,7 +2171,7 @@
           <w:sz w:val="21"/>
           <w:szCs w:val="21"/>
         </w:rPr>
-        <w:t xml:space="preserve">評価分布は10点（74.7%）に最も多く、8点以上の高評価が93.7%を占め、高い顧客満足度を示しています。低評価（1-4点）は計2件（2.5%）です。</w:t>
+        <w:t xml:space="preserve">評価分布は10点（75.0%）に最も多く、8点以上の高評価が93.8%を占め、高い顧客満足度を示しています。低評価（1-4点）は計2件（2.5%）です。</w:t>
       </w:r>
     </w:p>
     <w:p>
@@ -2406,7 +2406,7 @@
                 <w:sz w:val="20"/>
                 <w:szCs w:val="20"/>
               </w:rPr>
-              <w:t xml:space="preserve">59</w:t>
+              <w:t xml:space="preserve">60</w:t>
             </w:r>
           </w:p>
         </w:tc>
@@ -2441,7 +2441,7 @@
                 <w:sz w:val="20"/>
                 <w:szCs w:val="20"/>
               </w:rPr>
-              <w:t xml:space="preserve">74.7%</w:t>
+              <w:t xml:space="preserve">75.0%</w:t>
             </w:r>
           </w:p>
         </w:tc>
@@ -2479,7 +2479,7 @@
                 <w:sz w:val="18"/>
                 <w:szCs w:val="18"/>
               </w:rPr>
-              <w:t xml:space="preserve"> 59件</w:t>
+              <w:t xml:space="preserve"> 60件</w:t>
             </w:r>
           </w:p>
         </w:tc>
@@ -2586,7 +2586,7 @@
                 <w:sz w:val="20"/>
                 <w:szCs w:val="20"/>
               </w:rPr>
-              <w:t xml:space="preserve">15.2%</w:t>
+              <w:t xml:space="preserve">15.0%</w:t>
             </w:r>
           </w:p>
         </w:tc>
@@ -3019,7 +3019,7 @@
                 <w:sz w:val="20"/>
                 <w:szCs w:val="20"/>
               </w:rPr>
-              <w:t xml:space="preserve">1.3%</w:t>
+              <w:t xml:space="preserve">1.2%</w:t>
             </w:r>
           </w:p>
         </w:tc>
@@ -3278,7 +3278,7 @@
                 <w:sz w:val="24"/>
                 <w:szCs w:val="24"/>
               </w:rPr>
-              <w:t xml:space="preserve">74件（93.7%）</w:t>
+              <w:t xml:space="preserve">75件（93.8%）</w:t>
             </w:r>
           </w:p>
         </w:tc>
@@ -3654,7 +3654,7 @@
                 <w:sz w:val="20"/>
                 <w:szCs w:val="20"/>
               </w:rPr>
-              <w:t xml:space="preserve">「立地は非常に便利で、電車や地下鉄の駅にも近いです」「立地は非常に便利で、サービスも良く、セルフサービスの荷物預かり所は融通が利く」</w:t>
+              <w:t xml:space="preserve">「Very nice Location とても良い場所」「立地は非常に便利で、電車や地下鉄の駅にも近いです」</w:t>
             </w:r>
           </w:p>
         </w:tc>
@@ -4220,7 +4220,7 @@
           <w:sz w:val="21"/>
           <w:szCs w:val="21"/>
         </w:rPr>
-        <w:t xml:space="preserve">口コミの多数で「立地・アクセス」に関するポジティブな言及が見られ、第一イン池袋の最大の差別化要因となっています。立地は非常に便利で、電車や地下鉄の駅にも近いですといった声が多数寄せられています。</w:t>
+        <w:t xml:space="preserve">口コミの多数で「立地・アクセス」に関するポジティブな言及が見られ、第一イン池袋の最大の差別化要因となっています。Very nice Location とても良い場所といった声が多数寄せられています。</w:t>
       </w:r>
     </w:p>
     <w:p>
@@ -4239,7 +4239,7 @@
           <w:sz w:val="21"/>
           <w:szCs w:val="21"/>
         </w:rPr>
-        <w:t xml:space="preserve">立地は非常に便利で、電車や地下鉄の駅にも近いです</w:t>
+        <w:t xml:space="preserve">Very nice Location とても良い場所</w:t>
       </w:r>
     </w:p>
     <w:p>
@@ -4258,7 +4258,7 @@
           <w:sz w:val="21"/>
           <w:szCs w:val="21"/>
         </w:rPr>
-        <w:t xml:space="preserve">立地は非常に便利で、サービスも良く、セルフサービスの荷物預かり所は融通が利く</w:t>
+        <w:t xml:space="preserve">立地は非常に便利で、電車や地下鉄の駅にも近いです</w:t>
       </w:r>
     </w:p>
     <w:p>
@@ -4277,7 +4277,7 @@
           <w:sz w:val="21"/>
           <w:szCs w:val="21"/>
         </w:rPr>
-        <w:t xml:space="preserve">Location, ease of check in, comfort, clean Nothing 何もない</w:t>
+        <w:t xml:space="preserve">立地は非常に便利で、サービスも良く、セルフサービスの荷物預かり所は融通が利く</w:t>
       </w:r>
     </w:p>
     <w:p>
@@ -4653,7 +4653,7 @@
                 <w:sz w:val="20"/>
                 <w:szCs w:val="20"/>
               </w:rPr>
-              <w:t xml:space="preserve">重大・11件</w:t>
+              <w:t xml:space="preserve">重大・10件</w:t>
             </w:r>
           </w:p>
         </w:tc>
@@ -6511,7 +6511,7 @@
                 <w:sz w:val="20"/>
                 <w:szCs w:val="20"/>
               </w:rPr>
-              <w:t xml:space="preserve">9.49点</w:t>
+              <w:t xml:space="preserve">9.50点</w:t>
             </w:r>
           </w:p>
         </w:tc>
@@ -6651,7 +6651,7 @@
                 <w:sz w:val="20"/>
                 <w:szCs w:val="20"/>
               </w:rPr>
-              <w:t xml:space="preserve">93.7%</w:t>
+              <w:t xml:space="preserve">93.8%</w:t>
             </w:r>
           </w:p>
         </w:tc>
@@ -7211,7 +7211,7 @@
                 <w:sz w:val="20"/>
                 <w:szCs w:val="20"/>
               </w:rPr>
-              <w:t xml:space="preserve">約11件/期間</w:t>
+              <w:t xml:space="preserve">約10件/期間</w:t>
             </w:r>
           </w:p>
         </w:tc>
@@ -7342,7 +7342,7 @@
           <w:sz w:val="22"/>
           <w:szCs w:val="22"/>
         </w:rPr>
-        <w:t xml:space="preserve">[1] Trip.com / 9点 / 2026-04-04</w:t>
+        <w:t xml:space="preserve">[1] Trip.com / 10点 / 2026-04-05</w:t>
       </w:r>
     </w:p>
     <w:p>
@@ -7357,7 +7357,7 @@
           <w:sz w:val="21"/>
           <w:szCs w:val="21"/>
         </w:rPr>
-        <w:t xml:space="preserve">立地は非常に便利で、電車や地下鉄の駅にも近いです。セルフチェックインはスムーズで、スタッフはとても丁寧です。部屋は小さいですが、清潔で快適です。</w:t>
+        <w:t xml:space="preserve">とても良い場所</w:t>
       </w:r>
     </w:p>
     <w:p>
@@ -7378,7 +7378,7 @@
           <w:sz w:val="22"/>
           <w:szCs w:val="22"/>
         </w:rPr>
-        <w:t xml:space="preserve">[2] Trip.com / 10点 / 2026-04-03</w:t>
+        <w:t xml:space="preserve">[2] Trip.com / 9点 / 2026-04-04</w:t>
       </w:r>
     </w:p>
     <w:p>
@@ -7393,7 +7393,7 @@
           <w:sz w:val="21"/>
           <w:szCs w:val="21"/>
         </w:rPr>
-        <w:t xml:space="preserve">立地は非常に便利で、サービスも良く、セルフサービスの荷物預かり所は融通が利く。設備は少し古いが、それでもまたここに泊まりたい。</w:t>
+        <w:t xml:space="preserve">立地は非常に便利で、電車や地下鉄の駅にも近いです。セルフチェックインはスムーズで、スタッフはとても丁寧です。部屋は小さいですが、清潔で快適です。</w:t>
       </w:r>
     </w:p>
     <w:p>
@@ -7414,7 +7414,43 @@
           <w:sz w:val="22"/>
           <w:szCs w:val="22"/>
         </w:rPr>
-        <w:t xml:space="preserve">[3] Booking.com / 10点 / 2026-04-02</w:t>
+        <w:t xml:space="preserve">[3] Trip.com / 10点 / 2026-04-03</w:t>
+      </w:r>
+    </w:p>
+    <w:p>
+      <w:pPr>
+        <w:spacing w:after="120" w:line="320"/>
+        <w:jc w:val="left"/>
+      </w:pPr>
+      <w:r>
+        <w:rPr>
+          <w:rFonts w:ascii="Arial" w:cs="Arial" w:eastAsia="Arial" w:hAnsi="Arial"/>
+          <w:color w:val="333333"/>
+          <w:sz w:val="21"/>
+          <w:szCs w:val="21"/>
+        </w:rPr>
+        <w:t xml:space="preserve">立地は非常に便利で、サービスも良く、セルフサービスの荷物預かり所は融通が利く。設備は少し古いが、それでもまたここに泊まりたい。</w:t>
+      </w:r>
+    </w:p>
+    <w:p>
+      <w:pPr>
+        <w:spacing w:after="60"/>
+      </w:pPr>
+    </w:p>
+    <w:p>
+      <w:pPr>
+        <w:spacing w:after="120" w:before="200"/>
+      </w:pPr>
+      <w:r>
+        <w:rPr>
+          <w:rFonts w:ascii="Arial" w:cs="Arial" w:eastAsia="Arial" w:hAnsi="Arial"/>
+          <w:b/>
+          <w:bCs/>
+          <w:color w:val="1B3A5C"/>
+          <w:sz w:val="22"/>
+          <w:szCs w:val="22"/>
+        </w:rPr>
+        <w:t xml:space="preserve">[4] Booking.com / 10点 / 2026-04-02</w:t>
       </w:r>
     </w:p>
     <w:p>
@@ -7476,7 +7512,7 @@
           <w:sz w:val="22"/>
           <w:szCs w:val="22"/>
         </w:rPr>
-        <w:t xml:space="preserve">[4] 楽天トラベル / 10点 / 2026-04-02</w:t>
+        <w:t xml:space="preserve">[5] 楽天トラベル / 10点 / 2026-04-02</w:t>
       </w:r>
     </w:p>
     <w:p>
@@ -7492,42 +7528,6 @@
           <w:szCs w:val="21"/>
         </w:rPr>
         <w:t xml:space="preserve">ありがとうございます</w:t>
-      </w:r>
-    </w:p>
-    <w:p>
-      <w:pPr>
-        <w:spacing w:after="60"/>
-      </w:pPr>
-    </w:p>
-    <w:p>
-      <w:pPr>
-        <w:spacing w:after="120" w:before="200"/>
-      </w:pPr>
-      <w:r>
-        <w:rPr>
-          <w:rFonts w:ascii="Arial" w:cs="Arial" w:eastAsia="Arial" w:hAnsi="Arial"/>
-          <w:b/>
-          <w:bCs/>
-          <w:color w:val="1B3A5C"/>
-          <w:sz w:val="22"/>
-          <w:szCs w:val="22"/>
-        </w:rPr>
-        <w:t xml:space="preserve">[5] Trip.com / 10点 / 2026-04-01</w:t>
-      </w:r>
-    </w:p>
-    <w:p>
-      <w:pPr>
-        <w:spacing w:after="120" w:line="320"/>
-        <w:jc w:val="left"/>
-      </w:pPr>
-      <w:r>
-        <w:rPr>
-          <w:rFonts w:ascii="Arial" w:cs="Arial" w:eastAsia="Arial" w:hAnsi="Arial"/>
-          <w:color w:val="333333"/>
-          <w:sz w:val="21"/>
-          <w:szCs w:val="21"/>
-        </w:rPr>
-        <w:t xml:space="preserve">池袋駅に近く、立地も抜群。周辺は活気があり、コンビニエンスストアも1階にあるなど、生活に必要な施設も充実しています。3人部屋と4人部屋があり、家族旅行に最適です。</w:t>
       </w:r>
     </w:p>
     <w:p>
@@ -7664,7 +7664,7 @@
                 <w:sz w:val="21"/>
                 <w:szCs w:val="21"/>
               </w:rPr>
-              <w:t xml:space="preserve">第一イン池袋は、全体平均9.49点（10点換算）、高評価率93.7%という非常に高い顧客満足度を維持しているホテルです。特に「立地・アクセス」「スタッフの対応」が多くのゲストから高く評価されています。</w:t>
+              <w:t xml:space="preserve">第一イン池袋は、全体平均9.50点（10点換算）、高評価率93.8%という非常に高い顧客満足度を維持しているホテルです。特に「立地・アクセス」「スタッフの対応」が多くのゲストから高く評価されています。</w:t>
             </w:r>
           </w:p>
           <w:p>

--- a/納品レポート/ホテル別レポート/daiichi_ikebukuro_口コミ分析改善レポート.docx
+++ b/納品レポート/ホテル別レポート/daiichi_ikebukuro_口コミ分析改善レポート.docx
@@ -96,7 +96,7 @@
           <w:sz w:val="22"/>
           <w:szCs w:val="22"/>
         </w:rPr>
-        <w:t xml:space="preserve">レビュー総数：84件（5サイト）</w:t>
+        <w:t xml:space="preserve">レビュー総数：85件（5サイト）</w:t>
       </w:r>
     </w:p>
     <w:p>
@@ -131,7 +131,7 @@
           <w:sz w:val="20"/>
           <w:szCs w:val="20"/>
         </w:rPr>
-        <w:t xml:space="preserve">作成日：2026年4月6日</w:t>
+        <w:t xml:space="preserve">作成日：2026年4月7日</w:t>
       </w:r>
     </w:p>
     <w:p>
@@ -189,7 +189,7 @@
           <w:sz w:val="21"/>
           <w:szCs w:val="21"/>
         </w:rPr>
-        <w:t xml:space="preserve">2026年3月〜4月に各OTAサイト・口コミサイトに投稿された84件のレビューを包括的に分析しました。以下が主要な発見事項です。</w:t>
+        <w:t xml:space="preserve">2026年3月〜4月に各OTAサイト・口コミサイトに投稿された85件のレビューを包括的に分析しました。以下が主要な発見事項です。</w:t>
       </w:r>
     </w:p>
     <w:p>
@@ -261,7 +261,7 @@
                 <w:sz w:val="36"/>
                 <w:szCs w:val="36"/>
               </w:rPr>
-              <w:t xml:space="preserve">9.44</w:t>
+              <w:t xml:space="preserve">9.40</w:t>
             </w:r>
           </w:p>
         </w:tc>
@@ -310,7 +310,7 @@
                 <w:sz w:val="36"/>
                 <w:szCs w:val="36"/>
               </w:rPr>
-              <w:t xml:space="preserve">91.7%</w:t>
+              <w:t xml:space="preserve">90.6%</w:t>
             </w:r>
           </w:p>
         </w:tc>
@@ -408,7 +408,7 @@
                 <w:sz w:val="36"/>
                 <w:szCs w:val="36"/>
               </w:rPr>
-              <w:t xml:space="preserve">84件</w:t>
+              <w:t xml:space="preserve">85件</w:t>
             </w:r>
           </w:p>
         </w:tc>
@@ -448,7 +448,7 @@
           <w:sz w:val="21"/>
           <w:szCs w:val="21"/>
         </w:rPr>
-        <w:t xml:space="preserve">全体平均スコア9.44点（10点換算）は非常に高い水準であり、91.7%が高評価（8-10点）に分類されます。低評価（1-4点）は2件（2.4%）で、ゲスト満足度は良好です。楽天トラベル（10.00点）で特に高い評価を獲得しています。</w:t>
+        <w:t xml:space="preserve">全体平均スコア9.40点（10点換算）は非常に高い水準であり、90.6%が高評価（8-10点）に分類されます。低評価（1-4点）は2件（2.4%）で、ゲスト満足度は良好です。楽天トラベル（10.00点）で特に高い評価を獲得しています。</w:t>
       </w:r>
     </w:p>
     <w:p>
@@ -567,7 +567,7 @@
                 <w:sz w:val="20"/>
                 <w:szCs w:val="20"/>
               </w:rPr>
-              <w:t xml:space="preserve">部屋の狭さ（11件）、エアコン・空調（10件）、浴室・水回り（7件）、設備の老朽化（5件）</w:t>
+              <w:t xml:space="preserve">部屋の狭さ（12件）、エアコン・空調（10件）、浴室・水回り（8件）、設備の老朽化（5件）</w:t>
             </w:r>
           </w:p>
           <w:p>
@@ -1716,7 +1716,7 @@
                 <w:sz w:val="20"/>
                 <w:szCs w:val="20"/>
               </w:rPr>
-              <w:t xml:space="preserve">17</w:t>
+              <w:t xml:space="preserve">18</w:t>
             </w:r>
           </w:p>
         </w:tc>
@@ -1751,7 +1751,7 @@
                 <w:sz w:val="20"/>
                 <w:szCs w:val="20"/>
               </w:rPr>
-              <w:t xml:space="preserve">4.59</w:t>
+              <w:t xml:space="preserve">4.5</w:t>
             </w:r>
           </w:p>
         </w:tc>
@@ -1821,7 +1821,7 @@
                 <w:sz w:val="20"/>
                 <w:szCs w:val="20"/>
               </w:rPr>
-              <w:t xml:space="preserve">9.18</w:t>
+              <w:t xml:space="preserve">9</w:t>
             </w:r>
           </w:p>
         </w:tc>
@@ -2171,7 +2171,7 @@
           <w:sz w:val="21"/>
           <w:szCs w:val="21"/>
         </w:rPr>
-        <w:t xml:space="preserve">評価分布は10点（73.8%）に最も多く、8点以上の高評価が91.7%を占め、高い顧客満足度を示しています。低評価（1-4点）は計2件（2.4%）です。</w:t>
+        <w:t xml:space="preserve">評価分布は10点（72.9%）に最も多く、8点以上の高評価が90.6%を占め、高い顧客満足度を示しています。低評価（1-4点）は計2件（2.4%）です。</w:t>
       </w:r>
     </w:p>
     <w:p>
@@ -2441,7 +2441,7 @@
                 <w:sz w:val="20"/>
                 <w:szCs w:val="20"/>
               </w:rPr>
-              <w:t xml:space="preserve">73.8%</w:t>
+              <w:t xml:space="preserve">72.9%</w:t>
             </w:r>
           </w:p>
         </w:tc>
@@ -2586,7 +2586,7 @@
                 <w:sz w:val="20"/>
                 <w:szCs w:val="20"/>
               </w:rPr>
-              <w:t xml:space="preserve">14.3%</w:t>
+              <w:t xml:space="preserve">14.1%</w:t>
             </w:r>
           </w:p>
         </w:tc>
@@ -2730,7 +2730,7 @@
                 <w:sz w:val="20"/>
                 <w:szCs w:val="20"/>
               </w:rPr>
-              <w:t xml:space="preserve">3.6%</w:t>
+              <w:t xml:space="preserve">3.5%</w:t>
             </w:r>
           </w:p>
         </w:tc>
@@ -2875,7 +2875,7 @@
                 <w:sz w:val="20"/>
                 <w:szCs w:val="20"/>
               </w:rPr>
-              <w:t xml:space="preserve">3.6%</w:t>
+              <w:t xml:space="preserve">3.5%</w:t>
             </w:r>
           </w:p>
         </w:tc>
@@ -2984,7 +2984,7 @@
                 <w:sz w:val="20"/>
                 <w:szCs w:val="20"/>
               </w:rPr>
-              <w:t xml:space="preserve">2</w:t>
+              <w:t xml:space="preserve">3</w:t>
             </w:r>
           </w:p>
         </w:tc>
@@ -3019,7 +3019,7 @@
                 <w:sz w:val="20"/>
                 <w:szCs w:val="20"/>
               </w:rPr>
-              <w:t xml:space="preserve">2.4%</w:t>
+              <w:t xml:space="preserve">3.5%</w:t>
             </w:r>
           </w:p>
         </w:tc>
@@ -3057,7 +3057,7 @@
                 <w:sz w:val="18"/>
                 <w:szCs w:val="18"/>
               </w:rPr>
-              <w:t xml:space="preserve"> 2件</w:t>
+              <w:t xml:space="preserve"> 3件</w:t>
             </w:r>
           </w:p>
         </w:tc>
@@ -3278,7 +3278,7 @@
                 <w:sz w:val="24"/>
                 <w:szCs w:val="24"/>
               </w:rPr>
-              <w:t xml:space="preserve">77件（91.7%）</w:t>
+              <w:t xml:space="preserve">77件（90.6%）</w:t>
             </w:r>
           </w:p>
         </w:tc>
@@ -3329,7 +3329,7 @@
                 <w:sz w:val="24"/>
                 <w:szCs w:val="24"/>
               </w:rPr>
-              <w:t xml:space="preserve">5件（6.0%）</w:t>
+              <w:t xml:space="preserve">6件（7.1%）</w:t>
             </w:r>
           </w:p>
         </w:tc>
@@ -3865,7 +3865,7 @@
                 <w:sz w:val="20"/>
                 <w:szCs w:val="20"/>
               </w:rPr>
-              <w:t xml:space="preserve">「周辺は活気があり、コンビニエンスストアも1階にあるなど、生活に必要な施設も充実しています」「立地が非常に良いホテルで、ショッピングやレストランにも近く、スタッフもとても親切です」</w:t>
+              <w:t xml:space="preserve">「階下にはファミリーマートの一蘭ラーメンがあり、徒歩約5分です」「周辺は活気があり、コンビニエンスストアも1階にあるなど、生活に必要な施設も充実しています」</w:t>
             </w:r>
           </w:p>
         </w:tc>
@@ -4653,7 +4653,7 @@
                 <w:sz w:val="20"/>
                 <w:szCs w:val="20"/>
               </w:rPr>
-              <w:t xml:space="preserve">重大・11件</w:t>
+              <w:t xml:space="preserve">重大・12件</w:t>
             </w:r>
           </w:p>
         </w:tc>
@@ -4931,7 +4931,7 @@
                 <w:sz w:val="20"/>
                 <w:szCs w:val="20"/>
               </w:rPr>
-              <w:t xml:space="preserve">重大・7件</w:t>
+              <w:t xml:space="preserve">重大・8件</w:t>
             </w:r>
           </w:p>
         </w:tc>
@@ -5209,7 +5209,7 @@
                 <w:sz w:val="20"/>
                 <w:szCs w:val="20"/>
               </w:rPr>
-              <w:t xml:space="preserve">中度・4件</w:t>
+              <w:t xml:space="preserve">重大・5件</w:t>
             </w:r>
           </w:p>
         </w:tc>
@@ -5280,7 +5280,7 @@
                 <w:sz w:val="20"/>
                 <w:szCs w:val="20"/>
               </w:rPr>
-              <w:t xml:space="preserve">窓・採光</w:t>
+              <w:t xml:space="preserve">清掃不備</w:t>
             </w:r>
           </w:p>
         </w:tc>
@@ -5314,7 +5314,7 @@
                 <w:sz w:val="20"/>
                 <w:szCs w:val="20"/>
               </w:rPr>
-              <w:t xml:space="preserve">เตียงขนาดกำลังดี มีแอร์แยก หน้าต่างเปิดได้ เดินทางสะดวกอย...</w:t>
+              <w:t xml:space="preserve">中の水はひどく汚れていましたが、排水されておらず、どれくらい放置されていたのかと思うとゾッとしました…</w:t>
             </w:r>
           </w:p>
         </w:tc>
@@ -5348,7 +5348,7 @@
                 <w:sz w:val="20"/>
                 <w:szCs w:val="20"/>
               </w:rPr>
-              <w:t xml:space="preserve">軽度・2件</w:t>
+              <w:t xml:space="preserve">中度・3件</w:t>
             </w:r>
           </w:p>
         </w:tc>
@@ -6511,7 +6511,7 @@
                 <w:sz w:val="20"/>
                 <w:szCs w:val="20"/>
               </w:rPr>
-              <w:t xml:space="preserve">9.44点</w:t>
+              <w:t xml:space="preserve">9.40点</w:t>
             </w:r>
           </w:p>
         </w:tc>
@@ -6651,7 +6651,7 @@
                 <w:sz w:val="20"/>
                 <w:szCs w:val="20"/>
               </w:rPr>
-              <w:t xml:space="preserve">91.7%</w:t>
+              <w:t xml:space="preserve">90.6%</w:t>
             </w:r>
           </w:p>
         </w:tc>
@@ -6686,7 +6686,7 @@
                 <w:sz w:val="20"/>
                 <w:szCs w:val="20"/>
               </w:rPr>
-              <w:t xml:space="preserve">94%以上</w:t>
+              <w:t xml:space="preserve">93%以上</w:t>
             </w:r>
           </w:p>
         </w:tc>
@@ -7211,7 +7211,7 @@
                 <w:sz w:val="20"/>
                 <w:szCs w:val="20"/>
               </w:rPr>
-              <w:t xml:space="preserve">約11件/期間</w:t>
+              <w:t xml:space="preserve">約12件/期間</w:t>
             </w:r>
           </w:p>
         </w:tc>
@@ -7246,7 +7246,7 @@
                 <w:sz w:val="20"/>
                 <w:szCs w:val="20"/>
               </w:rPr>
-              <w:t xml:space="preserve">5件以下</w:t>
+              <w:t xml:space="preserve">6件以下</w:t>
             </w:r>
           </w:p>
         </w:tc>
@@ -7558,7 +7558,7 @@
           <w:sz w:val="22"/>
           <w:szCs w:val="22"/>
         </w:rPr>
-        <w:t xml:space="preserve">[7] Google / 4点 / 2026-03-19</w:t>
+        <w:t xml:space="preserve">[7] Google / 6点 / 2026-04-05</w:t>
       </w:r>
     </w:p>
     <w:p>
@@ -7573,7 +7573,7 @@
           <w:sz w:val="21"/>
           <w:szCs w:val="21"/>
         </w:rPr>
-        <w:t xml:space="preserve">窓からの音がうるさかった。</w:t>
+        <w:t xml:space="preserve">デメリット: 1. 部屋が本当に狭すぎました！スーツケース2つを完全に開けることもできず、バスルームも非常に狭く、ズボンを脱ぐとトイレに手が届きそうでした…。 2. また、チェックイン時に除湿機を動かそうとしたところ、持ち上げただけで床に水がこぼれてしまいました。除湿機の中の水はとても汚れていましたが、空にしていませんでした。どれくらいそこに放置されていたのか分かりませんが、考えるだけで不快...</w:t>
       </w:r>
     </w:p>
     <w:p>
@@ -7594,7 +7594,43 @@
           <w:sz w:val="22"/>
           <w:szCs w:val="22"/>
         </w:rPr>
-        <w:t xml:space="preserve">[8] Agoda / 4点 / 2026-03-09</w:t>
+        <w:t xml:space="preserve">[8] Google / 4点 / 2026-03-19</w:t>
+      </w:r>
+    </w:p>
+    <w:p>
+      <w:pPr>
+        <w:spacing w:after="120" w:line="320"/>
+        <w:jc w:val="left"/>
+      </w:pPr>
+      <w:r>
+        <w:rPr>
+          <w:rFonts w:ascii="Arial" w:cs="Arial" w:eastAsia="Arial" w:hAnsi="Arial"/>
+          <w:color w:val="333333"/>
+          <w:sz w:val="21"/>
+          <w:szCs w:val="21"/>
+        </w:rPr>
+        <w:t xml:space="preserve">窓からの音がうるさかった。</w:t>
+      </w:r>
+    </w:p>
+    <w:p>
+      <w:pPr>
+        <w:spacing w:after="60"/>
+      </w:pPr>
+    </w:p>
+    <w:p>
+      <w:pPr>
+        <w:spacing w:after="120" w:before="200"/>
+      </w:pPr>
+      <w:r>
+        <w:rPr>
+          <w:rFonts w:ascii="Arial" w:cs="Arial" w:eastAsia="Arial" w:hAnsi="Arial"/>
+          <w:b/>
+          <w:bCs/>
+          <w:color w:val="1B3A5C"/>
+          <w:sz w:val="22"/>
+          <w:szCs w:val="22"/>
+        </w:rPr>
+        <w:t xml:space="preserve">[9] Agoda / 4点 / 2026-03-09</w:t>
       </w:r>
     </w:p>
     <w:p>
@@ -7674,7 +7710,7 @@
                 <w:sz w:val="21"/>
                 <w:szCs w:val="21"/>
               </w:rPr>
-              <w:t xml:space="preserve">第一イン池袋は、全体平均9.44点（10点換算）、高評価率91.7%という非常に高い顧客満足度を維持しているホテルです。特に「立地・アクセス」「スタッフの対応」が多くのゲストから高く評価されています。</w:t>
+              <w:t xml:space="preserve">第一イン池袋は、全体平均9.40点（10点換算）、高評価率90.6%という非常に高い顧客満足度を維持しているホテルです。特に「立地・アクセス」「スタッフの対応」が多くのゲストから高く評価されています。</w:t>
             </w:r>
           </w:p>
           <w:p>

--- a/納品レポート/ホテル別レポート/daiichi_ikebukuro_口コミ分析改善レポート.docx
+++ b/納品レポート/ホテル別レポート/daiichi_ikebukuro_口コミ分析改善レポート.docx
@@ -131,7 +131,7 @@
           <w:sz w:val="20"/>
           <w:szCs w:val="20"/>
         </w:rPr>
-        <w:t xml:space="preserve">作成日：2026年4月7日</w:t>
+        <w:t xml:space="preserve">作成日：2026年4月8日</w:t>
       </w:r>
     </w:p>
     <w:p>
@@ -3758,7 +3758,7 @@
                 <w:sz w:val="20"/>
                 <w:szCs w:val="20"/>
               </w:rPr>
-              <w:t xml:space="preserve">「受付スタッフは親切で丁寧で、チェックインもスムーズでした」「24時間対応のフロントスタッフは流暢な英語を話し、親切です」</w:t>
+              <w:t xml:space="preserve">「受付スタッフは親切で丁寧な対応をしてくれ、チェックインもスムーズでした」「24時間対応のフロントスタッフは流暢な英語を話し、親切です」</w:t>
             </w:r>
           </w:p>
         </w:tc>
@@ -4314,7 +4314,7 @@
           <w:sz w:val="21"/>
           <w:szCs w:val="21"/>
         </w:rPr>
-        <w:t xml:space="preserve">スタッフの対応に関するポジティブな評価も多く寄せられています。「受付スタッフは親切で丁寧で、チェックインもスムーズでした」といったコメントが見られます。</w:t>
+        <w:t xml:space="preserve">スタッフの対応に関するポジティブな評価も多く寄せられています。「受付スタッフは親切で丁寧な対応をしてくれ、チェックインもスムーズでした」といったコメントが見られます。</w:t>
       </w:r>
     </w:p>
     <w:p>
@@ -5036,7 +5036,7 @@
                 <w:sz w:val="20"/>
                 <w:szCs w:val="20"/>
               </w:rPr>
-              <w:t xml:space="preserve">設備は少し古いが、それでもまたここに泊まりたい</w:t>
+              <w:t xml:space="preserve">設備は少し古いですが、それでもまたここに泊まりたいと思います</w:t>
             </w:r>
           </w:p>
         </w:tc>
@@ -7501,7 +7501,7 @@
           <w:sz w:val="21"/>
           <w:szCs w:val="21"/>
         </w:rPr>
-        <w:t xml:space="preserve">立地は非常に便利で、サービスも良く、セルフサービスの荷物預かり所は融通が利く。設備は少し古いが、それでもまたここに泊まりたい。</w:t>
+        <w:t xml:space="preserve">立地は非常に便利で、サービスも良く、セルフサービスの荷物預かり所もとても便利です。設備は少し古いですが、それでもまたここに泊まりたいと思います。</w:t>
       </w:r>
     </w:p>
     <w:p>

--- a/納品レポート/ホテル別レポート/daiichi_ikebukuro_口コミ分析改善レポート.docx
+++ b/納品レポート/ホテル別レポート/daiichi_ikebukuro_口コミ分析改善レポート.docx
@@ -131,7 +131,7 @@
           <w:sz w:val="20"/>
           <w:szCs w:val="20"/>
         </w:rPr>
-        <w:t xml:space="preserve">作成日：2026年4月10日</w:t>
+        <w:t xml:space="preserve">作成日：2026年4月11日</w:t>
       </w:r>
     </w:p>
     <w:p>
@@ -7351,7 +7351,7 @@
           <w:sz w:val="21"/>
           <w:szCs w:val="21"/>
         </w:rPr>
-        <w:t xml:space="preserve">狭すぎて、荷物を置くスペースがありませんでした。朝食はスクランブルエッグ、パスタ、白米、カレー、味噌汁、パン、焼きソーセージでした。とても簡素なものでした。中華料理は私の口には合いませんでした。</w:t>
+        <w:t xml:space="preserve">部屋が狭すぎて、荷物を置くスペースがありませんでした。朝食はスクランブルエッグ、パスタ、白米、カレー、味噌汁、パン、焼きソーセージでした。とてもシンプルなものでした。中華料理は私の口には合いませんでした。</w:t>
       </w:r>
     </w:p>
     <w:p>

--- a/納品レポート/ホテル別レポート/daiichi_ikebukuro_口コミ分析改善レポート.docx
+++ b/納品レポート/ホテル別レポート/daiichi_ikebukuro_口コミ分析改善レポート.docx
@@ -131,7 +131,7 @@
           <w:sz w:val="20"/>
           <w:szCs w:val="20"/>
         </w:rPr>
-        <w:t xml:space="preserve">作成日：2026年4月11日</w:t>
+        <w:t xml:space="preserve">作成日：2026年4月13日</w:t>
       </w:r>
     </w:p>
     <w:p>
@@ -7279,7 +7279,7 @@
           <w:sz w:val="21"/>
           <w:szCs w:val="21"/>
         </w:rPr>
-        <w:t xml:space="preserve">池袋東口から徒歩わずか3分と非常に便利です。部屋は広々としており、シングルルームでもスーツケースを全開にしてもまだ余裕があります。チェックアウト時には荷物預かりサービスも利用できます。ぜひまた利用したいホテルです。</w:t>
+        <w:t xml:space="preserve">池袋東口から徒歩わずか3分と非常に近いです。部屋は広々としていて、シングルルームでもスーツケースを全開にしてもまだ余裕があります。チェックアウト時には荷物預かりサービスも利用できます。ぜひまた利用したいホテルです。</w:t>
       </w:r>
     </w:p>
     <w:p>
@@ -7351,7 +7351,7 @@
           <w:sz w:val="21"/>
           <w:szCs w:val="21"/>
         </w:rPr>
-        <w:t xml:space="preserve">部屋が狭すぎて、荷物を置くスペースがありませんでした。朝食はスクランブルエッグ、パスタ、白米、カレー、味噌汁、パン、焼きソーセージでした。とてもシンプルなものでした。中華料理は私の口には合いませんでした。</w:t>
+        <w:t xml:space="preserve">狭すぎて、荷物を置くスペースがありませんでした。朝食はスクランブルエッグ、パスタ、白米、カレー、味噌汁、パン、焼きソーセージでした。とても簡素なものでした。中華料理は私の口には合いませんでした。</w:t>
       </w:r>
     </w:p>
     <w:p>

--- a/納品レポート/ホテル別レポート/daiichi_ikebukuro_口コミ分析改善レポート.docx
+++ b/納品レポート/ホテル別レポート/daiichi_ikebukuro_口コミ分析改善レポート.docx
@@ -131,7 +131,7 @@
           <w:sz w:val="20"/>
           <w:szCs w:val="20"/>
         </w:rPr>
-        <w:t xml:space="preserve">作成日：2026年4月13日</w:t>
+        <w:t xml:space="preserve">作成日：2026年4月15日</w:t>
       </w:r>
     </w:p>
     <w:p>
@@ -567,7 +567,7 @@
                 <w:sz w:val="20"/>
                 <w:szCs w:val="20"/>
               </w:rPr>
-              <w:t xml:space="preserve">部屋の狭さ（10件）、エアコン・空調（10件）、浴室・水回り（6件）、設備の老朽化（4件）</w:t>
+              <w:t xml:space="preserve">エアコン・空調（10件）、部屋の狭さ（9件）、浴室・水回り（6件）、設備の老朽化（4件）</w:t>
             </w:r>
           </w:p>
           <w:p>
@@ -4585,7 +4585,7 @@
                 <w:sz w:val="20"/>
                 <w:szCs w:val="20"/>
               </w:rPr>
-              <w:t xml:space="preserve">部屋の狭さ</w:t>
+              <w:t xml:space="preserve">エアコン・空調</w:t>
             </w:r>
           </w:p>
         </w:tc>
@@ -4619,7 +4619,7 @@
                 <w:sz w:val="20"/>
                 <w:szCs w:val="20"/>
               </w:rPr>
-              <w:t xml:space="preserve">部屋は狭いですが、許容範囲です</w:t>
+              <w:t xml:space="preserve">Is a very good location hotel, so close to shopping and d...</w:t>
             </w:r>
           </w:p>
         </w:tc>
@@ -4724,7 +4724,7 @@
                 <w:sz w:val="20"/>
                 <w:szCs w:val="20"/>
               </w:rPr>
-              <w:t xml:space="preserve">エアコン・空調</w:t>
+              <w:t xml:space="preserve">部屋の狭さ</w:t>
             </w:r>
           </w:p>
         </w:tc>
@@ -4758,7 +4758,7 @@
                 <w:sz w:val="20"/>
                 <w:szCs w:val="20"/>
               </w:rPr>
-              <w:t xml:space="preserve">Is a very good location hotel, so close to shopping and d...</w:t>
+              <w:t xml:space="preserve">部屋は狭いですが、許容範囲です</w:t>
             </w:r>
           </w:p>
         </w:tc>
@@ -4792,7 +4792,7 @@
                 <w:sz w:val="20"/>
                 <w:szCs w:val="20"/>
               </w:rPr>
-              <w:t xml:space="preserve">重大・10件</w:t>
+              <w:t xml:space="preserve">重大・9件</w:t>
             </w:r>
           </w:p>
         </w:tc>
@@ -7098,7 +7098,7 @@
                 <w:sz w:val="20"/>
                 <w:szCs w:val="20"/>
               </w:rPr>
-              <w:t xml:space="preserve">部屋の狭さクレーム</w:t>
+              <w:t xml:space="preserve">エアコン・空調クレーム</w:t>
             </w:r>
           </w:p>
         </w:tc>
@@ -7351,7 +7351,7 @@
           <w:sz w:val="21"/>
           <w:szCs w:val="21"/>
         </w:rPr>
-        <w:t xml:space="preserve">狭すぎて、荷物を置くスペースがありませんでした。朝食はスクランブルエッグ、パスタ、白米、カレー、味噌汁、パン、焼きソーセージでした。とても簡素なものでした。中華料理は私の口には合いませんでした。</w:t>
+        <w:t xml:space="preserve">部屋が狭すぎて、荷物を置くスペースがありませんでした。朝食はスクランブルエッグ、パスタ、白米、カレー、味噌汁、パン、焼きソーセージでした。とてもシンプルなものでした。中華料理は私の口には合いませんでした。</w:t>
       </w:r>
     </w:p>
     <w:p>
@@ -7574,7 +7574,7 @@
                 <w:sz w:val="21"/>
                 <w:szCs w:val="21"/>
               </w:rPr>
-              <w:t xml:space="preserve">改善課題としては、部屋の狭さ、エアコン・空調、浴室・水回りが主要なテーマとして浮上しています。ただし、これらの課題を指摘するゲストの多くも他の面では高い評価を付けており、ネガティブ要素が全体評価を大きく押し下げているわけではありません。</w:t>
+              <w:t xml:space="preserve">改善課題としては、エアコン・空調、部屋の狭さ、浴室・水回りが主要なテーマとして浮上しています。ただし、これらの課題を指摘するゲストの多くも他の面では高い評価を付けており、ネガティブ要素が全体評価を大きく押し下げているわけではありません。</w:t>
             </w:r>
           </w:p>
           <w:p>

--- a/納品レポート/ホテル別レポート/daiichi_ikebukuro_口コミ分析改善レポート.docx
+++ b/納品レポート/ホテル別レポート/daiichi_ikebukuro_口コミ分析改善レポート.docx
@@ -131,7 +131,7 @@
           <w:sz w:val="20"/>
           <w:szCs w:val="20"/>
         </w:rPr>
-        <w:t xml:space="preserve">作成日：2026年4月16日</w:t>
+        <w:t xml:space="preserve">作成日：2026年4月20日</w:t>
       </w:r>
     </w:p>
     <w:p>
@@ -567,7 +567,7 @@
                 <w:sz w:val="20"/>
                 <w:szCs w:val="20"/>
               </w:rPr>
-              <w:t xml:space="preserve">エアコン・空調（10件）、部屋の狭さ（9件）、浴室・水回り（6件）、設備の老朽化（4件）</w:t>
+              <w:t xml:space="preserve">部屋の狭さ（10件）、エアコン・空調（10件）、浴室・水回り（6件）、設備の老朽化（4件）</w:t>
             </w:r>
           </w:p>
           <w:p>
@@ -4585,7 +4585,7 @@
                 <w:sz w:val="20"/>
                 <w:szCs w:val="20"/>
               </w:rPr>
-              <w:t xml:space="preserve">エアコン・空調</w:t>
+              <w:t xml:space="preserve">部屋の狭さ</w:t>
             </w:r>
           </w:p>
         </w:tc>
@@ -4619,7 +4619,7 @@
                 <w:sz w:val="20"/>
                 <w:szCs w:val="20"/>
               </w:rPr>
-              <w:t xml:space="preserve">Is a very good location hotel, so close to shopping and d...</w:t>
+              <w:t xml:space="preserve">部屋は狭いですが、許容範囲です</w:t>
             </w:r>
           </w:p>
         </w:tc>
@@ -4724,7 +4724,7 @@
                 <w:sz w:val="20"/>
                 <w:szCs w:val="20"/>
               </w:rPr>
-              <w:t xml:space="preserve">部屋の狭さ</w:t>
+              <w:t xml:space="preserve">エアコン・空調</w:t>
             </w:r>
           </w:p>
         </w:tc>
@@ -4758,7 +4758,7 @@
                 <w:sz w:val="20"/>
                 <w:szCs w:val="20"/>
               </w:rPr>
-              <w:t xml:space="preserve">部屋は狭いですが、許容範囲です</w:t>
+              <w:t xml:space="preserve">Is a very good location hotel, so close to shopping and d...</w:t>
             </w:r>
           </w:p>
         </w:tc>
@@ -4792,7 +4792,7 @@
                 <w:sz w:val="20"/>
                 <w:szCs w:val="20"/>
               </w:rPr>
-              <w:t xml:space="preserve">重大・9件</w:t>
+              <w:t xml:space="preserve">重大・10件</w:t>
             </w:r>
           </w:p>
         </w:tc>
@@ -7098,7 +7098,7 @@
                 <w:sz w:val="20"/>
                 <w:szCs w:val="20"/>
               </w:rPr>
-              <w:t xml:space="preserve">エアコン・空調クレーム</w:t>
+              <w:t xml:space="preserve">部屋の狭さクレーム</w:t>
             </w:r>
           </w:p>
         </w:tc>
@@ -7279,7 +7279,7 @@
           <w:sz w:val="21"/>
           <w:szCs w:val="21"/>
         </w:rPr>
-        <w:t xml:space="preserve">池袋東口から徒歩わずか3分と非常に便利です。部屋は広々としており、シングルルームでもスーツケースを全開にしてもまだ余裕があります。チェックアウト時には荷物預かりサービスも利用できます。ぜひまた利用したいホテルです。</w:t>
+        <w:t xml:space="preserve">池袋東口から徒歩わずか3分と非常に近いです。部屋は広々としていて、シングルルームでもスーツケースを全開にしてもまだ余裕があります。チェックアウト時には荷物預かりサービスも利用できます。ぜひまた利用したいホテルです。</w:t>
       </w:r>
     </w:p>
     <w:p>
@@ -7574,7 +7574,7 @@
                 <w:sz w:val="21"/>
                 <w:szCs w:val="21"/>
               </w:rPr>
-              <w:t xml:space="preserve">改善課題としては、エアコン・空調、部屋の狭さ、浴室・水回りが主要なテーマとして浮上しています。ただし、これらの課題を指摘するゲストの多くも他の面では高い評価を付けており、ネガティブ要素が全体評価を大きく押し下げているわけではありません。</w:t>
+              <w:t xml:space="preserve">改善課題としては、部屋の狭さ、エアコン・空調、浴室・水回りが主要なテーマとして浮上しています。ただし、これらの課題を指摘するゲストの多くも他の面では高い評価を付けており、ネガティブ要素が全体評価を大きく押し下げているわけではありません。</w:t>
             </w:r>
           </w:p>
           <w:p>

--- a/納品レポート/ホテル別レポート/daiichi_ikebukuro_口コミ分析改善レポート.docx
+++ b/納品レポート/ホテル別レポート/daiichi_ikebukuro_口コミ分析改善レポート.docx
@@ -131,7 +131,7 @@
           <w:sz w:val="20"/>
           <w:szCs w:val="20"/>
         </w:rPr>
-        <w:t xml:space="preserve">作成日：2026年4月20日</w:t>
+        <w:t xml:space="preserve">作成日：2026年4月21日</w:t>
       </w:r>
     </w:p>
     <w:p>

--- a/納品レポート/ホテル別レポート/daiichi_ikebukuro_口コミ分析改善レポート.docx
+++ b/納品レポート/ホテル別レポート/daiichi_ikebukuro_口コミ分析改善レポート.docx
@@ -131,7 +131,7 @@
           <w:sz w:val="20"/>
           <w:szCs w:val="20"/>
         </w:rPr>
-        <w:t xml:space="preserve">作成日：2026年4月21日</w:t>
+        <w:t xml:space="preserve">作成日：2026年4月22日</w:t>
       </w:r>
     </w:p>
     <w:p>
